--- a/DevLog.docx
+++ b/DevLog.docx
@@ -179,21 +179,7 @@
         <w:rPr>
           <w:lang w:val="en-US"/>
         </w:rPr>
-        <w:t xml:space="preserve"> and it is </w:t>
-      </w:r>
-      <w:proofErr w:type="gramStart"/>
-      <w:r>
-        <w:rPr>
-          <w:lang w:val="en-US"/>
-        </w:rPr>
-        <w:t>converting</w:t>
-      </w:r>
-      <w:proofErr w:type="gramEnd"/>
-      <w:r>
-        <w:rPr>
-          <w:lang w:val="en-US"/>
-        </w:rPr>
-        <w:t xml:space="preserve"> from a bigger data type to a smaller one like </w:t>
+        <w:t xml:space="preserve"> and it is converting from a bigger data type to a smaller one like </w:t>
       </w:r>
     </w:p>
     <w:p>
@@ -494,7 +480,6 @@
         <w:t xml:space="preserve">python -m </w:t>
       </w:r>
       <w:proofErr w:type="spellStart"/>
-      <w:proofErr w:type="gramStart"/>
       <w:r>
         <w:rPr>
           <w:lang w:val="en-US"/>
@@ -506,14 +491,7 @@
         <w:rPr>
           <w:lang w:val="en-US"/>
         </w:rPr>
-        <w:t xml:space="preserve">  &lt;</w:t>
-      </w:r>
-      <w:proofErr w:type="gramEnd"/>
-      <w:r>
-        <w:rPr>
-          <w:lang w:val="en-US"/>
-        </w:rPr>
-        <w:t>project name&gt; to create a python environment basically where you can set the python version and dependencies (libraries – stuff that aren’t part of your code maybe external you can make use of) for just this project so it doesn’t get mixed up</w:t>
+        <w:t xml:space="preserve">  &lt;project name&gt; to create a python environment basically where you can set the python version and dependencies (libraries – stuff that aren’t part of your code maybe external you can make use of) for just this project so it doesn’t get mixed up</w:t>
       </w:r>
     </w:p>
     <w:p>
@@ -669,6 +647,262 @@
         </w:rPr>
         <w:t>print(x) = 8</w:t>
       </w:r>
+    </w:p>
+    <w:p>
+      <w:pPr>
+        <w:rPr>
+          <w:lang w:val="en-US"/>
+        </w:rPr>
+      </w:pPr>
+    </w:p>
+    <w:p>
+      <w:pPr>
+        <w:rPr>
+          <w:lang w:val="en-US"/>
+        </w:rPr>
+      </w:pPr>
+    </w:p>
+    <w:p>
+      <w:pPr>
+        <w:rPr>
+          <w:lang w:val="en-US"/>
+        </w:rPr>
+      </w:pPr>
+    </w:p>
+    <w:p>
+      <w:pPr>
+        <w:rPr>
+          <w:lang w:val="en-US"/>
+        </w:rPr>
+      </w:pPr>
+    </w:p>
+    <w:p>
+      <w:pPr>
+        <w:rPr>
+          <w:lang w:val="en-US"/>
+        </w:rPr>
+      </w:pPr>
+    </w:p>
+    <w:p>
+      <w:pPr>
+        <w:rPr>
+          <w:lang w:val="en-US"/>
+        </w:rPr>
+      </w:pPr>
+      <w:r>
+        <w:rPr>
+          <w:lang w:val="en-US"/>
+        </w:rPr>
+        <w:lastRenderedPageBreak/>
+        <w:t xml:space="preserve">Day 2: </w:t>
+      </w:r>
+    </w:p>
+    <w:p>
+      <w:pPr>
+        <w:rPr>
+          <w:lang w:val="en-US"/>
+        </w:rPr>
+      </w:pPr>
+      <w:r>
+        <w:rPr>
+          <w:lang w:val="en-US"/>
+        </w:rPr>
+        <w:t>-</w:t>
+      </w:r>
+    </w:p>
+    <w:p>
+      <w:pPr>
+        <w:rPr>
+          <w:lang w:val="en-US"/>
+        </w:rPr>
+      </w:pPr>
+      <w:r>
+        <w:rPr>
+          <w:lang w:val="en-US"/>
+        </w:rPr>
+        <w:t>Day 3:</w:t>
+      </w:r>
+    </w:p>
+    <w:p>
+      <w:pPr>
+        <w:pStyle w:val="ListParagraph"/>
+        <w:numPr>
+          <w:ilvl w:val="0"/>
+          <w:numId w:val="1"/>
+        </w:numPr>
+        <w:rPr>
+          <w:lang w:val="en-US"/>
+        </w:rPr>
+      </w:pPr>
+      <w:r>
+        <w:rPr>
+          <w:lang w:val="en-US"/>
+        </w:rPr>
+        <w:t xml:space="preserve">For </w:t>
+      </w:r>
+      <w:proofErr w:type="spellStart"/>
+      <w:r>
+        <w:rPr>
+          <w:lang w:val="en-US"/>
+        </w:rPr>
+        <w:t>CSharp</w:t>
+      </w:r>
+      <w:proofErr w:type="spellEnd"/>
+      <w:r>
+        <w:rPr>
+          <w:lang w:val="en-US"/>
+        </w:rPr>
+        <w:t xml:space="preserve"> you can define variables and let them be dynamically assigned to a type using ‘var’ or define and assign them a variable when created</w:t>
+      </w:r>
+    </w:p>
+    <w:p>
+      <w:pPr>
+        <w:pStyle w:val="ListParagraph"/>
+        <w:numPr>
+          <w:ilvl w:val="1"/>
+          <w:numId w:val="1"/>
+        </w:numPr>
+        <w:rPr>
+          <w:lang w:val="en-US"/>
+        </w:rPr>
+      </w:pPr>
+      <w:r>
+        <w:rPr>
+          <w:lang w:val="en-US"/>
+        </w:rPr>
+        <w:t>var x = “---”</w:t>
+      </w:r>
+    </w:p>
+    <w:p>
+      <w:pPr>
+        <w:pStyle w:val="ListParagraph"/>
+        <w:numPr>
+          <w:ilvl w:val="1"/>
+          <w:numId w:val="1"/>
+        </w:numPr>
+        <w:rPr>
+          <w:lang w:val="en-US"/>
+        </w:rPr>
+      </w:pPr>
+      <w:r>
+        <w:rPr>
+          <w:lang w:val="en-US"/>
+        </w:rPr>
+        <w:t>String x = “---</w:t>
+      </w:r>
+      <w:r>
+        <w:rPr>
+          <w:lang w:val="en-US"/>
+        </w:rPr>
+        <w:t>”</w:t>
+      </w:r>
+    </w:p>
+    <w:p>
+      <w:pPr>
+        <w:pStyle w:val="ListParagraph"/>
+        <w:numPr>
+          <w:ilvl w:val="0"/>
+          <w:numId w:val="1"/>
+        </w:numPr>
+        <w:rPr>
+          <w:lang w:val="en-US"/>
+        </w:rPr>
+      </w:pPr>
+      <w:r>
+        <w:rPr>
+          <w:lang w:val="en-US"/>
+        </w:rPr>
+        <w:t>Add a break to all of your switch cases or it just runs everything</w:t>
+      </w:r>
+    </w:p>
+    <w:p>
+      <w:pPr>
+        <w:pStyle w:val="ListParagraph"/>
+        <w:numPr>
+          <w:ilvl w:val="0"/>
+          <w:numId w:val="1"/>
+        </w:numPr>
+        <w:rPr>
+          <w:lang w:val="en-US"/>
+        </w:rPr>
+      </w:pPr>
+      <w:r>
+        <w:rPr>
+          <w:lang w:val="en-US"/>
+        </w:rPr>
+        <w:t xml:space="preserve">While </w:t>
+      </w:r>
+      <w:proofErr w:type="spellStart"/>
+      <w:r>
+        <w:rPr>
+          <w:lang w:val="en-US"/>
+        </w:rPr>
+        <w:t>claude</w:t>
+      </w:r>
+      <w:proofErr w:type="spellEnd"/>
+      <w:r>
+        <w:rPr>
+          <w:lang w:val="en-US"/>
+        </w:rPr>
+        <w:t xml:space="preserve"> is answering/thinking about a question you can use /btw to ask it a side question without interrupting its current process</w:t>
+      </w:r>
+      <w:r>
+        <w:rPr>
+          <w:lang w:val="en-US"/>
+        </w:rPr>
+        <w:t xml:space="preserve"> </w:t>
+      </w:r>
+    </w:p>
+    <w:p>
+      <w:pPr>
+        <w:pStyle w:val="ListParagraph"/>
+        <w:numPr>
+          <w:ilvl w:val="0"/>
+          <w:numId w:val="1"/>
+        </w:numPr>
+        <w:rPr>
+          <w:lang w:val="en-US"/>
+        </w:rPr>
+      </w:pPr>
+      <w:r>
+        <w:rPr>
+          <w:lang w:val="en-US"/>
+        </w:rPr>
+        <w:t>(On behalf of Day 2): Conditions are statements used to decide which part the code flow should take or the outcome of written code.</w:t>
+      </w:r>
+    </w:p>
+    <w:p>
+      <w:pPr>
+        <w:rPr>
+          <w:lang w:val="en-US"/>
+        </w:rPr>
+      </w:pPr>
+      <w:r>
+        <w:rPr>
+          <w:lang w:val="en-US"/>
+        </w:rPr>
+        <w:t>Day 4:</w:t>
+      </w:r>
+    </w:p>
+    <w:p>
+      <w:pPr>
+        <w:rPr>
+          <w:lang w:val="en-US"/>
+        </w:rPr>
+      </w:pPr>
+      <w:r>
+        <w:rPr>
+          <w:lang w:val="en-US"/>
+        </w:rPr>
+        <w:t>-</w:t>
+      </w:r>
+    </w:p>
+    <w:p>
+      <w:pPr>
+        <w:rPr>
+          <w:lang w:val="en-US"/>
+        </w:rPr>
+      </w:pPr>
     </w:p>
     <w:p>
       <w:pPr>

--- a/DevLog.docx
+++ b/DevLog.docx
@@ -66,21 +66,7 @@
         <w:rPr>
           <w:lang w:val="en-US"/>
         </w:rPr>
-        <w:t xml:space="preserve">git clone &lt;repository </w:t>
-      </w:r>
-      <w:proofErr w:type="spellStart"/>
-      <w:r>
-        <w:rPr>
-          <w:lang w:val="en-US"/>
-        </w:rPr>
-        <w:t>url</w:t>
-      </w:r>
-      <w:proofErr w:type="spellEnd"/>
-      <w:r>
-        <w:rPr>
-          <w:lang w:val="en-US"/>
-        </w:rPr>
-        <w:t xml:space="preserve"> http… or ssh&gt;to add repositories that already exist to your local system</w:t>
+        <w:t>git clone &lt;repository url http… or ssh&gt;to add repositories that already exist to your local system</w:t>
       </w:r>
     </w:p>
     <w:p>
@@ -98,21 +84,7 @@
         <w:rPr>
           <w:lang w:val="en-US"/>
         </w:rPr>
-        <w:t xml:space="preserve">git </w:t>
-      </w:r>
-      <w:proofErr w:type="spellStart"/>
-      <w:r>
-        <w:rPr>
-          <w:lang w:val="en-US"/>
-        </w:rPr>
-        <w:t>init</w:t>
-      </w:r>
-      <w:proofErr w:type="spellEnd"/>
-      <w:r>
-        <w:rPr>
-          <w:lang w:val="en-US"/>
-        </w:rPr>
-        <w:t xml:space="preserve"> in the folder you want to put your project or git init &lt;file path including your project&gt; to initialize yours</w:t>
+        <w:t>git init in the folder you want to put your project or git init &lt;file path including your project&gt; to initialize yours</w:t>
       </w:r>
     </w:p>
     <w:p>
@@ -197,21 +169,7 @@
         <w:rPr>
           <w:lang w:val="en-US"/>
         </w:rPr>
-        <w:t xml:space="preserve">double </w:t>
-      </w:r>
-      <w:proofErr w:type="spellStart"/>
-      <w:r>
-        <w:rPr>
-          <w:lang w:val="en-US"/>
-        </w:rPr>
-        <w:t>myNum</w:t>
-      </w:r>
-      <w:proofErr w:type="spellEnd"/>
-      <w:r>
-        <w:rPr>
-          <w:lang w:val="en-US"/>
-        </w:rPr>
-        <w:t xml:space="preserve"> = 9.87;</w:t>
+        <w:t>double myNum = 9.87;</w:t>
       </w:r>
     </w:p>
     <w:p>
@@ -229,35 +187,7 @@
         <w:rPr>
           <w:lang w:val="en-US"/>
         </w:rPr>
-        <w:t xml:space="preserve">int </w:t>
-      </w:r>
-      <w:proofErr w:type="spellStart"/>
-      <w:r>
-        <w:rPr>
-          <w:lang w:val="en-US"/>
-        </w:rPr>
-        <w:t>myNumInt</w:t>
-      </w:r>
-      <w:proofErr w:type="spellEnd"/>
-      <w:r>
-        <w:rPr>
-          <w:lang w:val="en-US"/>
-        </w:rPr>
-        <w:t xml:space="preserve"> = (int) </w:t>
-      </w:r>
-      <w:proofErr w:type="spellStart"/>
-      <w:r>
-        <w:rPr>
-          <w:lang w:val="en-US"/>
-        </w:rPr>
-        <w:t>myNum</w:t>
-      </w:r>
-      <w:proofErr w:type="spellEnd"/>
-      <w:r>
-        <w:rPr>
-          <w:lang w:val="en-US"/>
-        </w:rPr>
-        <w:t>;</w:t>
+        <w:t>int myNumInt = (int) myNum;</w:t>
       </w:r>
     </w:p>
     <w:p>
@@ -271,33 +201,11 @@
           <w:lang w:val="en-US"/>
         </w:rPr>
       </w:pPr>
-      <w:proofErr w:type="spellStart"/>
-      <w:r>
-        <w:rPr>
-          <w:lang w:val="en-US"/>
-        </w:rPr>
-        <w:t>System.out.println</w:t>
-      </w:r>
-      <w:proofErr w:type="spellEnd"/>
-      <w:r>
-        <w:rPr>
-          <w:lang w:val="en-US"/>
-        </w:rPr>
-        <w:t>(</w:t>
-      </w:r>
-      <w:proofErr w:type="spellStart"/>
-      <w:r>
-        <w:rPr>
-          <w:lang w:val="en-US"/>
-        </w:rPr>
-        <w:t>myNumInt</w:t>
-      </w:r>
-      <w:proofErr w:type="spellEnd"/>
-      <w:r>
-        <w:rPr>
-          <w:lang w:val="en-US"/>
-        </w:rPr>
-        <w:t>); = 9</w:t>
+      <w:r>
+        <w:rPr>
+          <w:lang w:val="en-US"/>
+        </w:rPr>
+        <w:t>System.out.println(myNumInt); = 9</w:t>
       </w:r>
     </w:p>
     <w:p>
@@ -353,21 +261,7 @@
         <w:rPr>
           <w:lang w:val="en-US"/>
         </w:rPr>
-        <w:t xml:space="preserve">int </w:t>
-      </w:r>
-      <w:proofErr w:type="spellStart"/>
-      <w:r>
-        <w:rPr>
-          <w:lang w:val="en-US"/>
-        </w:rPr>
-        <w:t>myInt</w:t>
-      </w:r>
-      <w:proofErr w:type="spellEnd"/>
-      <w:r>
-        <w:rPr>
-          <w:lang w:val="en-US"/>
-        </w:rPr>
-        <w:t xml:space="preserve"> = 9;</w:t>
+        <w:t>int myInt = 9;</w:t>
       </w:r>
     </w:p>
     <w:p>
@@ -385,35 +279,7 @@
         <w:rPr>
           <w:lang w:val="en-US"/>
         </w:rPr>
-        <w:t xml:space="preserve">double </w:t>
-      </w:r>
-      <w:proofErr w:type="spellStart"/>
-      <w:r>
-        <w:rPr>
-          <w:lang w:val="en-US"/>
-        </w:rPr>
-        <w:t>myDouble</w:t>
-      </w:r>
-      <w:proofErr w:type="spellEnd"/>
-      <w:r>
-        <w:rPr>
-          <w:lang w:val="en-US"/>
-        </w:rPr>
-        <w:t xml:space="preserve"> = </w:t>
-      </w:r>
-      <w:proofErr w:type="spellStart"/>
-      <w:r>
-        <w:rPr>
-          <w:lang w:val="en-US"/>
-        </w:rPr>
-        <w:t>myInt</w:t>
-      </w:r>
-      <w:proofErr w:type="spellEnd"/>
-      <w:r>
-        <w:rPr>
-          <w:lang w:val="en-US"/>
-        </w:rPr>
-        <w:t>;</w:t>
+        <w:t>double myDouble = myInt;</w:t>
       </w:r>
     </w:p>
     <w:p>
@@ -427,39 +293,11 @@
           <w:lang w:val="en-US"/>
         </w:rPr>
       </w:pPr>
-      <w:proofErr w:type="spellStart"/>
-      <w:r>
-        <w:rPr>
-          <w:lang w:val="en-US"/>
-        </w:rPr>
-        <w:t>System.out.println</w:t>
-      </w:r>
-      <w:proofErr w:type="spellEnd"/>
-      <w:r>
-        <w:rPr>
-          <w:lang w:val="en-US"/>
-        </w:rPr>
-        <w:t>(</w:t>
-      </w:r>
-      <w:proofErr w:type="spellStart"/>
-      <w:r>
-        <w:rPr>
-          <w:lang w:val="en-US"/>
-        </w:rPr>
-        <w:t>myDouble</w:t>
-      </w:r>
-      <w:proofErr w:type="spellEnd"/>
-      <w:r>
-        <w:rPr>
-          <w:lang w:val="en-US"/>
-        </w:rPr>
-        <w:t>); = 9</w:t>
-      </w:r>
-      <w:r>
-        <w:rPr>
-          <w:lang w:val="en-US"/>
-        </w:rPr>
-        <w:t>.0</w:t>
+      <w:r>
+        <w:rPr>
+          <w:lang w:val="en-US"/>
+        </w:rPr>
+        <w:t>System.out.println(myDouble); = 9.0</w:t>
       </w:r>
     </w:p>
     <w:p>
@@ -477,21 +315,7 @@
         <w:rPr>
           <w:lang w:val="en-US"/>
         </w:rPr>
-        <w:t xml:space="preserve">python -m </w:t>
-      </w:r>
-      <w:proofErr w:type="spellStart"/>
-      <w:r>
-        <w:rPr>
-          <w:lang w:val="en-US"/>
-        </w:rPr>
-        <w:t>venv</w:t>
-      </w:r>
-      <w:proofErr w:type="spellEnd"/>
-      <w:r>
-        <w:rPr>
-          <w:lang w:val="en-US"/>
-        </w:rPr>
-        <w:t xml:space="preserve">  &lt;project name&gt; to create a python environment basically where you can set the python version and dependencies (libraries – stuff that aren’t part of your code maybe external you can make use of) for just this project so it doesn’t get mixed up</w:t>
+        <w:t>python -m venv  &lt;project name&gt; to create a python environment basically where you can set the python version and dependencies (libraries – stuff that aren’t part of your code maybe external you can make use of) for just this project so it doesn’t get mixed up</w:t>
       </w:r>
     </w:p>
     <w:p>
@@ -509,21 +333,7 @@
         <w:rPr>
           <w:lang w:val="en-US"/>
         </w:rPr>
-        <w:t>&lt;</w:t>
-      </w:r>
-      <w:proofErr w:type="spellStart"/>
-      <w:r>
-        <w:rPr>
-          <w:lang w:val="en-US"/>
-        </w:rPr>
-        <w:t>projectname</w:t>
-      </w:r>
-      <w:proofErr w:type="spellEnd"/>
-      <w:r>
-        <w:rPr>
-          <w:lang w:val="en-US"/>
-        </w:rPr>
-        <w:t xml:space="preserve">&gt;\Scripts\activate to activate it </w:t>
+        <w:t xml:space="preserve">&lt;projectname&gt;\Scripts\activate to activate it </w:t>
       </w:r>
     </w:p>
     <w:p>
@@ -559,21 +369,7 @@
         <w:rPr>
           <w:lang w:val="en-US"/>
         </w:rPr>
-        <w:t>&lt;</w:t>
-      </w:r>
-      <w:proofErr w:type="spellStart"/>
-      <w:r>
-        <w:rPr>
-          <w:lang w:val="en-US"/>
-        </w:rPr>
-        <w:t>projectname</w:t>
-      </w:r>
-      <w:proofErr w:type="spellEnd"/>
-      <w:r>
-        <w:rPr>
-          <w:lang w:val="en-US"/>
-        </w:rPr>
-        <w:t>&gt; C:\users\&lt;username&gt;&gt;</w:t>
+        <w:t>&lt;projectname&gt; C:\users\&lt;username&gt;&gt;</w:t>
       </w:r>
     </w:p>
     <w:p>
@@ -738,21 +534,7 @@
         <w:rPr>
           <w:lang w:val="en-US"/>
         </w:rPr>
-        <w:t xml:space="preserve">For </w:t>
-      </w:r>
-      <w:proofErr w:type="spellStart"/>
-      <w:r>
-        <w:rPr>
-          <w:lang w:val="en-US"/>
-        </w:rPr>
-        <w:t>CSharp</w:t>
-      </w:r>
-      <w:proofErr w:type="spellEnd"/>
-      <w:r>
-        <w:rPr>
-          <w:lang w:val="en-US"/>
-        </w:rPr>
-        <w:t xml:space="preserve"> you can define variables and let them be dynamically assigned to a type using ‘var’ or define and assign them a variable when created</w:t>
+        <w:t>For CSharp you can define variables and let them be dynamically assigned to a type using ‘var’ or define and assign them a variable when created</w:t>
       </w:r>
     </w:p>
     <w:p>
@@ -830,21 +612,7 @@
         <w:rPr>
           <w:lang w:val="en-US"/>
         </w:rPr>
-        <w:t xml:space="preserve">While </w:t>
-      </w:r>
-      <w:proofErr w:type="spellStart"/>
-      <w:r>
-        <w:rPr>
-          <w:lang w:val="en-US"/>
-        </w:rPr>
-        <w:t>claude</w:t>
-      </w:r>
-      <w:proofErr w:type="spellEnd"/>
-      <w:r>
-        <w:rPr>
-          <w:lang w:val="en-US"/>
-        </w:rPr>
-        <w:t xml:space="preserve"> is answering/thinking about a question you can use /btw to ask it a side question without interrupting its current process</w:t>
+        <w:t>While claude is answering/thinking about a question you can use /btw to ask it a side question without interrupting its current process</w:t>
       </w:r>
       <w:r>
         <w:rPr>
@@ -903,6 +671,270 @@
           <w:lang w:val="en-US"/>
         </w:rPr>
       </w:pPr>
+      <w:r>
+        <w:rPr>
+          <w:lang w:val="en-US"/>
+        </w:rPr>
+        <w:t>Day 5:</w:t>
+      </w:r>
+    </w:p>
+    <w:p>
+      <w:pPr>
+        <w:pStyle w:val="ListParagraph"/>
+        <w:numPr>
+          <w:ilvl w:val="0"/>
+          <w:numId w:val="2"/>
+        </w:numPr>
+        <w:rPr>
+          <w:lang w:val="en-US"/>
+        </w:rPr>
+      </w:pPr>
+      <w:r>
+        <w:rPr>
+          <w:lang w:val="en-US"/>
+        </w:rPr>
+        <w:t>Test fixture: all the preparations needed to run a test such as creating temporary databases, directories or starting a server process</w:t>
+      </w:r>
+    </w:p>
+    <w:p>
+      <w:pPr>
+        <w:pStyle w:val="ListParagraph"/>
+        <w:numPr>
+          <w:ilvl w:val="0"/>
+          <w:numId w:val="2"/>
+        </w:numPr>
+        <w:rPr>
+          <w:lang w:val="en-US"/>
+        </w:rPr>
+      </w:pPr>
+      <w:r>
+        <w:rPr>
+          <w:lang w:val="en-US"/>
+        </w:rPr>
+        <w:t>Test case: a piece of code that’s checks for a certain response to a given number of inputs</w:t>
+      </w:r>
+      <w:r>
+        <w:rPr>
+          <w:lang w:val="en-US"/>
+        </w:rPr>
+        <w:t>.</w:t>
+      </w:r>
+    </w:p>
+    <w:p>
+      <w:pPr>
+        <w:pStyle w:val="ListParagraph"/>
+        <w:numPr>
+          <w:ilvl w:val="0"/>
+          <w:numId w:val="2"/>
+        </w:numPr>
+        <w:rPr>
+          <w:lang w:val="en-US"/>
+        </w:rPr>
+      </w:pPr>
+      <w:r>
+        <w:rPr>
+          <w:lang w:val="en-US"/>
+        </w:rPr>
+        <w:t>Test suite: a collection of test cases or test suites. Used to aggregate tests that should be executed together.</w:t>
+      </w:r>
+    </w:p>
+    <w:p>
+      <w:pPr>
+        <w:pStyle w:val="ListParagraph"/>
+        <w:numPr>
+          <w:ilvl w:val="0"/>
+          <w:numId w:val="2"/>
+        </w:numPr>
+        <w:rPr>
+          <w:lang w:val="en-US"/>
+        </w:rPr>
+      </w:pPr>
+      <w:r>
+        <w:rPr>
+          <w:lang w:val="en-US"/>
+        </w:rPr>
+        <w:t>Test runner: Orchestrates the execution of a test and returns the outcome to the users.</w:t>
+      </w:r>
+    </w:p>
+    <w:p>
+      <w:pPr>
+        <w:pStyle w:val="ListParagraph"/>
+        <w:numPr>
+          <w:ilvl w:val="0"/>
+          <w:numId w:val="2"/>
+        </w:numPr>
+        <w:rPr>
+          <w:lang w:val="en-US"/>
+        </w:rPr>
+      </w:pPr>
+      <w:r>
+        <w:rPr>
+          <w:lang w:val="en-US"/>
+        </w:rPr>
+        <w:t xml:space="preserve">To test in pytest you need to </w:t>
+      </w:r>
+      <w:r>
+        <w:rPr>
+          <w:lang w:val="en-US"/>
+        </w:rPr>
+        <w:t>‘</w:t>
+      </w:r>
+      <w:r>
+        <w:rPr>
+          <w:lang w:val="en-US"/>
+        </w:rPr>
+        <w:t>pip install -</w:t>
+      </w:r>
+      <w:r>
+        <w:rPr>
+          <w:lang w:val="en-US"/>
+        </w:rPr>
+        <w:t xml:space="preserve">U </w:t>
+      </w:r>
+      <w:r>
+        <w:rPr>
+          <w:lang w:val="en-US"/>
+        </w:rPr>
+        <w:t>pytest</w:t>
+      </w:r>
+      <w:r>
+        <w:rPr>
+          <w:lang w:val="en-US"/>
+        </w:rPr>
+        <w:t>’</w:t>
+      </w:r>
+    </w:p>
+    <w:p>
+      <w:pPr>
+        <w:pStyle w:val="ListParagraph"/>
+        <w:numPr>
+          <w:ilvl w:val="0"/>
+          <w:numId w:val="2"/>
+        </w:numPr>
+        <w:rPr>
+          <w:lang w:val="en-US"/>
+        </w:rPr>
+      </w:pPr>
+      <w:r>
+        <w:rPr>
+          <w:lang w:val="en-US"/>
+        </w:rPr>
+        <w:t>pytest would run all files in the format test_*.py or *_test.py</w:t>
+      </w:r>
+      <w:r>
+        <w:rPr>
+          <w:lang w:val="en-US"/>
+        </w:rPr>
+        <w:t xml:space="preserve"> in current directory and its subdirectories</w:t>
+      </w:r>
+    </w:p>
+    <w:p>
+      <w:pPr>
+        <w:pStyle w:val="ListParagraph"/>
+        <w:numPr>
+          <w:ilvl w:val="0"/>
+          <w:numId w:val="2"/>
+        </w:numPr>
+        <w:rPr>
+          <w:lang w:val="en-US"/>
+        </w:rPr>
+      </w:pPr>
+      <w:r>
+        <w:rPr>
+          <w:lang w:val="en-US"/>
+        </w:rPr>
+        <w:t>pytest -q &lt;test file name&gt; runs your code quietly producing less information on it.</w:t>
+      </w:r>
+    </w:p>
+    <w:p>
+      <w:pPr>
+        <w:pStyle w:val="ListParagraph"/>
+        <w:numPr>
+          <w:ilvl w:val="0"/>
+          <w:numId w:val="2"/>
+        </w:numPr>
+        <w:rPr>
+          <w:lang w:val="en-US"/>
+        </w:rPr>
+      </w:pPr>
+      <w:r>
+        <w:rPr>
+          <w:lang w:val="en-US"/>
+        </w:rPr>
+        <w:t xml:space="preserve">To change system environment variables from powershell </w:t>
+      </w:r>
+    </w:p>
+    <w:p>
+      <w:pPr>
+        <w:pStyle w:val="ListParagraph"/>
+        <w:numPr>
+          <w:ilvl w:val="1"/>
+          <w:numId w:val="2"/>
+        </w:numPr>
+        <w:rPr>
+          <w:lang w:val="en-US"/>
+        </w:rPr>
+      </w:pPr>
+      <w:r>
+        <w:rPr>
+          <w:lang w:val="en-US"/>
+        </w:rPr>
+        <w:t xml:space="preserve">run as administrator then </w:t>
+      </w:r>
+    </w:p>
+    <w:p>
+      <w:pPr>
+        <w:pStyle w:val="ListParagraph"/>
+        <w:numPr>
+          <w:ilvl w:val="1"/>
+          <w:numId w:val="2"/>
+        </w:numPr>
+        <w:rPr>
+          <w:lang w:val="en-US"/>
+        </w:rPr>
+      </w:pPr>
+      <w:r>
+        <w:rPr>
+          <w:lang w:val="en-US"/>
+        </w:rPr>
+        <w:t>[System.Environment]::SetEnvironmentVariable("JAVA_HOME", "C:\Program Files\Microsoft\jdk-21.0.11.10-hotspot", "Machine")</w:t>
+      </w:r>
+    </w:p>
+    <w:p>
+      <w:pPr>
+        <w:pStyle w:val="ListParagraph"/>
+        <w:numPr>
+          <w:ilvl w:val="0"/>
+          <w:numId w:val="2"/>
+        </w:numPr>
+        <w:rPr>
+          <w:lang w:val="en-US"/>
+        </w:rPr>
+      </w:pPr>
+      <w:r>
+        <w:rPr>
+          <w:lang w:val="en-US"/>
+        </w:rPr>
+        <w:t>dotnet test to run test in CSharp</w:t>
+      </w:r>
+    </w:p>
+    <w:p>
+      <w:pPr>
+        <w:pStyle w:val="ListParagraph"/>
+        <w:numPr>
+          <w:ilvl w:val="0"/>
+          <w:numId w:val="2"/>
+        </w:numPr>
+        <w:rPr>
+          <w:lang w:val="en-US"/>
+        </w:rPr>
+      </w:pPr>
+      <w:r>
+        <w:rPr>
+          <w:lang w:val="en-US"/>
+        </w:rPr>
+        <w:t>Difference between function can exist on its own can be called from anywhere and work while method has to be attached to something whether is be a class or an object and it cannot be called on its own.</w:t>
+      </w:r>
     </w:p>
     <w:p>
       <w:pPr>
@@ -930,9 +962,9 @@
 <file path=word/numbering.xml><?xml version="1.0" encoding="utf-8"?>
 <w:numbering xmlns:wpc="http://schemas.microsoft.com/office/word/2010/wordprocessingCanvas" xmlns:cx="http://schemas.microsoft.com/office/drawing/2014/chartex" xmlns:cx1="http://schemas.microsoft.com/office/drawing/2015/9/8/chartex" xmlns:cx2="http://schemas.microsoft.com/office/drawing/2015/10/21/chartex" xmlns:cx3="http://schemas.microsoft.com/office/drawing/2016/5/9/chartex" xmlns:cx4="http://schemas.microsoft.com/office/drawing/2016/5/10/chartex" xmlns:cx5="http://schemas.microsoft.com/office/drawing/2016/5/11/chartex" xmlns:cx6="http://schemas.microsoft.com/office/drawing/2016/5/12/chartex" xmlns:cx7="http://schemas.microsoft.com/office/drawing/2016/5/13/chartex" xmlns:cx8="http://schemas.microsoft.com/office/drawing/2016/5/14/chartex" xmlns:mc="http://schemas.openxmlformats.org/markup-compatibility/2006" xmlns:aink="http://schemas.microsoft.com/office/drawing/2016/ink" xmlns:am3d="http://schemas.microsoft.com/office/drawing/2017/model3d" xmlns:o="urn:schemas-microsoft-com:office:office" xmlns:oel="http://schemas.microsoft.com/office/2019/extlst" xmlns:r="http://schemas.openxmlformats.org/officeDocument/2006/relationships" xmlns:m="http://schemas.openxmlformats.org/officeDocument/2006/math" xmlns:v="urn:schemas-microsoft-com:vml" xmlns:wp14="http://schemas.microsoft.com/office/word/2010/wordprocessingDrawing" xmlns:wp="http://schemas.openxmlformats.org/drawingml/2006/wordprocessingDrawing" xmlns:w10="urn:schemas-microsoft-com:office:word" xmlns:w="http://schemas.openxmlformats.org/wordprocessingml/2006/main" xmlns:w14="http://schemas.microsoft.com/office/word/2010/wordml" xmlns:w15="http://schemas.microsoft.com/office/word/2012/wordml" xmlns:w16cex="http://schemas.microsoft.com/office/word/2018/wordml/cex" xmlns:w16cid="http://schemas.microsoft.com/office/word/2016/wordml/cid" xmlns:w16="http://schemas.microsoft.com/office/word/2018/wordml" xmlns:w16du="http://schemas.microsoft.com/office/word/2023/wordml/word16du" xmlns:w16sdtdh="http://schemas.microsoft.com/office/word/2020/wordml/sdtdatahash" xmlns:w16sdtfl="http://schemas.microsoft.com/office/word/2024/wordml/sdtformatlock" xmlns:w16se="http://schemas.microsoft.com/office/word/2015/wordml/symex" xmlns:wpg="http://schemas.microsoft.com/office/word/2010/wordprocessingGroup" xmlns:wpi="http://schemas.microsoft.com/office/word/2010/wordprocessingInk" xmlns:wne="http://schemas.microsoft.com/office/word/2006/wordml" xmlns:wps="http://schemas.microsoft.com/office/word/2010/wordprocessingShape" mc:Ignorable="w14 w15 w16se w16cid w16 w16cex w16sdtdh w16sdtfl w16du wp14">
   <w:abstractNum w:abstractNumId="0" w15:restartNumberingAfterBreak="0">
-    <w:nsid w:val="660B0BC7"/>
+    <w:nsid w:val="4E8B73F5"/>
     <w:multiLevelType w:val="hybridMultilevel"/>
-    <w:tmpl w:val="7F426734"/>
+    <w:tmpl w:val="B37E9D9A"/>
     <w:lvl w:ilvl="0" w:tplc="08090003">
       <w:start w:val="1"/>
       <w:numFmt w:val="bullet"/>
@@ -1029,6 +1061,119 @@
         <w:rFonts w:ascii="Courier New" w:hAnsi="Courier New" w:cs="Courier New" w:hint="default"/>
       </w:rPr>
     </w:lvl>
+    <w:lvl w:ilvl="8" w:tplc="08090005" w:tentative="1">
+      <w:start w:val="1"/>
+      <w:numFmt w:val="bullet"/>
+      <w:lvlText w:val=""/>
+      <w:lvlJc w:val="left"/>
+      <w:pPr>
+        <w:ind w:left="6480" w:hanging="360"/>
+      </w:pPr>
+      <w:rPr>
+        <w:rFonts w:ascii="Wingdings" w:hAnsi="Wingdings" w:hint="default"/>
+      </w:rPr>
+    </w:lvl>
+  </w:abstractNum>
+  <w:abstractNum w:abstractNumId="1" w15:restartNumberingAfterBreak="0">
+    <w:nsid w:val="660B0BC7"/>
+    <w:multiLevelType w:val="hybridMultilevel"/>
+    <w:tmpl w:val="7F426734"/>
+    <w:lvl w:ilvl="0" w:tplc="08090003">
+      <w:start w:val="1"/>
+      <w:numFmt w:val="bullet"/>
+      <w:lvlText w:val="o"/>
+      <w:lvlJc w:val="left"/>
+      <w:pPr>
+        <w:ind w:left="720" w:hanging="360"/>
+      </w:pPr>
+      <w:rPr>
+        <w:rFonts w:ascii="Courier New" w:hAnsi="Courier New" w:cs="Courier New" w:hint="default"/>
+      </w:rPr>
+    </w:lvl>
+    <w:lvl w:ilvl="1" w:tplc="08090003">
+      <w:start w:val="1"/>
+      <w:numFmt w:val="bullet"/>
+      <w:lvlText w:val="o"/>
+      <w:lvlJc w:val="left"/>
+      <w:pPr>
+        <w:ind w:left="1440" w:hanging="360"/>
+      </w:pPr>
+      <w:rPr>
+        <w:rFonts w:ascii="Courier New" w:hAnsi="Courier New" w:cs="Courier New" w:hint="default"/>
+      </w:rPr>
+    </w:lvl>
+    <w:lvl w:ilvl="2" w:tplc="08090005" w:tentative="1">
+      <w:start w:val="1"/>
+      <w:numFmt w:val="bullet"/>
+      <w:lvlText w:val=""/>
+      <w:lvlJc w:val="left"/>
+      <w:pPr>
+        <w:ind w:left="2160" w:hanging="360"/>
+      </w:pPr>
+      <w:rPr>
+        <w:rFonts w:ascii="Wingdings" w:hAnsi="Wingdings" w:hint="default"/>
+      </w:rPr>
+    </w:lvl>
+    <w:lvl w:ilvl="3" w:tplc="08090001" w:tentative="1">
+      <w:start w:val="1"/>
+      <w:numFmt w:val="bullet"/>
+      <w:lvlText w:val=""/>
+      <w:lvlJc w:val="left"/>
+      <w:pPr>
+        <w:ind w:left="2880" w:hanging="360"/>
+      </w:pPr>
+      <w:rPr>
+        <w:rFonts w:ascii="Symbol" w:hAnsi="Symbol" w:hint="default"/>
+      </w:rPr>
+    </w:lvl>
+    <w:lvl w:ilvl="4" w:tplc="08090003" w:tentative="1">
+      <w:start w:val="1"/>
+      <w:numFmt w:val="bullet"/>
+      <w:lvlText w:val="o"/>
+      <w:lvlJc w:val="left"/>
+      <w:pPr>
+        <w:ind w:left="3600" w:hanging="360"/>
+      </w:pPr>
+      <w:rPr>
+        <w:rFonts w:ascii="Courier New" w:hAnsi="Courier New" w:cs="Courier New" w:hint="default"/>
+      </w:rPr>
+    </w:lvl>
+    <w:lvl w:ilvl="5" w:tplc="08090005" w:tentative="1">
+      <w:start w:val="1"/>
+      <w:numFmt w:val="bullet"/>
+      <w:lvlText w:val=""/>
+      <w:lvlJc w:val="left"/>
+      <w:pPr>
+        <w:ind w:left="4320" w:hanging="360"/>
+      </w:pPr>
+      <w:rPr>
+        <w:rFonts w:ascii="Wingdings" w:hAnsi="Wingdings" w:hint="default"/>
+      </w:rPr>
+    </w:lvl>
+    <w:lvl w:ilvl="6" w:tplc="08090001" w:tentative="1">
+      <w:start w:val="1"/>
+      <w:numFmt w:val="bullet"/>
+      <w:lvlText w:val=""/>
+      <w:lvlJc w:val="left"/>
+      <w:pPr>
+        <w:ind w:left="5040" w:hanging="360"/>
+      </w:pPr>
+      <w:rPr>
+        <w:rFonts w:ascii="Symbol" w:hAnsi="Symbol" w:hint="default"/>
+      </w:rPr>
+    </w:lvl>
+    <w:lvl w:ilvl="7" w:tplc="08090003" w:tentative="1">
+      <w:start w:val="1"/>
+      <w:numFmt w:val="bullet"/>
+      <w:lvlText w:val="o"/>
+      <w:lvlJc w:val="left"/>
+      <w:pPr>
+        <w:ind w:left="5760" w:hanging="360"/>
+      </w:pPr>
+      <w:rPr>
+        <w:rFonts w:ascii="Courier New" w:hAnsi="Courier New" w:cs="Courier New" w:hint="default"/>
+      </w:rPr>
+    </w:lvl>
     <w:lvl w:ilvl="8" w:tplc="08090005">
       <w:start w:val="1"/>
       <w:numFmt w:val="bullet"/>
@@ -1043,6 +1188,9 @@
     </w:lvl>
   </w:abstractNum>
   <w:num w:numId="1" w16cid:durableId="1148787128">
+    <w:abstractNumId w:val="1"/>
+  </w:num>
+  <w:num w:numId="2" w16cid:durableId="1274509325">
     <w:abstractNumId w:val="0"/>
   </w:num>
 </w:numbering>

--- a/DevLog.docx
+++ b/DevLog.docx
@@ -934,6 +934,140 @@
           <w:lang w:val="en-US"/>
         </w:rPr>
         <w:t>Difference between function can exist on its own can be called from anywhere and work while method has to be attached to something whether is be a class or an object and it cannot be called on its own.</w:t>
+      </w:r>
+    </w:p>
+    <w:p>
+      <w:pPr>
+        <w:rPr>
+          <w:lang w:val="en-US"/>
+        </w:rPr>
+      </w:pPr>
+      <w:r>
+        <w:rPr>
+          <w:lang w:val="en-US"/>
+        </w:rPr>
+        <w:t>Day 6:</w:t>
+      </w:r>
+    </w:p>
+    <w:p>
+      <w:pPr>
+        <w:pStyle w:val="ListParagraph"/>
+        <w:numPr>
+          <w:ilvl w:val="0"/>
+          <w:numId w:val="3"/>
+        </w:numPr>
+        <w:rPr>
+          <w:lang w:val="en-US"/>
+        </w:rPr>
+      </w:pPr>
+      <w:r>
+        <w:rPr>
+          <w:lang w:val="en-US"/>
+        </w:rPr>
+        <w:lastRenderedPageBreak/>
+        <w:t>Difference between list and array is list size can dynamically change while arrays can’t.</w:t>
+      </w:r>
+    </w:p>
+    <w:p>
+      <w:pPr>
+        <w:pStyle w:val="ListParagraph"/>
+        <w:numPr>
+          <w:ilvl w:val="0"/>
+          <w:numId w:val="3"/>
+        </w:numPr>
+        <w:rPr>
+          <w:lang w:val="en-US"/>
+        </w:rPr>
+      </w:pPr>
+      <w:r>
+        <w:rPr>
+          <w:lang w:val="en-US"/>
+        </w:rPr>
+        <w:t>Python list_variable.insert(</w:t>
+      </w:r>
+      <w:r>
+        <w:rPr>
+          <w:lang w:val="en-US"/>
+        </w:rPr>
+        <w:t>index</w:t>
+      </w:r>
+      <w:r>
+        <w:rPr>
+          <w:lang w:val="en-US"/>
+        </w:rPr>
+        <w:t xml:space="preserve">, </w:t>
+      </w:r>
+      <w:r>
+        <w:rPr>
+          <w:lang w:val="en-US"/>
+        </w:rPr>
+        <w:t>item</w:t>
+      </w:r>
+      <w:r>
+        <w:rPr>
+          <w:lang w:val="en-US"/>
+        </w:rPr>
+        <w:t>)</w:t>
+      </w:r>
+    </w:p>
+    <w:p>
+      <w:pPr>
+        <w:pStyle w:val="ListParagraph"/>
+        <w:numPr>
+          <w:ilvl w:val="0"/>
+          <w:numId w:val="3"/>
+        </w:numPr>
+        <w:rPr>
+          <w:lang w:val="en-US"/>
+        </w:rPr>
+      </w:pPr>
+      <w:r>
+        <w:rPr>
+          <w:lang w:val="en-US"/>
+        </w:rPr>
+        <w:t>When creating tuples in python with only one item you have to add a comma if not python will not recognize it as a tuple</w:t>
+      </w:r>
+    </w:p>
+    <w:p>
+      <w:pPr>
+        <w:pStyle w:val="ListParagraph"/>
+        <w:numPr>
+          <w:ilvl w:val="1"/>
+          <w:numId w:val="3"/>
+        </w:numPr>
+        <w:rPr>
+          <w:lang w:val="en-US"/>
+        </w:rPr>
+      </w:pPr>
+      <w:r>
+        <w:rPr>
+          <w:lang w:val="en-US"/>
+        </w:rPr>
+        <w:t>myTuple = (“apple”,) NOT (“apple</w:t>
+      </w:r>
+      <w:r>
+        <w:rPr>
+          <w:lang w:val="en-US"/>
+        </w:rPr>
+        <w:t>”)</w:t>
+      </w:r>
+    </w:p>
+    <w:p>
+      <w:pPr>
+        <w:pStyle w:val="ListParagraph"/>
+        <w:numPr>
+          <w:ilvl w:val="0"/>
+          <w:numId w:val="3"/>
+        </w:numPr>
+        <w:rPr>
+          <w:lang w:val="en-US"/>
+        </w:rPr>
+      </w:pPr>
+      <w:r>
+        <w:rPr>
+          <w:lang w:val="en-US"/>
+        </w:rPr>
+        <w:t>Tuples can have multiple data types</w:t>
       </w:r>
     </w:p>
     <w:p>
@@ -962,6 +1096,119 @@
 <file path=word/numbering.xml><?xml version="1.0" encoding="utf-8"?>
 <w:numbering xmlns:wpc="http://schemas.microsoft.com/office/word/2010/wordprocessingCanvas" xmlns:cx="http://schemas.microsoft.com/office/drawing/2014/chartex" xmlns:cx1="http://schemas.microsoft.com/office/drawing/2015/9/8/chartex" xmlns:cx2="http://schemas.microsoft.com/office/drawing/2015/10/21/chartex" xmlns:cx3="http://schemas.microsoft.com/office/drawing/2016/5/9/chartex" xmlns:cx4="http://schemas.microsoft.com/office/drawing/2016/5/10/chartex" xmlns:cx5="http://schemas.microsoft.com/office/drawing/2016/5/11/chartex" xmlns:cx6="http://schemas.microsoft.com/office/drawing/2016/5/12/chartex" xmlns:cx7="http://schemas.microsoft.com/office/drawing/2016/5/13/chartex" xmlns:cx8="http://schemas.microsoft.com/office/drawing/2016/5/14/chartex" xmlns:mc="http://schemas.openxmlformats.org/markup-compatibility/2006" xmlns:aink="http://schemas.microsoft.com/office/drawing/2016/ink" xmlns:am3d="http://schemas.microsoft.com/office/drawing/2017/model3d" xmlns:o="urn:schemas-microsoft-com:office:office" xmlns:oel="http://schemas.microsoft.com/office/2019/extlst" xmlns:r="http://schemas.openxmlformats.org/officeDocument/2006/relationships" xmlns:m="http://schemas.openxmlformats.org/officeDocument/2006/math" xmlns:v="urn:schemas-microsoft-com:vml" xmlns:wp14="http://schemas.microsoft.com/office/word/2010/wordprocessingDrawing" xmlns:wp="http://schemas.openxmlformats.org/drawingml/2006/wordprocessingDrawing" xmlns:w10="urn:schemas-microsoft-com:office:word" xmlns:w="http://schemas.openxmlformats.org/wordprocessingml/2006/main" xmlns:w14="http://schemas.microsoft.com/office/word/2010/wordml" xmlns:w15="http://schemas.microsoft.com/office/word/2012/wordml" xmlns:w16cex="http://schemas.microsoft.com/office/word/2018/wordml/cex" xmlns:w16cid="http://schemas.microsoft.com/office/word/2016/wordml/cid" xmlns:w16="http://schemas.microsoft.com/office/word/2018/wordml" xmlns:w16du="http://schemas.microsoft.com/office/word/2023/wordml/word16du" xmlns:w16sdtdh="http://schemas.microsoft.com/office/word/2020/wordml/sdtdatahash" xmlns:w16sdtfl="http://schemas.microsoft.com/office/word/2024/wordml/sdtformatlock" xmlns:w16se="http://schemas.microsoft.com/office/word/2015/wordml/symex" xmlns:wpg="http://schemas.microsoft.com/office/word/2010/wordprocessingGroup" xmlns:wpi="http://schemas.microsoft.com/office/word/2010/wordprocessingInk" xmlns:wne="http://schemas.microsoft.com/office/word/2006/wordml" xmlns:wps="http://schemas.microsoft.com/office/word/2010/wordprocessingShape" mc:Ignorable="w14 w15 w16se w16cid w16 w16cex w16sdtdh w16sdtfl w16du wp14">
   <w:abstractNum w:abstractNumId="0" w15:restartNumberingAfterBreak="0">
+    <w:nsid w:val="09C202D5"/>
+    <w:multiLevelType w:val="hybridMultilevel"/>
+    <w:tmpl w:val="8820ADEC"/>
+    <w:lvl w:ilvl="0" w:tplc="08090003">
+      <w:start w:val="1"/>
+      <w:numFmt w:val="bullet"/>
+      <w:lvlText w:val="o"/>
+      <w:lvlJc w:val="left"/>
+      <w:pPr>
+        <w:ind w:left="720" w:hanging="360"/>
+      </w:pPr>
+      <w:rPr>
+        <w:rFonts w:ascii="Courier New" w:hAnsi="Courier New" w:cs="Courier New" w:hint="default"/>
+      </w:rPr>
+    </w:lvl>
+    <w:lvl w:ilvl="1" w:tplc="08090003">
+      <w:start w:val="1"/>
+      <w:numFmt w:val="bullet"/>
+      <w:lvlText w:val="o"/>
+      <w:lvlJc w:val="left"/>
+      <w:pPr>
+        <w:ind w:left="1440" w:hanging="360"/>
+      </w:pPr>
+      <w:rPr>
+        <w:rFonts w:ascii="Courier New" w:hAnsi="Courier New" w:cs="Courier New" w:hint="default"/>
+      </w:rPr>
+    </w:lvl>
+    <w:lvl w:ilvl="2" w:tplc="08090005" w:tentative="1">
+      <w:start w:val="1"/>
+      <w:numFmt w:val="bullet"/>
+      <w:lvlText w:val=""/>
+      <w:lvlJc w:val="left"/>
+      <w:pPr>
+        <w:ind w:left="2160" w:hanging="360"/>
+      </w:pPr>
+      <w:rPr>
+        <w:rFonts w:ascii="Wingdings" w:hAnsi="Wingdings" w:hint="default"/>
+      </w:rPr>
+    </w:lvl>
+    <w:lvl w:ilvl="3" w:tplc="08090001" w:tentative="1">
+      <w:start w:val="1"/>
+      <w:numFmt w:val="bullet"/>
+      <w:lvlText w:val=""/>
+      <w:lvlJc w:val="left"/>
+      <w:pPr>
+        <w:ind w:left="2880" w:hanging="360"/>
+      </w:pPr>
+      <w:rPr>
+        <w:rFonts w:ascii="Symbol" w:hAnsi="Symbol" w:hint="default"/>
+      </w:rPr>
+    </w:lvl>
+    <w:lvl w:ilvl="4" w:tplc="08090003" w:tentative="1">
+      <w:start w:val="1"/>
+      <w:numFmt w:val="bullet"/>
+      <w:lvlText w:val="o"/>
+      <w:lvlJc w:val="left"/>
+      <w:pPr>
+        <w:ind w:left="3600" w:hanging="360"/>
+      </w:pPr>
+      <w:rPr>
+        <w:rFonts w:ascii="Courier New" w:hAnsi="Courier New" w:cs="Courier New" w:hint="default"/>
+      </w:rPr>
+    </w:lvl>
+    <w:lvl w:ilvl="5" w:tplc="08090005" w:tentative="1">
+      <w:start w:val="1"/>
+      <w:numFmt w:val="bullet"/>
+      <w:lvlText w:val=""/>
+      <w:lvlJc w:val="left"/>
+      <w:pPr>
+        <w:ind w:left="4320" w:hanging="360"/>
+      </w:pPr>
+      <w:rPr>
+        <w:rFonts w:ascii="Wingdings" w:hAnsi="Wingdings" w:hint="default"/>
+      </w:rPr>
+    </w:lvl>
+    <w:lvl w:ilvl="6" w:tplc="08090001" w:tentative="1">
+      <w:start w:val="1"/>
+      <w:numFmt w:val="bullet"/>
+      <w:lvlText w:val=""/>
+      <w:lvlJc w:val="left"/>
+      <w:pPr>
+        <w:ind w:left="5040" w:hanging="360"/>
+      </w:pPr>
+      <w:rPr>
+        <w:rFonts w:ascii="Symbol" w:hAnsi="Symbol" w:hint="default"/>
+      </w:rPr>
+    </w:lvl>
+    <w:lvl w:ilvl="7" w:tplc="08090003" w:tentative="1">
+      <w:start w:val="1"/>
+      <w:numFmt w:val="bullet"/>
+      <w:lvlText w:val="o"/>
+      <w:lvlJc w:val="left"/>
+      <w:pPr>
+        <w:ind w:left="5760" w:hanging="360"/>
+      </w:pPr>
+      <w:rPr>
+        <w:rFonts w:ascii="Courier New" w:hAnsi="Courier New" w:cs="Courier New" w:hint="default"/>
+      </w:rPr>
+    </w:lvl>
+    <w:lvl w:ilvl="8" w:tplc="08090005" w:tentative="1">
+      <w:start w:val="1"/>
+      <w:numFmt w:val="bullet"/>
+      <w:lvlText w:val=""/>
+      <w:lvlJc w:val="left"/>
+      <w:pPr>
+        <w:ind w:left="6480" w:hanging="360"/>
+      </w:pPr>
+      <w:rPr>
+        <w:rFonts w:ascii="Wingdings" w:hAnsi="Wingdings" w:hint="default"/>
+      </w:rPr>
+    </w:lvl>
+  </w:abstractNum>
+  <w:abstractNum w:abstractNumId="1" w15:restartNumberingAfterBreak="0">
     <w:nsid w:val="4E8B73F5"/>
     <w:multiLevelType w:val="hybridMultilevel"/>
     <w:tmpl w:val="B37E9D9A"/>
@@ -1074,7 +1321,7 @@
       </w:rPr>
     </w:lvl>
   </w:abstractNum>
-  <w:abstractNum w:abstractNumId="1" w15:restartNumberingAfterBreak="0">
+  <w:abstractNum w:abstractNumId="2" w15:restartNumberingAfterBreak="0">
     <w:nsid w:val="660B0BC7"/>
     <w:multiLevelType w:val="hybridMultilevel"/>
     <w:tmpl w:val="7F426734"/>
@@ -1188,9 +1435,12 @@
     </w:lvl>
   </w:abstractNum>
   <w:num w:numId="1" w16cid:durableId="1148787128">
+    <w:abstractNumId w:val="2"/>
+  </w:num>
+  <w:num w:numId="2" w16cid:durableId="1274509325">
     <w:abstractNumId w:val="1"/>
   </w:num>
-  <w:num w:numId="2" w16cid:durableId="1274509325">
+  <w:num w:numId="3" w16cid:durableId="1264073781">
     <w:abstractNumId w:val="0"/>
   </w:num>
 </w:numbering>

--- a/DevLog.docx
+++ b/DevLog.docx
@@ -1069,6 +1069,103 @@
         </w:rPr>
         <w:t>Tuples can have multiple data types</w:t>
       </w:r>
+    </w:p>
+    <w:p>
+      <w:pPr>
+        <w:pStyle w:val="ListParagraph"/>
+        <w:numPr>
+          <w:ilvl w:val="0"/>
+          <w:numId w:val="3"/>
+        </w:numPr>
+        <w:rPr>
+          <w:lang w:val="en-US"/>
+        </w:rPr>
+      </w:pPr>
+      <w:r>
+        <w:rPr>
+          <w:lang w:val="en-US"/>
+        </w:rPr>
+        <w:t>The association complex in object-oriented programming is the theory of calling a method in one class in another class.</w:t>
+      </w:r>
+    </w:p>
+    <w:p>
+      <w:pPr>
+        <w:rPr>
+          <w:lang w:val="en-US"/>
+        </w:rPr>
+      </w:pPr>
+      <w:r>
+        <w:rPr>
+          <w:lang w:val="en-US"/>
+        </w:rPr>
+        <w:t>Day 7:</w:t>
+      </w:r>
+    </w:p>
+    <w:p>
+      <w:pPr>
+        <w:pStyle w:val="ListParagraph"/>
+        <w:numPr>
+          <w:ilvl w:val="0"/>
+          <w:numId w:val="7"/>
+        </w:numPr>
+        <w:rPr>
+          <w:lang w:val="en-US"/>
+        </w:rPr>
+      </w:pPr>
+      <w:r>
+        <w:rPr>
+          <w:lang w:val="en-US"/>
+        </w:rPr>
+        <w:t>If you have a class in python that you want to leave empty for any reason do</w:t>
+      </w:r>
+    </w:p>
+    <w:p>
+      <w:pPr>
+        <w:pStyle w:val="ListParagraph"/>
+        <w:numPr>
+          <w:ilvl w:val="1"/>
+          <w:numId w:val="7"/>
+        </w:numPr>
+        <w:rPr>
+          <w:lang w:val="en-US"/>
+        </w:rPr>
+      </w:pPr>
+      <w:r>
+        <w:rPr>
+          <w:lang w:val="en-US"/>
+        </w:rPr>
+        <w:t>class Person:</w:t>
+      </w:r>
+    </w:p>
+    <w:p>
+      <w:pPr>
+        <w:pStyle w:val="ListParagraph"/>
+        <w:numPr>
+          <w:ilvl w:val="1"/>
+          <w:numId w:val="7"/>
+        </w:numPr>
+        <w:rPr>
+          <w:lang w:val="en-US"/>
+        </w:rPr>
+      </w:pPr>
+      <w:r>
+        <w:rPr>
+          <w:lang w:val="en-US"/>
+        </w:rPr>
+        <w:t>pass</w:t>
+      </w:r>
+    </w:p>
+    <w:p>
+      <w:pPr>
+        <w:pStyle w:val="ListParagraph"/>
+        <w:numPr>
+          <w:ilvl w:val="0"/>
+          <w:numId w:val="5"/>
+        </w:numPr>
+        <w:rPr>
+          <w:lang w:val="en-US"/>
+        </w:rPr>
+      </w:pPr>
     </w:p>
     <w:p>
       <w:pPr>
@@ -1209,6 +1306,119 @@
     </w:lvl>
   </w:abstractNum>
   <w:abstractNum w:abstractNumId="1" w15:restartNumberingAfterBreak="0">
+    <w:nsid w:val="18F533B8"/>
+    <w:multiLevelType w:val="hybridMultilevel"/>
+    <w:tmpl w:val="557246B4"/>
+    <w:lvl w:ilvl="0" w:tplc="08090003">
+      <w:start w:val="1"/>
+      <w:numFmt w:val="bullet"/>
+      <w:lvlText w:val="o"/>
+      <w:lvlJc w:val="left"/>
+      <w:pPr>
+        <w:ind w:left="1080" w:hanging="360"/>
+      </w:pPr>
+      <w:rPr>
+        <w:rFonts w:ascii="Courier New" w:hAnsi="Courier New" w:cs="Courier New" w:hint="default"/>
+      </w:rPr>
+    </w:lvl>
+    <w:lvl w:ilvl="1" w:tplc="08090003">
+      <w:start w:val="1"/>
+      <w:numFmt w:val="bullet"/>
+      <w:lvlText w:val="o"/>
+      <w:lvlJc w:val="left"/>
+      <w:pPr>
+        <w:ind w:left="1800" w:hanging="360"/>
+      </w:pPr>
+      <w:rPr>
+        <w:rFonts w:ascii="Courier New" w:hAnsi="Courier New" w:cs="Courier New" w:hint="default"/>
+      </w:rPr>
+    </w:lvl>
+    <w:lvl w:ilvl="2" w:tplc="08090005" w:tentative="1">
+      <w:start w:val="1"/>
+      <w:numFmt w:val="bullet"/>
+      <w:lvlText w:val=""/>
+      <w:lvlJc w:val="left"/>
+      <w:pPr>
+        <w:ind w:left="2520" w:hanging="360"/>
+      </w:pPr>
+      <w:rPr>
+        <w:rFonts w:ascii="Wingdings" w:hAnsi="Wingdings" w:hint="default"/>
+      </w:rPr>
+    </w:lvl>
+    <w:lvl w:ilvl="3" w:tplc="08090001" w:tentative="1">
+      <w:start w:val="1"/>
+      <w:numFmt w:val="bullet"/>
+      <w:lvlText w:val=""/>
+      <w:lvlJc w:val="left"/>
+      <w:pPr>
+        <w:ind w:left="3240" w:hanging="360"/>
+      </w:pPr>
+      <w:rPr>
+        <w:rFonts w:ascii="Symbol" w:hAnsi="Symbol" w:hint="default"/>
+      </w:rPr>
+    </w:lvl>
+    <w:lvl w:ilvl="4" w:tplc="08090003" w:tentative="1">
+      <w:start w:val="1"/>
+      <w:numFmt w:val="bullet"/>
+      <w:lvlText w:val="o"/>
+      <w:lvlJc w:val="left"/>
+      <w:pPr>
+        <w:ind w:left="3960" w:hanging="360"/>
+      </w:pPr>
+      <w:rPr>
+        <w:rFonts w:ascii="Courier New" w:hAnsi="Courier New" w:cs="Courier New" w:hint="default"/>
+      </w:rPr>
+    </w:lvl>
+    <w:lvl w:ilvl="5" w:tplc="08090005" w:tentative="1">
+      <w:start w:val="1"/>
+      <w:numFmt w:val="bullet"/>
+      <w:lvlText w:val=""/>
+      <w:lvlJc w:val="left"/>
+      <w:pPr>
+        <w:ind w:left="4680" w:hanging="360"/>
+      </w:pPr>
+      <w:rPr>
+        <w:rFonts w:ascii="Wingdings" w:hAnsi="Wingdings" w:hint="default"/>
+      </w:rPr>
+    </w:lvl>
+    <w:lvl w:ilvl="6" w:tplc="08090001" w:tentative="1">
+      <w:start w:val="1"/>
+      <w:numFmt w:val="bullet"/>
+      <w:lvlText w:val=""/>
+      <w:lvlJc w:val="left"/>
+      <w:pPr>
+        <w:ind w:left="5400" w:hanging="360"/>
+      </w:pPr>
+      <w:rPr>
+        <w:rFonts w:ascii="Symbol" w:hAnsi="Symbol" w:hint="default"/>
+      </w:rPr>
+    </w:lvl>
+    <w:lvl w:ilvl="7" w:tplc="08090003" w:tentative="1">
+      <w:start w:val="1"/>
+      <w:numFmt w:val="bullet"/>
+      <w:lvlText w:val="o"/>
+      <w:lvlJc w:val="left"/>
+      <w:pPr>
+        <w:ind w:left="6120" w:hanging="360"/>
+      </w:pPr>
+      <w:rPr>
+        <w:rFonts w:ascii="Courier New" w:hAnsi="Courier New" w:cs="Courier New" w:hint="default"/>
+      </w:rPr>
+    </w:lvl>
+    <w:lvl w:ilvl="8" w:tplc="08090005" w:tentative="1">
+      <w:start w:val="1"/>
+      <w:numFmt w:val="bullet"/>
+      <w:lvlText w:val=""/>
+      <w:lvlJc w:val="left"/>
+      <w:pPr>
+        <w:ind w:left="6840" w:hanging="360"/>
+      </w:pPr>
+      <w:rPr>
+        <w:rFonts w:ascii="Wingdings" w:hAnsi="Wingdings" w:hint="default"/>
+      </w:rPr>
+    </w:lvl>
+  </w:abstractNum>
+  <w:abstractNum w:abstractNumId="2" w15:restartNumberingAfterBreak="0">
     <w:nsid w:val="4E8B73F5"/>
     <w:multiLevelType w:val="hybridMultilevel"/>
     <w:tmpl w:val="B37E9D9A"/>
@@ -1321,7 +1531,233 @@
       </w:rPr>
     </w:lvl>
   </w:abstractNum>
-  <w:abstractNum w:abstractNumId="2" w15:restartNumberingAfterBreak="0">
+  <w:abstractNum w:abstractNumId="3" w15:restartNumberingAfterBreak="0">
+    <w:nsid w:val="5AC44D8A"/>
+    <w:multiLevelType w:val="hybridMultilevel"/>
+    <w:tmpl w:val="B41412D8"/>
+    <w:lvl w:ilvl="0" w:tplc="08090003">
+      <w:start w:val="1"/>
+      <w:numFmt w:val="bullet"/>
+      <w:lvlText w:val="o"/>
+      <w:lvlJc w:val="left"/>
+      <w:pPr>
+        <w:ind w:left="720" w:hanging="360"/>
+      </w:pPr>
+      <w:rPr>
+        <w:rFonts w:ascii="Courier New" w:hAnsi="Courier New" w:cs="Courier New" w:hint="default"/>
+      </w:rPr>
+    </w:lvl>
+    <w:lvl w:ilvl="1" w:tplc="08090003" w:tentative="1">
+      <w:start w:val="1"/>
+      <w:numFmt w:val="bullet"/>
+      <w:lvlText w:val="o"/>
+      <w:lvlJc w:val="left"/>
+      <w:pPr>
+        <w:ind w:left="1440" w:hanging="360"/>
+      </w:pPr>
+      <w:rPr>
+        <w:rFonts w:ascii="Courier New" w:hAnsi="Courier New" w:cs="Courier New" w:hint="default"/>
+      </w:rPr>
+    </w:lvl>
+    <w:lvl w:ilvl="2" w:tplc="08090005" w:tentative="1">
+      <w:start w:val="1"/>
+      <w:numFmt w:val="bullet"/>
+      <w:lvlText w:val=""/>
+      <w:lvlJc w:val="left"/>
+      <w:pPr>
+        <w:ind w:left="2160" w:hanging="360"/>
+      </w:pPr>
+      <w:rPr>
+        <w:rFonts w:ascii="Wingdings" w:hAnsi="Wingdings" w:hint="default"/>
+      </w:rPr>
+    </w:lvl>
+    <w:lvl w:ilvl="3" w:tplc="08090001" w:tentative="1">
+      <w:start w:val="1"/>
+      <w:numFmt w:val="bullet"/>
+      <w:lvlText w:val=""/>
+      <w:lvlJc w:val="left"/>
+      <w:pPr>
+        <w:ind w:left="2880" w:hanging="360"/>
+      </w:pPr>
+      <w:rPr>
+        <w:rFonts w:ascii="Symbol" w:hAnsi="Symbol" w:hint="default"/>
+      </w:rPr>
+    </w:lvl>
+    <w:lvl w:ilvl="4" w:tplc="08090003" w:tentative="1">
+      <w:start w:val="1"/>
+      <w:numFmt w:val="bullet"/>
+      <w:lvlText w:val="o"/>
+      <w:lvlJc w:val="left"/>
+      <w:pPr>
+        <w:ind w:left="3600" w:hanging="360"/>
+      </w:pPr>
+      <w:rPr>
+        <w:rFonts w:ascii="Courier New" w:hAnsi="Courier New" w:cs="Courier New" w:hint="default"/>
+      </w:rPr>
+    </w:lvl>
+    <w:lvl w:ilvl="5" w:tplc="08090005" w:tentative="1">
+      <w:start w:val="1"/>
+      <w:numFmt w:val="bullet"/>
+      <w:lvlText w:val=""/>
+      <w:lvlJc w:val="left"/>
+      <w:pPr>
+        <w:ind w:left="4320" w:hanging="360"/>
+      </w:pPr>
+      <w:rPr>
+        <w:rFonts w:ascii="Wingdings" w:hAnsi="Wingdings" w:hint="default"/>
+      </w:rPr>
+    </w:lvl>
+    <w:lvl w:ilvl="6" w:tplc="08090001" w:tentative="1">
+      <w:start w:val="1"/>
+      <w:numFmt w:val="bullet"/>
+      <w:lvlText w:val=""/>
+      <w:lvlJc w:val="left"/>
+      <w:pPr>
+        <w:ind w:left="5040" w:hanging="360"/>
+      </w:pPr>
+      <w:rPr>
+        <w:rFonts w:ascii="Symbol" w:hAnsi="Symbol" w:hint="default"/>
+      </w:rPr>
+    </w:lvl>
+    <w:lvl w:ilvl="7" w:tplc="08090003" w:tentative="1">
+      <w:start w:val="1"/>
+      <w:numFmt w:val="bullet"/>
+      <w:lvlText w:val="o"/>
+      <w:lvlJc w:val="left"/>
+      <w:pPr>
+        <w:ind w:left="5760" w:hanging="360"/>
+      </w:pPr>
+      <w:rPr>
+        <w:rFonts w:ascii="Courier New" w:hAnsi="Courier New" w:cs="Courier New" w:hint="default"/>
+      </w:rPr>
+    </w:lvl>
+    <w:lvl w:ilvl="8" w:tplc="08090005" w:tentative="1">
+      <w:start w:val="1"/>
+      <w:numFmt w:val="bullet"/>
+      <w:lvlText w:val=""/>
+      <w:lvlJc w:val="left"/>
+      <w:pPr>
+        <w:ind w:left="6480" w:hanging="360"/>
+      </w:pPr>
+      <w:rPr>
+        <w:rFonts w:ascii="Wingdings" w:hAnsi="Wingdings" w:hint="default"/>
+      </w:rPr>
+    </w:lvl>
+  </w:abstractNum>
+  <w:abstractNum w:abstractNumId="4" w15:restartNumberingAfterBreak="0">
+    <w:nsid w:val="622749CF"/>
+    <w:multiLevelType w:val="hybridMultilevel"/>
+    <w:tmpl w:val="9A7ABF14"/>
+    <w:lvl w:ilvl="0" w:tplc="08090003">
+      <w:start w:val="1"/>
+      <w:numFmt w:val="bullet"/>
+      <w:lvlText w:val="o"/>
+      <w:lvlJc w:val="left"/>
+      <w:pPr>
+        <w:ind w:left="720" w:hanging="360"/>
+      </w:pPr>
+      <w:rPr>
+        <w:rFonts w:ascii="Courier New" w:hAnsi="Courier New" w:cs="Courier New" w:hint="default"/>
+      </w:rPr>
+    </w:lvl>
+    <w:lvl w:ilvl="1" w:tplc="08090003">
+      <w:start w:val="1"/>
+      <w:numFmt w:val="bullet"/>
+      <w:lvlText w:val="o"/>
+      <w:lvlJc w:val="left"/>
+      <w:pPr>
+        <w:ind w:left="1440" w:hanging="360"/>
+      </w:pPr>
+      <w:rPr>
+        <w:rFonts w:ascii="Courier New" w:hAnsi="Courier New" w:cs="Courier New" w:hint="default"/>
+      </w:rPr>
+    </w:lvl>
+    <w:lvl w:ilvl="2" w:tplc="08090005" w:tentative="1">
+      <w:start w:val="1"/>
+      <w:numFmt w:val="bullet"/>
+      <w:lvlText w:val=""/>
+      <w:lvlJc w:val="left"/>
+      <w:pPr>
+        <w:ind w:left="2160" w:hanging="360"/>
+      </w:pPr>
+      <w:rPr>
+        <w:rFonts w:ascii="Wingdings" w:hAnsi="Wingdings" w:hint="default"/>
+      </w:rPr>
+    </w:lvl>
+    <w:lvl w:ilvl="3" w:tplc="08090001" w:tentative="1">
+      <w:start w:val="1"/>
+      <w:numFmt w:val="bullet"/>
+      <w:lvlText w:val=""/>
+      <w:lvlJc w:val="left"/>
+      <w:pPr>
+        <w:ind w:left="2880" w:hanging="360"/>
+      </w:pPr>
+      <w:rPr>
+        <w:rFonts w:ascii="Symbol" w:hAnsi="Symbol" w:hint="default"/>
+      </w:rPr>
+    </w:lvl>
+    <w:lvl w:ilvl="4" w:tplc="08090003" w:tentative="1">
+      <w:start w:val="1"/>
+      <w:numFmt w:val="bullet"/>
+      <w:lvlText w:val="o"/>
+      <w:lvlJc w:val="left"/>
+      <w:pPr>
+        <w:ind w:left="3600" w:hanging="360"/>
+      </w:pPr>
+      <w:rPr>
+        <w:rFonts w:ascii="Courier New" w:hAnsi="Courier New" w:cs="Courier New" w:hint="default"/>
+      </w:rPr>
+    </w:lvl>
+    <w:lvl w:ilvl="5" w:tplc="08090005" w:tentative="1">
+      <w:start w:val="1"/>
+      <w:numFmt w:val="bullet"/>
+      <w:lvlText w:val=""/>
+      <w:lvlJc w:val="left"/>
+      <w:pPr>
+        <w:ind w:left="4320" w:hanging="360"/>
+      </w:pPr>
+      <w:rPr>
+        <w:rFonts w:ascii="Wingdings" w:hAnsi="Wingdings" w:hint="default"/>
+      </w:rPr>
+    </w:lvl>
+    <w:lvl w:ilvl="6" w:tplc="08090001" w:tentative="1">
+      <w:start w:val="1"/>
+      <w:numFmt w:val="bullet"/>
+      <w:lvlText w:val=""/>
+      <w:lvlJc w:val="left"/>
+      <w:pPr>
+        <w:ind w:left="5040" w:hanging="360"/>
+      </w:pPr>
+      <w:rPr>
+        <w:rFonts w:ascii="Symbol" w:hAnsi="Symbol" w:hint="default"/>
+      </w:rPr>
+    </w:lvl>
+    <w:lvl w:ilvl="7" w:tplc="08090003" w:tentative="1">
+      <w:start w:val="1"/>
+      <w:numFmt w:val="bullet"/>
+      <w:lvlText w:val="o"/>
+      <w:lvlJc w:val="left"/>
+      <w:pPr>
+        <w:ind w:left="5760" w:hanging="360"/>
+      </w:pPr>
+      <w:rPr>
+        <w:rFonts w:ascii="Courier New" w:hAnsi="Courier New" w:cs="Courier New" w:hint="default"/>
+      </w:rPr>
+    </w:lvl>
+    <w:lvl w:ilvl="8" w:tplc="08090005" w:tentative="1">
+      <w:start w:val="1"/>
+      <w:numFmt w:val="bullet"/>
+      <w:lvlText w:val=""/>
+      <w:lvlJc w:val="left"/>
+      <w:pPr>
+        <w:ind w:left="6480" w:hanging="360"/>
+      </w:pPr>
+      <w:rPr>
+        <w:rFonts w:ascii="Wingdings" w:hAnsi="Wingdings" w:hint="default"/>
+      </w:rPr>
+    </w:lvl>
+  </w:abstractNum>
+  <w:abstractNum w:abstractNumId="5" w15:restartNumberingAfterBreak="0">
     <w:nsid w:val="660B0BC7"/>
     <w:multiLevelType w:val="hybridMultilevel"/>
     <w:tmpl w:val="7F426734"/>
@@ -1434,14 +1870,139 @@
       </w:rPr>
     </w:lvl>
   </w:abstractNum>
+  <w:abstractNum w:abstractNumId="6" w15:restartNumberingAfterBreak="0">
+    <w:nsid w:val="6EAD22DE"/>
+    <w:multiLevelType w:val="hybridMultilevel"/>
+    <w:tmpl w:val="A722335E"/>
+    <w:lvl w:ilvl="0" w:tplc="08090003">
+      <w:start w:val="1"/>
+      <w:numFmt w:val="bullet"/>
+      <w:lvlText w:val="o"/>
+      <w:lvlJc w:val="left"/>
+      <w:pPr>
+        <w:ind w:left="720" w:hanging="360"/>
+      </w:pPr>
+      <w:rPr>
+        <w:rFonts w:ascii="Courier New" w:hAnsi="Courier New" w:cs="Courier New" w:hint="default"/>
+      </w:rPr>
+    </w:lvl>
+    <w:lvl w:ilvl="1" w:tplc="08090003" w:tentative="1">
+      <w:start w:val="1"/>
+      <w:numFmt w:val="bullet"/>
+      <w:lvlText w:val="o"/>
+      <w:lvlJc w:val="left"/>
+      <w:pPr>
+        <w:ind w:left="1440" w:hanging="360"/>
+      </w:pPr>
+      <w:rPr>
+        <w:rFonts w:ascii="Courier New" w:hAnsi="Courier New" w:cs="Courier New" w:hint="default"/>
+      </w:rPr>
+    </w:lvl>
+    <w:lvl w:ilvl="2" w:tplc="08090005" w:tentative="1">
+      <w:start w:val="1"/>
+      <w:numFmt w:val="bullet"/>
+      <w:lvlText w:val=""/>
+      <w:lvlJc w:val="left"/>
+      <w:pPr>
+        <w:ind w:left="2160" w:hanging="360"/>
+      </w:pPr>
+      <w:rPr>
+        <w:rFonts w:ascii="Wingdings" w:hAnsi="Wingdings" w:hint="default"/>
+      </w:rPr>
+    </w:lvl>
+    <w:lvl w:ilvl="3" w:tplc="08090001" w:tentative="1">
+      <w:start w:val="1"/>
+      <w:numFmt w:val="bullet"/>
+      <w:lvlText w:val=""/>
+      <w:lvlJc w:val="left"/>
+      <w:pPr>
+        <w:ind w:left="2880" w:hanging="360"/>
+      </w:pPr>
+      <w:rPr>
+        <w:rFonts w:ascii="Symbol" w:hAnsi="Symbol" w:hint="default"/>
+      </w:rPr>
+    </w:lvl>
+    <w:lvl w:ilvl="4" w:tplc="08090003" w:tentative="1">
+      <w:start w:val="1"/>
+      <w:numFmt w:val="bullet"/>
+      <w:lvlText w:val="o"/>
+      <w:lvlJc w:val="left"/>
+      <w:pPr>
+        <w:ind w:left="3600" w:hanging="360"/>
+      </w:pPr>
+      <w:rPr>
+        <w:rFonts w:ascii="Courier New" w:hAnsi="Courier New" w:cs="Courier New" w:hint="default"/>
+      </w:rPr>
+    </w:lvl>
+    <w:lvl w:ilvl="5" w:tplc="08090005" w:tentative="1">
+      <w:start w:val="1"/>
+      <w:numFmt w:val="bullet"/>
+      <w:lvlText w:val=""/>
+      <w:lvlJc w:val="left"/>
+      <w:pPr>
+        <w:ind w:left="4320" w:hanging="360"/>
+      </w:pPr>
+      <w:rPr>
+        <w:rFonts w:ascii="Wingdings" w:hAnsi="Wingdings" w:hint="default"/>
+      </w:rPr>
+    </w:lvl>
+    <w:lvl w:ilvl="6" w:tplc="08090001" w:tentative="1">
+      <w:start w:val="1"/>
+      <w:numFmt w:val="bullet"/>
+      <w:lvlText w:val=""/>
+      <w:lvlJc w:val="left"/>
+      <w:pPr>
+        <w:ind w:left="5040" w:hanging="360"/>
+      </w:pPr>
+      <w:rPr>
+        <w:rFonts w:ascii="Symbol" w:hAnsi="Symbol" w:hint="default"/>
+      </w:rPr>
+    </w:lvl>
+    <w:lvl w:ilvl="7" w:tplc="08090003" w:tentative="1">
+      <w:start w:val="1"/>
+      <w:numFmt w:val="bullet"/>
+      <w:lvlText w:val="o"/>
+      <w:lvlJc w:val="left"/>
+      <w:pPr>
+        <w:ind w:left="5760" w:hanging="360"/>
+      </w:pPr>
+      <w:rPr>
+        <w:rFonts w:ascii="Courier New" w:hAnsi="Courier New" w:cs="Courier New" w:hint="default"/>
+      </w:rPr>
+    </w:lvl>
+    <w:lvl w:ilvl="8" w:tplc="08090005" w:tentative="1">
+      <w:start w:val="1"/>
+      <w:numFmt w:val="bullet"/>
+      <w:lvlText w:val=""/>
+      <w:lvlJc w:val="left"/>
+      <w:pPr>
+        <w:ind w:left="6480" w:hanging="360"/>
+      </w:pPr>
+      <w:rPr>
+        <w:rFonts w:ascii="Wingdings" w:hAnsi="Wingdings" w:hint="default"/>
+      </w:rPr>
+    </w:lvl>
+  </w:abstractNum>
   <w:num w:numId="1" w16cid:durableId="1148787128">
-    <w:abstractNumId w:val="2"/>
+    <w:abstractNumId w:val="5"/>
   </w:num>
   <w:num w:numId="2" w16cid:durableId="1274509325">
-    <w:abstractNumId w:val="1"/>
+    <w:abstractNumId w:val="2"/>
   </w:num>
   <w:num w:numId="3" w16cid:durableId="1264073781">
     <w:abstractNumId w:val="0"/>
+  </w:num>
+  <w:num w:numId="4" w16cid:durableId="742531454">
+    <w:abstractNumId w:val="1"/>
+  </w:num>
+  <w:num w:numId="5" w16cid:durableId="671567869">
+    <w:abstractNumId w:val="3"/>
+  </w:num>
+  <w:num w:numId="6" w16cid:durableId="1687902216">
+    <w:abstractNumId w:val="6"/>
+  </w:num>
+  <w:num w:numId="7" w16cid:durableId="1040131917">
+    <w:abstractNumId w:val="4"/>
   </w:num>
 </w:numbering>
 </file>

--- a/DevLog.docx
+++ b/DevLog.docx
@@ -1090,19 +1090,6 @@
     </w:p>
     <w:p>
       <w:pPr>
-        <w:rPr>
-          <w:lang w:val="en-US"/>
-        </w:rPr>
-      </w:pPr>
-      <w:r>
-        <w:rPr>
-          <w:lang w:val="en-US"/>
-        </w:rPr>
-        <w:t>Day 7:</w:t>
-      </w:r>
-    </w:p>
-    <w:p>
-      <w:pPr>
         <w:pStyle w:val="ListParagraph"/>
         <w:numPr>
           <w:ilvl w:val="0"/>
@@ -1157,22 +1144,531 @@
     </w:p>
     <w:p>
       <w:pPr>
-        <w:pStyle w:val="ListParagraph"/>
-        <w:numPr>
-          <w:ilvl w:val="0"/>
-          <w:numId w:val="5"/>
-        </w:numPr>
-        <w:rPr>
-          <w:lang w:val="en-US"/>
-        </w:rPr>
-      </w:pPr>
-    </w:p>
-    <w:p>
-      <w:pPr>
-        <w:rPr>
-          <w:lang w:val="en-US"/>
-        </w:rPr>
-      </w:pPr>
+        <w:rPr>
+          <w:lang w:val="en-US"/>
+        </w:rPr>
+      </w:pPr>
+      <w:r>
+        <w:rPr>
+          <w:lang w:val="en-US"/>
+        </w:rPr>
+        <w:t>Day 7:</w:t>
+      </w:r>
+    </w:p>
+    <w:p>
+      <w:pPr>
+        <w:pStyle w:val="ListParagraph"/>
+        <w:numPr>
+          <w:ilvl w:val="0"/>
+          <w:numId w:val="8"/>
+        </w:numPr>
+        <w:rPr>
+          <w:lang w:val="en-US"/>
+        </w:rPr>
+      </w:pPr>
+      <w:r>
+        <w:rPr>
+          <w:lang w:val="en-US"/>
+        </w:rPr>
+        <w:t>in C# when you initialize an array even If you put a number above or below in value you add to it later it doesn’t matter</w:t>
+      </w:r>
+    </w:p>
+    <w:p>
+      <w:pPr>
+        <w:pStyle w:val="ListParagraph"/>
+        <w:numPr>
+          <w:ilvl w:val="1"/>
+          <w:numId w:val="8"/>
+        </w:numPr>
+        <w:rPr>
+          <w:lang w:val="en-US"/>
+        </w:rPr>
+      </w:pPr>
+      <w:r>
+        <w:rPr>
+          <w:lang w:val="en-US"/>
+        </w:rPr>
+        <w:t>String [] testArray = new String[3];</w:t>
+      </w:r>
+    </w:p>
+    <w:p>
+      <w:pPr>
+        <w:pStyle w:val="ListParagraph"/>
+        <w:numPr>
+          <w:ilvl w:val="1"/>
+          <w:numId w:val="8"/>
+        </w:numPr>
+        <w:rPr>
+          <w:lang w:val="en-US"/>
+        </w:rPr>
+      </w:pPr>
+      <w:r>
+        <w:rPr>
+          <w:lang w:val="en-US"/>
+        </w:rPr>
+        <w:t>testArray = ["je", "dd", "ew"];</w:t>
+      </w:r>
+      <w:r>
+        <w:rPr>
+          <w:lang w:val="en-US"/>
+        </w:rPr>
+        <w:t xml:space="preserve"> works or even </w:t>
+      </w:r>
+      <w:r>
+        <w:rPr>
+          <w:lang w:val="en-US"/>
+        </w:rPr>
+        <w:t>testArray = ["je", "dd"];</w:t>
+      </w:r>
+      <w:r>
+        <w:rPr>
+          <w:lang w:val="en-US"/>
+        </w:rPr>
+        <w:t xml:space="preserve"> or even </w:t>
+      </w:r>
+      <w:r>
+        <w:rPr>
+          <w:lang w:val="en-US"/>
+        </w:rPr>
+        <w:t>testArray = ["je", "dd", "ew"</w:t>
+      </w:r>
+      <w:r>
+        <w:rPr>
+          <w:lang w:val="en-US"/>
+        </w:rPr>
+        <w:t>, “efrtgeqfg”, “ergwq3fg”, “frgwq”</w:t>
+      </w:r>
+      <w:r>
+        <w:rPr>
+          <w:lang w:val="en-US"/>
+        </w:rPr>
+        <w:t>];</w:t>
+      </w:r>
+    </w:p>
+    <w:p>
+      <w:pPr>
+        <w:pStyle w:val="ListParagraph"/>
+        <w:numPr>
+          <w:ilvl w:val="0"/>
+          <w:numId w:val="8"/>
+        </w:numPr>
+        <w:rPr>
+          <w:lang w:val="en-US"/>
+        </w:rPr>
+      </w:pPr>
+      <w:r>
+        <w:rPr>
+          <w:lang w:val="en-US"/>
+        </w:rPr>
+        <w:t>To switch which file to compile in CSharp, you do:</w:t>
+      </w:r>
+    </w:p>
+    <w:p>
+      <w:pPr>
+        <w:pStyle w:val="ListParagraph"/>
+        <w:numPr>
+          <w:ilvl w:val="1"/>
+          <w:numId w:val="8"/>
+        </w:numPr>
+        <w:rPr>
+          <w:lang w:val="en-US"/>
+        </w:rPr>
+      </w:pPr>
+      <w:r>
+        <w:rPr>
+          <w:lang w:val="en-US"/>
+        </w:rPr>
+        <w:t>You go to CSharpProject.csproj and add this line to PropertyGroup</w:t>
+      </w:r>
+    </w:p>
+    <w:p>
+      <w:pPr>
+        <w:pStyle w:val="ListParagraph"/>
+        <w:numPr>
+          <w:ilvl w:val="1"/>
+          <w:numId w:val="8"/>
+        </w:numPr>
+        <w:rPr>
+          <w:lang w:val="en-US"/>
+        </w:rPr>
+      </w:pPr>
+      <w:r>
+        <w:rPr>
+          <w:lang w:val="en-US"/>
+        </w:rPr>
+        <w:t>&lt;StartupObject&gt;</w:t>
+      </w:r>
+      <w:r>
+        <w:rPr>
+          <w:lang w:val="en-US"/>
+        </w:rPr>
+        <w:t>&lt;console app name&gt;.&lt;class name&gt;&lt;/StartupObject&gt;</w:t>
+      </w:r>
+    </w:p>
+    <w:p>
+      <w:pPr>
+        <w:rPr>
+          <w:lang w:val="en-US"/>
+        </w:rPr>
+      </w:pPr>
+      <w:r>
+        <w:rPr>
+          <w:lang w:val="en-US"/>
+        </w:rPr>
+        <w:t>Top 5 Strengths</w:t>
+      </w:r>
+    </w:p>
+    <w:p>
+      <w:pPr>
+        <w:pStyle w:val="ListParagraph"/>
+        <w:numPr>
+          <w:ilvl w:val="0"/>
+          <w:numId w:val="8"/>
+        </w:numPr>
+        <w:rPr>
+          <w:lang w:val="en-US"/>
+        </w:rPr>
+      </w:pPr>
+      <w:r>
+        <w:rPr>
+          <w:lang w:val="en-US"/>
+        </w:rPr>
+        <w:t>1. Constructors across all 3 languages</w:t>
+      </w:r>
+    </w:p>
+    <w:p>
+      <w:pPr>
+        <w:pStyle w:val="ListParagraph"/>
+        <w:rPr>
+          <w:lang w:val="en-US"/>
+        </w:rPr>
+      </w:pPr>
+      <w:r>
+        <w:rPr>
+          <w:lang w:val="en-US"/>
+        </w:rPr>
+        <w:t>You nailed __init__(self, age, height) in Python, App(String type, int durability) in Java, and Program(string x, int y) in C# — all with correct field binding. Day 6's hardest concept, reproduced cleanly in all three without mixing up syntax.</w:t>
+      </w:r>
+    </w:p>
+    <w:p>
+      <w:pPr>
+        <w:pStyle w:val="ListParagraph"/>
+        <w:numPr>
+          <w:ilvl w:val="0"/>
+          <w:numId w:val="8"/>
+        </w:numPr>
+        <w:rPr>
+          <w:lang w:val="en-US"/>
+        </w:rPr>
+      </w:pPr>
+      <w:r>
+        <w:rPr>
+          <w:lang w:val="en-US"/>
+        </w:rPr>
+        <w:t>2. Class field declarations</w:t>
+      </w:r>
+    </w:p>
+    <w:p>
+      <w:pPr>
+        <w:pStyle w:val="ListParagraph"/>
+        <w:rPr>
+          <w:lang w:val="en-US"/>
+        </w:rPr>
+      </w:pPr>
+      <w:r>
+        <w:rPr>
+          <w:lang w:val="en-US"/>
+        </w:rPr>
+        <w:t>You got the typing differences right without hesitation: no type keyword in Python, String/int in Java, string/int in C#. These are easy to blur across languages under pressure and you didn't.</w:t>
+      </w:r>
+    </w:p>
+    <w:p>
+      <w:pPr>
+        <w:pStyle w:val="ListParagraph"/>
+        <w:numPr>
+          <w:ilvl w:val="0"/>
+          <w:numId w:val="8"/>
+        </w:numPr>
+        <w:rPr>
+          <w:lang w:val="en-US"/>
+        </w:rPr>
+      </w:pPr>
+      <w:r>
+        <w:rPr>
+          <w:lang w:val="en-US"/>
+        </w:rPr>
+        <w:t>3. Collections API (Java ArrayList + C# List)</w:t>
+      </w:r>
+    </w:p>
+    <w:p>
+      <w:pPr>
+        <w:pStyle w:val="ListParagraph"/>
+        <w:rPr>
+          <w:lang w:val="en-US"/>
+        </w:rPr>
+      </w:pPr>
+      <w:r>
+        <w:rPr>
+          <w:lang w:val="en-US"/>
+        </w:rPr>
+        <w:t>Java: ArrayList&lt;String&gt; with .add(), .set(), .remove(), and a for-loop iterating .size(). C#: List&lt;String&gt; with .Add(), .Remove(), and foreach. Both active, both correct. Day 5 sticking well in these two.</w:t>
+      </w:r>
+    </w:p>
+    <w:p>
+      <w:pPr>
+        <w:pStyle w:val="ListParagraph"/>
+        <w:numPr>
+          <w:ilvl w:val="0"/>
+          <w:numId w:val="8"/>
+        </w:numPr>
+        <w:rPr>
+          <w:lang w:val="en-US"/>
+        </w:rPr>
+      </w:pPr>
+      <w:r>
+        <w:rPr>
+          <w:lang w:val="en-US"/>
+        </w:rPr>
+        <w:t>4. Cross-class method calls</w:t>
+      </w:r>
+    </w:p>
+    <w:p>
+      <w:pPr>
+        <w:pStyle w:val="ListParagraph"/>
+        <w:rPr>
+          <w:lang w:val="en-US"/>
+        </w:rPr>
+      </w:pPr>
+      <w:r>
+        <w:rPr>
+          <w:lang w:val="en-US"/>
+        </w:rPr>
+        <w:t>App.main() instantiates App2 and calls .getCards(). Program2.Main() instantiates Program and calls .getCode(). You naturally reached across classes without prompting — solid OOP instinct for Day 6.</w:t>
+      </w:r>
+    </w:p>
+    <w:p>
+      <w:pPr>
+        <w:pStyle w:val="ListParagraph"/>
+        <w:numPr>
+          <w:ilvl w:val="0"/>
+          <w:numId w:val="8"/>
+        </w:numPr>
+        <w:rPr>
+          <w:lang w:val="en-US"/>
+        </w:rPr>
+      </w:pPr>
+      <w:r>
+        <w:rPr>
+          <w:lang w:val="en-US"/>
+        </w:rPr>
+        <w:t>5. Multi-file class structure (Java + C#)</w:t>
+      </w:r>
+    </w:p>
+    <w:p>
+      <w:pPr>
+        <w:pStyle w:val="ListParagraph"/>
+        <w:rPr>
+          <w:lang w:val="en-US"/>
+        </w:rPr>
+      </w:pPr>
+      <w:r>
+        <w:rPr>
+          <w:lang w:val="en-US"/>
+        </w:rPr>
+        <w:lastRenderedPageBreak/>
+        <w:t>You remembered two separate classes per language with separate files, correct package/namespace declarations, and distinct responsibilities. That's structural memory, not just syntax recall.</w:t>
+      </w:r>
+    </w:p>
+    <w:p>
+      <w:pPr>
+        <w:rPr>
+          <w:lang w:val="en-US"/>
+        </w:rPr>
+      </w:pPr>
+      <w:r>
+        <w:rPr>
+          <w:lang w:val="en-US"/>
+        </w:rPr>
+        <w:t>Top 5 Weaknesses</w:t>
+      </w:r>
+    </w:p>
+    <w:p>
+      <w:pPr>
+        <w:pStyle w:val="ListParagraph"/>
+        <w:numPr>
+          <w:ilvl w:val="0"/>
+          <w:numId w:val="8"/>
+        </w:numPr>
+        <w:rPr>
+          <w:lang w:val="en-US"/>
+        </w:rPr>
+      </w:pPr>
+      <w:r>
+        <w:rPr>
+          <w:lang w:val="en-US"/>
+        </w:rPr>
+        <w:t>1. Python method bodies are empty</w:t>
+      </w:r>
+    </w:p>
+    <w:p>
+      <w:pPr>
+        <w:pStyle w:val="ListParagraph"/>
+        <w:rPr>
+          <w:lang w:val="en-US"/>
+        </w:rPr>
+      </w:pPr>
+      <w:r>
+        <w:rPr>
+          <w:lang w:val="en-US"/>
+        </w:rPr>
+        <w:t>getVoid() does nothing and returns None. The original had type casting (int(r)), list operations, a tuple, a string method, and a return value all active. You remembered the Python class shell perfectly but blanked on what goes inside the method. This is your biggest gap — the constructor comes back but the logic doesn't.</w:t>
+      </w:r>
+    </w:p>
+    <w:p>
+      <w:pPr>
+        <w:pStyle w:val="ListParagraph"/>
+        <w:numPr>
+          <w:ilvl w:val="0"/>
+          <w:numId w:val="8"/>
+        </w:numPr>
+        <w:rPr>
+          <w:lang w:val="en-US"/>
+        </w:rPr>
+      </w:pPr>
+      <w:r>
+        <w:rPr>
+          <w:lang w:val="en-US"/>
+        </w:rPr>
+        <w:t>2. String methods missing across all 3 languages</w:t>
+      </w:r>
+    </w:p>
+    <w:p>
+      <w:pPr>
+        <w:pStyle w:val="ListParagraph"/>
+        <w:rPr>
+          <w:lang w:val="en-US"/>
+        </w:rPr>
+      </w:pPr>
+      <w:r>
+        <w:rPr>
+          <w:lang w:val="en-US"/>
+        </w:rPr>
+        <w:t>No .lower(), no indexOf()/lastIndexOf(), no string concatenation demo anywhere in Practice2's active code. Day 5 string methods didn't make it into memory for any language. This is a clean blind spot — the concept is absent, not just shaky.</w:t>
+      </w:r>
+    </w:p>
+    <w:p>
+      <w:pPr>
+        <w:pStyle w:val="ListParagraph"/>
+        <w:numPr>
+          <w:ilvl w:val="0"/>
+          <w:numId w:val="8"/>
+        </w:numPr>
+        <w:rPr>
+          <w:lang w:val="en-US"/>
+        </w:rPr>
+      </w:pPr>
+      <w:r>
+        <w:rPr>
+          <w:lang w:val="en-US"/>
+        </w:rPr>
+        <w:t>3. Python has no active loops</w:t>
+      </w:r>
+    </w:p>
+    <w:p>
+      <w:pPr>
+        <w:pStyle w:val="ListParagraph"/>
+        <w:rPr>
+          <w:lang w:val="en-US"/>
+        </w:rPr>
+      </w:pPr>
+      <w:r>
+        <w:rPr>
+          <w:lang w:val="en-US"/>
+        </w:rPr>
+        <w:t>Java has a live for loop over an ArrayList. C# has a live foreach. Python has no active loop at all. The loop-through-collection pattern is clearly retained in Java and C# but hasn't transferred to Python syntax yet.</w:t>
+      </w:r>
+    </w:p>
+    <w:p>
+      <w:pPr>
+        <w:pStyle w:val="ListParagraph"/>
+        <w:numPr>
+          <w:ilvl w:val="0"/>
+          <w:numId w:val="8"/>
+        </w:numPr>
+        <w:rPr>
+          <w:lang w:val="en-US"/>
+        </w:rPr>
+      </w:pPr>
+      <w:r>
+        <w:rPr>
+          <w:lang w:val="en-US"/>
+        </w:rPr>
+        <w:t>4. Python second class forgotten</w:t>
+      </w:r>
+    </w:p>
+    <w:p>
+      <w:pPr>
+        <w:pStyle w:val="ListParagraph"/>
+        <w:rPr>
+          <w:lang w:val="en-US"/>
+        </w:rPr>
+      </w:pPr>
+      <w:r>
+        <w:rPr>
+          <w:lang w:val="en-US"/>
+        </w:rPr>
+        <w:t>You wrote one Python file. The original had DummyPy2.py as a separate constructor-focused class. In Java and C# you correctly reproduced two classes. The pattern exists in your head for those languages but Python gets less attention, and it shows at the structural level.</w:t>
+      </w:r>
+    </w:p>
+    <w:p>
+      <w:pPr>
+        <w:pStyle w:val="ListParagraph"/>
+        <w:numPr>
+          <w:ilvl w:val="0"/>
+          <w:numId w:val="8"/>
+        </w:numPr>
+        <w:rPr>
+          <w:lang w:val="en-US"/>
+        </w:rPr>
+      </w:pPr>
+      <w:r>
+        <w:rPr>
+          <w:lang w:val="en-US"/>
+        </w:rPr>
+        <w:t>5. Type casting in Python</w:t>
+      </w:r>
+    </w:p>
+    <w:p>
+      <w:pPr>
+        <w:pStyle w:val="ListParagraph"/>
+        <w:rPr>
+          <w:lang w:val="en-US"/>
+        </w:rPr>
+      </w:pPr>
+      <w:r>
+        <w:rPr>
+          <w:lang w:val="en-US"/>
+        </w:rPr>
+        <w:t>The original's r = int(r) type cast was active and fed the return value. In Practice2 it's commented out and the return is gone. Java and C# handle this implicitly in these examples so it doesn't show up — but in Python int() / float() is a key everyday tool from Day 1 that you're not recalling actively.</w:t>
+      </w:r>
+    </w:p>
+    <w:p>
+      <w:pPr>
+        <w:pStyle w:val="ListParagraph"/>
+        <w:numPr>
+          <w:ilvl w:val="0"/>
+          <w:numId w:val="8"/>
+        </w:numPr>
+        <w:rPr>
+          <w:lang w:val="en-US"/>
+        </w:rPr>
+      </w:pPr>
+      <w:r>
+        <w:rPr>
+          <w:lang w:val="en-US"/>
+        </w:rPr>
+        <w:t>Pattern to notice: Java and C# are roughly at the same level — when you know something in one, you know it in the other. Python is consistently one step behind: you remember the structure (class, constructor) but not the content (method logic, loops, string methods). Going into Week 2, Python deserves deliberate extra repetition.</w:t>
+      </w:r>
       <w:r>
         <w:rPr>
           <w:lang w:val="en-US"/>
@@ -1419,6 +1915,119 @@
     </w:lvl>
   </w:abstractNum>
   <w:abstractNum w:abstractNumId="2" w15:restartNumberingAfterBreak="0">
+    <w:nsid w:val="1BCE54AD"/>
+    <w:multiLevelType w:val="hybridMultilevel"/>
+    <w:tmpl w:val="4EA6ABB2"/>
+    <w:lvl w:ilvl="0" w:tplc="08090003">
+      <w:start w:val="1"/>
+      <w:numFmt w:val="bullet"/>
+      <w:lvlText w:val="o"/>
+      <w:lvlJc w:val="left"/>
+      <w:pPr>
+        <w:ind w:left="720" w:hanging="360"/>
+      </w:pPr>
+      <w:rPr>
+        <w:rFonts w:ascii="Courier New" w:hAnsi="Courier New" w:cs="Courier New" w:hint="default"/>
+      </w:rPr>
+    </w:lvl>
+    <w:lvl w:ilvl="1" w:tplc="08090003">
+      <w:start w:val="1"/>
+      <w:numFmt w:val="bullet"/>
+      <w:lvlText w:val="o"/>
+      <w:lvlJc w:val="left"/>
+      <w:pPr>
+        <w:ind w:left="1440" w:hanging="360"/>
+      </w:pPr>
+      <w:rPr>
+        <w:rFonts w:ascii="Courier New" w:hAnsi="Courier New" w:cs="Courier New" w:hint="default"/>
+      </w:rPr>
+    </w:lvl>
+    <w:lvl w:ilvl="2" w:tplc="08090005" w:tentative="1">
+      <w:start w:val="1"/>
+      <w:numFmt w:val="bullet"/>
+      <w:lvlText w:val=""/>
+      <w:lvlJc w:val="left"/>
+      <w:pPr>
+        <w:ind w:left="2160" w:hanging="360"/>
+      </w:pPr>
+      <w:rPr>
+        <w:rFonts w:ascii="Wingdings" w:hAnsi="Wingdings" w:hint="default"/>
+      </w:rPr>
+    </w:lvl>
+    <w:lvl w:ilvl="3" w:tplc="08090001" w:tentative="1">
+      <w:start w:val="1"/>
+      <w:numFmt w:val="bullet"/>
+      <w:lvlText w:val=""/>
+      <w:lvlJc w:val="left"/>
+      <w:pPr>
+        <w:ind w:left="2880" w:hanging="360"/>
+      </w:pPr>
+      <w:rPr>
+        <w:rFonts w:ascii="Symbol" w:hAnsi="Symbol" w:hint="default"/>
+      </w:rPr>
+    </w:lvl>
+    <w:lvl w:ilvl="4" w:tplc="08090003" w:tentative="1">
+      <w:start w:val="1"/>
+      <w:numFmt w:val="bullet"/>
+      <w:lvlText w:val="o"/>
+      <w:lvlJc w:val="left"/>
+      <w:pPr>
+        <w:ind w:left="3600" w:hanging="360"/>
+      </w:pPr>
+      <w:rPr>
+        <w:rFonts w:ascii="Courier New" w:hAnsi="Courier New" w:cs="Courier New" w:hint="default"/>
+      </w:rPr>
+    </w:lvl>
+    <w:lvl w:ilvl="5" w:tplc="08090005" w:tentative="1">
+      <w:start w:val="1"/>
+      <w:numFmt w:val="bullet"/>
+      <w:lvlText w:val=""/>
+      <w:lvlJc w:val="left"/>
+      <w:pPr>
+        <w:ind w:left="4320" w:hanging="360"/>
+      </w:pPr>
+      <w:rPr>
+        <w:rFonts w:ascii="Wingdings" w:hAnsi="Wingdings" w:hint="default"/>
+      </w:rPr>
+    </w:lvl>
+    <w:lvl w:ilvl="6" w:tplc="08090001" w:tentative="1">
+      <w:start w:val="1"/>
+      <w:numFmt w:val="bullet"/>
+      <w:lvlText w:val=""/>
+      <w:lvlJc w:val="left"/>
+      <w:pPr>
+        <w:ind w:left="5040" w:hanging="360"/>
+      </w:pPr>
+      <w:rPr>
+        <w:rFonts w:ascii="Symbol" w:hAnsi="Symbol" w:hint="default"/>
+      </w:rPr>
+    </w:lvl>
+    <w:lvl w:ilvl="7" w:tplc="08090003" w:tentative="1">
+      <w:start w:val="1"/>
+      <w:numFmt w:val="bullet"/>
+      <w:lvlText w:val="o"/>
+      <w:lvlJc w:val="left"/>
+      <w:pPr>
+        <w:ind w:left="5760" w:hanging="360"/>
+      </w:pPr>
+      <w:rPr>
+        <w:rFonts w:ascii="Courier New" w:hAnsi="Courier New" w:cs="Courier New" w:hint="default"/>
+      </w:rPr>
+    </w:lvl>
+    <w:lvl w:ilvl="8" w:tplc="08090005" w:tentative="1">
+      <w:start w:val="1"/>
+      <w:numFmt w:val="bullet"/>
+      <w:lvlText w:val=""/>
+      <w:lvlJc w:val="left"/>
+      <w:pPr>
+        <w:ind w:left="6480" w:hanging="360"/>
+      </w:pPr>
+      <w:rPr>
+        <w:rFonts w:ascii="Wingdings" w:hAnsi="Wingdings" w:hint="default"/>
+      </w:rPr>
+    </w:lvl>
+  </w:abstractNum>
+  <w:abstractNum w:abstractNumId="3" w15:restartNumberingAfterBreak="0">
     <w:nsid w:val="4E8B73F5"/>
     <w:multiLevelType w:val="hybridMultilevel"/>
     <w:tmpl w:val="B37E9D9A"/>
@@ -1531,7 +2140,7 @@
       </w:rPr>
     </w:lvl>
   </w:abstractNum>
-  <w:abstractNum w:abstractNumId="3" w15:restartNumberingAfterBreak="0">
+  <w:abstractNum w:abstractNumId="4" w15:restartNumberingAfterBreak="0">
     <w:nsid w:val="5AC44D8A"/>
     <w:multiLevelType w:val="hybridMultilevel"/>
     <w:tmpl w:val="B41412D8"/>
@@ -1644,7 +2253,7 @@
       </w:rPr>
     </w:lvl>
   </w:abstractNum>
-  <w:abstractNum w:abstractNumId="4" w15:restartNumberingAfterBreak="0">
+  <w:abstractNum w:abstractNumId="5" w15:restartNumberingAfterBreak="0">
     <w:nsid w:val="622749CF"/>
     <w:multiLevelType w:val="hybridMultilevel"/>
     <w:tmpl w:val="9A7ABF14"/>
@@ -1757,7 +2366,7 @@
       </w:rPr>
     </w:lvl>
   </w:abstractNum>
-  <w:abstractNum w:abstractNumId="5" w15:restartNumberingAfterBreak="0">
+  <w:abstractNum w:abstractNumId="6" w15:restartNumberingAfterBreak="0">
     <w:nsid w:val="660B0BC7"/>
     <w:multiLevelType w:val="hybridMultilevel"/>
     <w:tmpl w:val="7F426734"/>
@@ -1870,7 +2479,7 @@
       </w:rPr>
     </w:lvl>
   </w:abstractNum>
-  <w:abstractNum w:abstractNumId="6" w15:restartNumberingAfterBreak="0">
+  <w:abstractNum w:abstractNumId="7" w15:restartNumberingAfterBreak="0">
     <w:nsid w:val="6EAD22DE"/>
     <w:multiLevelType w:val="hybridMultilevel"/>
     <w:tmpl w:val="A722335E"/>
@@ -1984,10 +2593,10 @@
     </w:lvl>
   </w:abstractNum>
   <w:num w:numId="1" w16cid:durableId="1148787128">
-    <w:abstractNumId w:val="5"/>
+    <w:abstractNumId w:val="6"/>
   </w:num>
   <w:num w:numId="2" w16cid:durableId="1274509325">
-    <w:abstractNumId w:val="2"/>
+    <w:abstractNumId w:val="3"/>
   </w:num>
   <w:num w:numId="3" w16cid:durableId="1264073781">
     <w:abstractNumId w:val="0"/>
@@ -1996,13 +2605,16 @@
     <w:abstractNumId w:val="1"/>
   </w:num>
   <w:num w:numId="5" w16cid:durableId="671567869">
-    <w:abstractNumId w:val="3"/>
+    <w:abstractNumId w:val="4"/>
   </w:num>
   <w:num w:numId="6" w16cid:durableId="1687902216">
-    <w:abstractNumId w:val="6"/>
+    <w:abstractNumId w:val="7"/>
   </w:num>
   <w:num w:numId="7" w16cid:durableId="1040131917">
-    <w:abstractNumId w:val="4"/>
+    <w:abstractNumId w:val="5"/>
+  </w:num>
+  <w:num w:numId="8" w16cid:durableId="807236893">
+    <w:abstractNumId w:val="2"/>
   </w:num>
 </w:numbering>
 </file>
@@ -2610,7 +3222,6 @@
   <w:style w:type="character" w:default="1" w:styleId="DefaultParagraphFont">
     <w:name w:val="Default Paragraph Font"/>
     <w:uiPriority w:val="1"/>
-    <w:semiHidden/>
     <w:unhideWhenUsed/>
   </w:style>
   <w:style w:type="table" w:default="1" w:styleId="TableNormal">

--- a/DevLog.docx
+++ b/DevLog.docx
@@ -66,7 +66,21 @@
         <w:rPr>
           <w:lang w:val="en-US"/>
         </w:rPr>
-        <w:t>git clone &lt;repository url http… or ssh&gt;to add repositories that already exist to your local system</w:t>
+        <w:t xml:space="preserve">git clone &lt;repository </w:t>
+      </w:r>
+      <w:proofErr w:type="spellStart"/>
+      <w:r>
+        <w:rPr>
+          <w:lang w:val="en-US"/>
+        </w:rPr>
+        <w:t>url</w:t>
+      </w:r>
+      <w:proofErr w:type="spellEnd"/>
+      <w:r>
+        <w:rPr>
+          <w:lang w:val="en-US"/>
+        </w:rPr>
+        <w:t xml:space="preserve"> http… or ssh&gt;to add repositories that already exist to your local system</w:t>
       </w:r>
     </w:p>
     <w:p>
@@ -84,7 +98,35 @@
         <w:rPr>
           <w:lang w:val="en-US"/>
         </w:rPr>
-        <w:t>git init in the folder you want to put your project or git init &lt;file path including your project&gt; to initialize yours</w:t>
+        <w:t xml:space="preserve">git </w:t>
+      </w:r>
+      <w:proofErr w:type="spellStart"/>
+      <w:r>
+        <w:rPr>
+          <w:lang w:val="en-US"/>
+        </w:rPr>
+        <w:t>init</w:t>
+      </w:r>
+      <w:proofErr w:type="spellEnd"/>
+      <w:r>
+        <w:rPr>
+          <w:lang w:val="en-US"/>
+        </w:rPr>
+        <w:t xml:space="preserve"> in the folder you want to put your project or git </w:t>
+      </w:r>
+      <w:proofErr w:type="spellStart"/>
+      <w:r>
+        <w:rPr>
+          <w:lang w:val="en-US"/>
+        </w:rPr>
+        <w:t>init</w:t>
+      </w:r>
+      <w:proofErr w:type="spellEnd"/>
+      <w:r>
+        <w:rPr>
+          <w:lang w:val="en-US"/>
+        </w:rPr>
+        <w:t xml:space="preserve"> &lt;file path including your project&gt; to initialize yours</w:t>
       </w:r>
     </w:p>
     <w:p>
@@ -151,7 +193,21 @@
         <w:rPr>
           <w:lang w:val="en-US"/>
         </w:rPr>
-        <w:t xml:space="preserve"> and it is converting from a bigger data type to a smaller one like </w:t>
+        <w:t xml:space="preserve"> and it is </w:t>
+      </w:r>
+      <w:proofErr w:type="gramStart"/>
+      <w:r>
+        <w:rPr>
+          <w:lang w:val="en-US"/>
+        </w:rPr>
+        <w:t>converting</w:t>
+      </w:r>
+      <w:proofErr w:type="gramEnd"/>
+      <w:r>
+        <w:rPr>
+          <w:lang w:val="en-US"/>
+        </w:rPr>
+        <w:t xml:space="preserve"> from a bigger data type to a smaller one like </w:t>
       </w:r>
     </w:p>
     <w:p>
@@ -169,7 +225,21 @@
         <w:rPr>
           <w:lang w:val="en-US"/>
         </w:rPr>
-        <w:t>double myNum = 9.87;</w:t>
+        <w:t xml:space="preserve">double </w:t>
+      </w:r>
+      <w:proofErr w:type="spellStart"/>
+      <w:r>
+        <w:rPr>
+          <w:lang w:val="en-US"/>
+        </w:rPr>
+        <w:t>myNum</w:t>
+      </w:r>
+      <w:proofErr w:type="spellEnd"/>
+      <w:r>
+        <w:rPr>
+          <w:lang w:val="en-US"/>
+        </w:rPr>
+        <w:t xml:space="preserve"> = 9.87;</w:t>
       </w:r>
     </w:p>
     <w:p>
@@ -187,7 +257,35 @@
         <w:rPr>
           <w:lang w:val="en-US"/>
         </w:rPr>
-        <w:t>int myNumInt = (int) myNum;</w:t>
+        <w:t xml:space="preserve">int </w:t>
+      </w:r>
+      <w:proofErr w:type="spellStart"/>
+      <w:r>
+        <w:rPr>
+          <w:lang w:val="en-US"/>
+        </w:rPr>
+        <w:t>myNumInt</w:t>
+      </w:r>
+      <w:proofErr w:type="spellEnd"/>
+      <w:r>
+        <w:rPr>
+          <w:lang w:val="en-US"/>
+        </w:rPr>
+        <w:t xml:space="preserve"> = (int) </w:t>
+      </w:r>
+      <w:proofErr w:type="spellStart"/>
+      <w:r>
+        <w:rPr>
+          <w:lang w:val="en-US"/>
+        </w:rPr>
+        <w:t>myNum</w:t>
+      </w:r>
+      <w:proofErr w:type="spellEnd"/>
+      <w:r>
+        <w:rPr>
+          <w:lang w:val="en-US"/>
+        </w:rPr>
+        <w:t>;</w:t>
       </w:r>
     </w:p>
     <w:p>
@@ -201,11 +299,33 @@
           <w:lang w:val="en-US"/>
         </w:rPr>
       </w:pPr>
-      <w:r>
-        <w:rPr>
-          <w:lang w:val="en-US"/>
-        </w:rPr>
-        <w:t>System.out.println(myNumInt); = 9</w:t>
+      <w:proofErr w:type="spellStart"/>
+      <w:r>
+        <w:rPr>
+          <w:lang w:val="en-US"/>
+        </w:rPr>
+        <w:t>System.out.println</w:t>
+      </w:r>
+      <w:proofErr w:type="spellEnd"/>
+      <w:r>
+        <w:rPr>
+          <w:lang w:val="en-US"/>
+        </w:rPr>
+        <w:t>(</w:t>
+      </w:r>
+      <w:proofErr w:type="spellStart"/>
+      <w:r>
+        <w:rPr>
+          <w:lang w:val="en-US"/>
+        </w:rPr>
+        <w:t>myNumInt</w:t>
+      </w:r>
+      <w:proofErr w:type="spellEnd"/>
+      <w:r>
+        <w:rPr>
+          <w:lang w:val="en-US"/>
+        </w:rPr>
+        <w:t>); = 9</w:t>
       </w:r>
     </w:p>
     <w:p>
@@ -261,7 +381,21 @@
         <w:rPr>
           <w:lang w:val="en-US"/>
         </w:rPr>
-        <w:t>int myInt = 9;</w:t>
+        <w:t xml:space="preserve">int </w:t>
+      </w:r>
+      <w:proofErr w:type="spellStart"/>
+      <w:r>
+        <w:rPr>
+          <w:lang w:val="en-US"/>
+        </w:rPr>
+        <w:t>myInt</w:t>
+      </w:r>
+      <w:proofErr w:type="spellEnd"/>
+      <w:r>
+        <w:rPr>
+          <w:lang w:val="en-US"/>
+        </w:rPr>
+        <w:t xml:space="preserve"> = 9;</w:t>
       </w:r>
     </w:p>
     <w:p>
@@ -279,7 +413,35 @@
         <w:rPr>
           <w:lang w:val="en-US"/>
         </w:rPr>
-        <w:t>double myDouble = myInt;</w:t>
+        <w:t xml:space="preserve">double </w:t>
+      </w:r>
+      <w:proofErr w:type="spellStart"/>
+      <w:r>
+        <w:rPr>
+          <w:lang w:val="en-US"/>
+        </w:rPr>
+        <w:t>myDouble</w:t>
+      </w:r>
+      <w:proofErr w:type="spellEnd"/>
+      <w:r>
+        <w:rPr>
+          <w:lang w:val="en-US"/>
+        </w:rPr>
+        <w:t xml:space="preserve"> = </w:t>
+      </w:r>
+      <w:proofErr w:type="spellStart"/>
+      <w:r>
+        <w:rPr>
+          <w:lang w:val="en-US"/>
+        </w:rPr>
+        <w:t>myInt</w:t>
+      </w:r>
+      <w:proofErr w:type="spellEnd"/>
+      <w:r>
+        <w:rPr>
+          <w:lang w:val="en-US"/>
+        </w:rPr>
+        <w:t>;</w:t>
       </w:r>
     </w:p>
     <w:p>
@@ -293,11 +455,33 @@
           <w:lang w:val="en-US"/>
         </w:rPr>
       </w:pPr>
-      <w:r>
-        <w:rPr>
-          <w:lang w:val="en-US"/>
-        </w:rPr>
-        <w:t>System.out.println(myDouble); = 9.0</w:t>
+      <w:proofErr w:type="spellStart"/>
+      <w:r>
+        <w:rPr>
+          <w:lang w:val="en-US"/>
+        </w:rPr>
+        <w:t>System.out.println</w:t>
+      </w:r>
+      <w:proofErr w:type="spellEnd"/>
+      <w:r>
+        <w:rPr>
+          <w:lang w:val="en-US"/>
+        </w:rPr>
+        <w:t>(</w:t>
+      </w:r>
+      <w:proofErr w:type="spellStart"/>
+      <w:r>
+        <w:rPr>
+          <w:lang w:val="en-US"/>
+        </w:rPr>
+        <w:t>myDouble</w:t>
+      </w:r>
+      <w:proofErr w:type="spellEnd"/>
+      <w:r>
+        <w:rPr>
+          <w:lang w:val="en-US"/>
+        </w:rPr>
+        <w:t>); = 9.0</w:t>
       </w:r>
     </w:p>
     <w:p>
@@ -315,7 +499,29 @@
         <w:rPr>
           <w:lang w:val="en-US"/>
         </w:rPr>
-        <w:t>python -m venv  &lt;project name&gt; to create a python environment basically where you can set the python version and dependencies (libraries – stuff that aren’t part of your code maybe external you can make use of) for just this project so it doesn’t get mixed up</w:t>
+        <w:t xml:space="preserve">python -m </w:t>
+      </w:r>
+      <w:proofErr w:type="spellStart"/>
+      <w:proofErr w:type="gramStart"/>
+      <w:r>
+        <w:rPr>
+          <w:lang w:val="en-US"/>
+        </w:rPr>
+        <w:t>venv</w:t>
+      </w:r>
+      <w:proofErr w:type="spellEnd"/>
+      <w:r>
+        <w:rPr>
+          <w:lang w:val="en-US"/>
+        </w:rPr>
+        <w:t xml:space="preserve">  &lt;</w:t>
+      </w:r>
+      <w:proofErr w:type="gramEnd"/>
+      <w:r>
+        <w:rPr>
+          <w:lang w:val="en-US"/>
+        </w:rPr>
+        <w:t>project name&gt; to create a python environment basically where you can set the python version and dependencies (libraries – stuff that aren’t part of your code maybe external you can make use of) for just this project so it doesn’t get mixed up</w:t>
       </w:r>
     </w:p>
     <w:p>
@@ -333,7 +539,21 @@
         <w:rPr>
           <w:lang w:val="en-US"/>
         </w:rPr>
-        <w:t xml:space="preserve">&lt;projectname&gt;\Scripts\activate to activate it </w:t>
+        <w:t>&lt;</w:t>
+      </w:r>
+      <w:proofErr w:type="spellStart"/>
+      <w:r>
+        <w:rPr>
+          <w:lang w:val="en-US"/>
+        </w:rPr>
+        <w:t>projectname</w:t>
+      </w:r>
+      <w:proofErr w:type="spellEnd"/>
+      <w:r>
+        <w:rPr>
+          <w:lang w:val="en-US"/>
+        </w:rPr>
+        <w:t xml:space="preserve">&gt;\Scripts\activate to activate it </w:t>
       </w:r>
     </w:p>
     <w:p>
@@ -369,7 +589,21 @@
         <w:rPr>
           <w:lang w:val="en-US"/>
         </w:rPr>
-        <w:t>&lt;projectname&gt; C:\users\&lt;username&gt;&gt;</w:t>
+        <w:t>&lt;</w:t>
+      </w:r>
+      <w:proofErr w:type="spellStart"/>
+      <w:r>
+        <w:rPr>
+          <w:lang w:val="en-US"/>
+        </w:rPr>
+        <w:t>projectname</w:t>
+      </w:r>
+      <w:proofErr w:type="spellEnd"/>
+      <w:r>
+        <w:rPr>
+          <w:lang w:val="en-US"/>
+        </w:rPr>
+        <w:t>&gt; C:\users\&lt;username&gt;&gt;</w:t>
       </w:r>
     </w:p>
     <w:p>
@@ -534,7 +768,21 @@
         <w:rPr>
           <w:lang w:val="en-US"/>
         </w:rPr>
-        <w:t>For CSharp you can define variables and let them be dynamically assigned to a type using ‘var’ or define and assign them a variable when created</w:t>
+        <w:t xml:space="preserve">For </w:t>
+      </w:r>
+      <w:proofErr w:type="spellStart"/>
+      <w:r>
+        <w:rPr>
+          <w:lang w:val="en-US"/>
+        </w:rPr>
+        <w:t>CSharp</w:t>
+      </w:r>
+      <w:proofErr w:type="spellEnd"/>
+      <w:r>
+        <w:rPr>
+          <w:lang w:val="en-US"/>
+        </w:rPr>
+        <w:t xml:space="preserve"> you can define variables and let them be dynamically assigned to a type using ‘var’ or define and assign them a variable when created</w:t>
       </w:r>
     </w:p>
     <w:p>
@@ -594,7 +842,21 @@
         <w:rPr>
           <w:lang w:val="en-US"/>
         </w:rPr>
-        <w:t>Add a break to all of your switch cases or it just runs everything</w:t>
+        <w:t xml:space="preserve">Add a break to </w:t>
+      </w:r>
+      <w:proofErr w:type="gramStart"/>
+      <w:r>
+        <w:rPr>
+          <w:lang w:val="en-US"/>
+        </w:rPr>
+        <w:t>all of</w:t>
+      </w:r>
+      <w:proofErr w:type="gramEnd"/>
+      <w:r>
+        <w:rPr>
+          <w:lang w:val="en-US"/>
+        </w:rPr>
+        <w:t xml:space="preserve"> your switch cases or it just runs everything</w:t>
       </w:r>
     </w:p>
     <w:p>
@@ -612,7 +874,21 @@
         <w:rPr>
           <w:lang w:val="en-US"/>
         </w:rPr>
-        <w:t>While claude is answering/thinking about a question you can use /btw to ask it a side question without interrupting its current process</w:t>
+        <w:t xml:space="preserve">While </w:t>
+      </w:r>
+      <w:proofErr w:type="spellStart"/>
+      <w:r>
+        <w:rPr>
+          <w:lang w:val="en-US"/>
+        </w:rPr>
+        <w:t>claude</w:t>
+      </w:r>
+      <w:proofErr w:type="spellEnd"/>
+      <w:r>
+        <w:rPr>
+          <w:lang w:val="en-US"/>
+        </w:rPr>
+        <w:t xml:space="preserve"> is answering/thinking about a question you can use /btw to ask it a side question without interrupting its current process</w:t>
       </w:r>
       <w:r>
         <w:rPr>
@@ -771,7 +1047,37 @@
         <w:rPr>
           <w:lang w:val="en-US"/>
         </w:rPr>
-        <w:t xml:space="preserve">To test in pytest you need to </w:t>
+        <w:t xml:space="preserve">To </w:t>
+      </w:r>
+      <w:proofErr w:type="gramStart"/>
+      <w:r>
+        <w:rPr>
+          <w:lang w:val="en-US"/>
+        </w:rPr>
+        <w:t>test in</w:t>
+      </w:r>
+      <w:proofErr w:type="gramEnd"/>
+      <w:r>
+        <w:rPr>
+          <w:lang w:val="en-US"/>
+        </w:rPr>
+        <w:t xml:space="preserve"> </w:t>
+      </w:r>
+      <w:proofErr w:type="spellStart"/>
+      <w:proofErr w:type="gramStart"/>
+      <w:r>
+        <w:rPr>
+          <w:lang w:val="en-US"/>
+        </w:rPr>
+        <w:t>pytest</w:t>
+      </w:r>
+      <w:proofErr w:type="spellEnd"/>
+      <w:proofErr w:type="gramEnd"/>
+      <w:r>
+        <w:rPr>
+          <w:lang w:val="en-US"/>
+        </w:rPr>
+        <w:t xml:space="preserve"> you need to </w:t>
       </w:r>
       <w:r>
         <w:rPr>
@@ -791,12 +1097,14 @@
         </w:rPr>
         <w:t xml:space="preserve">U </w:t>
       </w:r>
+      <w:proofErr w:type="spellStart"/>
       <w:r>
         <w:rPr>
           <w:lang w:val="en-US"/>
         </w:rPr>
         <w:t>pytest</w:t>
       </w:r>
+      <w:proofErr w:type="spellEnd"/>
       <w:r>
         <w:rPr>
           <w:lang w:val="en-US"/>
@@ -815,11 +1123,19 @@
           <w:lang w:val="en-US"/>
         </w:rPr>
       </w:pPr>
-      <w:r>
-        <w:rPr>
-          <w:lang w:val="en-US"/>
-        </w:rPr>
-        <w:t>pytest would run all files in the format test_*.py or *_test.py</w:t>
+      <w:proofErr w:type="spellStart"/>
+      <w:r>
+        <w:rPr>
+          <w:lang w:val="en-US"/>
+        </w:rPr>
+        <w:t>pytest</w:t>
+      </w:r>
+      <w:proofErr w:type="spellEnd"/>
+      <w:r>
+        <w:rPr>
+          <w:lang w:val="en-US"/>
+        </w:rPr>
+        <w:t xml:space="preserve"> would run all files in the format test_*.py or *_test.py</w:t>
       </w:r>
       <w:r>
         <w:rPr>
@@ -839,11 +1155,27 @@
           <w:lang w:val="en-US"/>
         </w:rPr>
       </w:pPr>
-      <w:r>
-        <w:rPr>
-          <w:lang w:val="en-US"/>
-        </w:rPr>
-        <w:t>pytest -q &lt;test file name&gt; runs your code quietly producing less information on it.</w:t>
+      <w:proofErr w:type="spellStart"/>
+      <w:proofErr w:type="gramStart"/>
+      <w:r>
+        <w:rPr>
+          <w:lang w:val="en-US"/>
+        </w:rPr>
+        <w:t>pytest</w:t>
+      </w:r>
+      <w:proofErr w:type="spellEnd"/>
+      <w:r>
+        <w:rPr>
+          <w:lang w:val="en-US"/>
+        </w:rPr>
+        <w:t xml:space="preserve"> -q</w:t>
+      </w:r>
+      <w:proofErr w:type="gramEnd"/>
+      <w:r>
+        <w:rPr>
+          <w:lang w:val="en-US"/>
+        </w:rPr>
+        <w:t xml:space="preserve"> &lt;test file name&gt; runs your code quietly producing less information on it.</w:t>
       </w:r>
     </w:p>
     <w:p>
@@ -861,7 +1193,21 @@
         <w:rPr>
           <w:lang w:val="en-US"/>
         </w:rPr>
-        <w:t xml:space="preserve">To change system environment variables from powershell </w:t>
+        <w:t xml:space="preserve">To change system environment variables from </w:t>
+      </w:r>
+      <w:proofErr w:type="spellStart"/>
+      <w:r>
+        <w:rPr>
+          <w:lang w:val="en-US"/>
+        </w:rPr>
+        <w:t>powershell</w:t>
+      </w:r>
+      <w:proofErr w:type="spellEnd"/>
+      <w:r>
+        <w:rPr>
+          <w:lang w:val="en-US"/>
+        </w:rPr>
+        <w:t xml:space="preserve"> </w:t>
       </w:r>
     </w:p>
     <w:p>
@@ -897,7 +1243,43 @@
         <w:rPr>
           <w:lang w:val="en-US"/>
         </w:rPr>
-        <w:t>[System.Environment]::SetEnvironmentVariable("JAVA_HOME", "C:\Program Files\Microsoft\jdk-21.0.11.10-hotspot", "Machine")</w:t>
+        <w:t>[</w:t>
+      </w:r>
+      <w:proofErr w:type="spellStart"/>
+      <w:r>
+        <w:rPr>
+          <w:lang w:val="en-US"/>
+        </w:rPr>
+        <w:t>System.Environment</w:t>
+      </w:r>
+      <w:proofErr w:type="spellEnd"/>
+      <w:proofErr w:type="gramStart"/>
+      <w:r>
+        <w:rPr>
+          <w:lang w:val="en-US"/>
+        </w:rPr>
+        <w:t>]::</w:t>
+      </w:r>
+      <w:proofErr w:type="spellStart"/>
+      <w:r>
+        <w:rPr>
+          <w:lang w:val="en-US"/>
+        </w:rPr>
+        <w:t>SetEnvironmentVariable</w:t>
+      </w:r>
+      <w:proofErr w:type="spellEnd"/>
+      <w:r>
+        <w:rPr>
+          <w:lang w:val="en-US"/>
+        </w:rPr>
+        <w:t>(</w:t>
+      </w:r>
+      <w:proofErr w:type="gramEnd"/>
+      <w:r>
+        <w:rPr>
+          <w:lang w:val="en-US"/>
+        </w:rPr>
+        <w:t>"JAVA_HOME", "C:\Program Files\Microsoft\jdk-21.0.11.10-hotspot", "Machine")</w:t>
       </w:r>
     </w:p>
     <w:p>
@@ -915,8 +1297,16 @@
         <w:rPr>
           <w:lang w:val="en-US"/>
         </w:rPr>
-        <w:t>dotnet test to run test in CSharp</w:t>
-      </w:r>
+        <w:t xml:space="preserve">dotnet test to run test in </w:t>
+      </w:r>
+      <w:proofErr w:type="spellStart"/>
+      <w:r>
+        <w:rPr>
+          <w:lang w:val="en-US"/>
+        </w:rPr>
+        <w:t>CSharp</w:t>
+      </w:r>
+      <w:proofErr w:type="spellEnd"/>
     </w:p>
     <w:p>
       <w:pPr>
@@ -933,7 +1323,43 @@
         <w:rPr>
           <w:lang w:val="en-US"/>
         </w:rPr>
-        <w:t>Difference between function can exist on its own can be called from anywhere and work while method has to be attached to something whether is be a class or an object and it cannot be called on its own.</w:t>
+        <w:t xml:space="preserve">Difference between function can exist on its own can be called from anywhere and work while method </w:t>
+      </w:r>
+      <w:proofErr w:type="gramStart"/>
+      <w:r>
+        <w:rPr>
+          <w:lang w:val="en-US"/>
+        </w:rPr>
+        <w:t>has to</w:t>
+      </w:r>
+      <w:proofErr w:type="gramEnd"/>
+      <w:r>
+        <w:rPr>
+          <w:lang w:val="en-US"/>
+        </w:rPr>
+        <w:t xml:space="preserve"> be attached to something whether </w:t>
+      </w:r>
+      <w:proofErr w:type="spellStart"/>
+      <w:proofErr w:type="gramStart"/>
+      <w:r>
+        <w:rPr>
+          <w:lang w:val="en-US"/>
+        </w:rPr>
+        <w:t>is</w:t>
+      </w:r>
+      <w:proofErr w:type="spellEnd"/>
+      <w:r>
+        <w:rPr>
+          <w:lang w:val="en-US"/>
+        </w:rPr>
+        <w:t xml:space="preserve"> be</w:t>
+      </w:r>
+      <w:proofErr w:type="gramEnd"/>
+      <w:r>
+        <w:rPr>
+          <w:lang w:val="en-US"/>
+        </w:rPr>
+        <w:t xml:space="preserve"> a class or an object and it cannot be called on its own.</w:t>
       </w:r>
     </w:p>
     <w:p>
@@ -983,7 +1409,29 @@
         <w:rPr>
           <w:lang w:val="en-US"/>
         </w:rPr>
-        <w:t>Python list_variable.insert(</w:t>
+        <w:t xml:space="preserve">Python </w:t>
+      </w:r>
+      <w:proofErr w:type="spellStart"/>
+      <w:r>
+        <w:rPr>
+          <w:lang w:val="en-US"/>
+        </w:rPr>
+        <w:t>list_</w:t>
+      </w:r>
+      <w:proofErr w:type="gramStart"/>
+      <w:r>
+        <w:rPr>
+          <w:lang w:val="en-US"/>
+        </w:rPr>
+        <w:t>variable.insert</w:t>
+      </w:r>
+      <w:proofErr w:type="spellEnd"/>
+      <w:proofErr w:type="gramEnd"/>
+      <w:r>
+        <w:rPr>
+          <w:lang w:val="en-US"/>
+        </w:rPr>
+        <w:t>(</w:t>
       </w:r>
       <w:r>
         <w:rPr>
@@ -1025,7 +1473,21 @@
         <w:rPr>
           <w:lang w:val="en-US"/>
         </w:rPr>
-        <w:t>When creating tuples in python with only one item you have to add a comma if not python will not recognize it as a tuple</w:t>
+        <w:t xml:space="preserve">When creating tuples in python with only one item you </w:t>
+      </w:r>
+      <w:proofErr w:type="gramStart"/>
+      <w:r>
+        <w:rPr>
+          <w:lang w:val="en-US"/>
+        </w:rPr>
+        <w:t>have to</w:t>
+      </w:r>
+      <w:proofErr w:type="gramEnd"/>
+      <w:r>
+        <w:rPr>
+          <w:lang w:val="en-US"/>
+        </w:rPr>
+        <w:t xml:space="preserve"> add a comma if not python will not recognize it as a tuple</w:t>
       </w:r>
     </w:p>
     <w:p>
@@ -1039,11 +1501,19 @@
           <w:lang w:val="en-US"/>
         </w:rPr>
       </w:pPr>
-      <w:r>
-        <w:rPr>
-          <w:lang w:val="en-US"/>
-        </w:rPr>
-        <w:t>myTuple = (“apple”,) NOT (“apple</w:t>
+      <w:proofErr w:type="spellStart"/>
+      <w:r>
+        <w:rPr>
+          <w:lang w:val="en-US"/>
+        </w:rPr>
+        <w:t>myTuple</w:t>
+      </w:r>
+      <w:proofErr w:type="spellEnd"/>
+      <w:r>
+        <w:rPr>
+          <w:lang w:val="en-US"/>
+        </w:rPr>
+        <w:t xml:space="preserve"> = (“apple”,) NOT (“apple</w:t>
       </w:r>
       <w:r>
         <w:rPr>
@@ -1188,7 +1658,35 @@
         <w:rPr>
           <w:lang w:val="en-US"/>
         </w:rPr>
-        <w:t>String [] testArray = new String[3];</w:t>
+        <w:t xml:space="preserve">String [] </w:t>
+      </w:r>
+      <w:proofErr w:type="spellStart"/>
+      <w:r>
+        <w:rPr>
+          <w:lang w:val="en-US"/>
+        </w:rPr>
+        <w:t>testArray</w:t>
+      </w:r>
+      <w:proofErr w:type="spellEnd"/>
+      <w:r>
+        <w:rPr>
+          <w:lang w:val="en-US"/>
+        </w:rPr>
+        <w:t xml:space="preserve"> = new </w:t>
+      </w:r>
+      <w:proofErr w:type="gramStart"/>
+      <w:r>
+        <w:rPr>
+          <w:lang w:val="en-US"/>
+        </w:rPr>
+        <w:t>String[</w:t>
+      </w:r>
+      <w:proofErr w:type="gramEnd"/>
+      <w:r>
+        <w:rPr>
+          <w:lang w:val="en-US"/>
+        </w:rPr>
+        <w:t>3];</w:t>
       </w:r>
     </w:p>
     <w:p>
@@ -1202,11 +1700,33 @@
           <w:lang w:val="en-US"/>
         </w:rPr>
       </w:pPr>
-      <w:r>
-        <w:rPr>
-          <w:lang w:val="en-US"/>
-        </w:rPr>
-        <w:t>testArray = ["je", "dd", "ew"];</w:t>
+      <w:proofErr w:type="spellStart"/>
+      <w:r>
+        <w:rPr>
+          <w:lang w:val="en-US"/>
+        </w:rPr>
+        <w:t>testArray</w:t>
+      </w:r>
+      <w:proofErr w:type="spellEnd"/>
+      <w:r>
+        <w:rPr>
+          <w:lang w:val="en-US"/>
+        </w:rPr>
+        <w:t xml:space="preserve"> = ["je", "dd", "</w:t>
+      </w:r>
+      <w:proofErr w:type="spellStart"/>
+      <w:r>
+        <w:rPr>
+          <w:lang w:val="en-US"/>
+        </w:rPr>
+        <w:t>ew</w:t>
+      </w:r>
+      <w:proofErr w:type="spellEnd"/>
+      <w:r>
+        <w:rPr>
+          <w:lang w:val="en-US"/>
+        </w:rPr>
+        <w:t>"];</w:t>
       </w:r>
       <w:r>
         <w:rPr>
@@ -1214,11 +1734,19 @@
         </w:rPr>
         <w:t xml:space="preserve"> works or even </w:t>
       </w:r>
-      <w:r>
-        <w:rPr>
-          <w:lang w:val="en-US"/>
-        </w:rPr>
-        <w:t>testArray = ["je", "dd"];</w:t>
+      <w:proofErr w:type="spellStart"/>
+      <w:r>
+        <w:rPr>
+          <w:lang w:val="en-US"/>
+        </w:rPr>
+        <w:t>testArray</w:t>
+      </w:r>
+      <w:proofErr w:type="spellEnd"/>
+      <w:r>
+        <w:rPr>
+          <w:lang w:val="en-US"/>
+        </w:rPr>
+        <w:t xml:space="preserve"> = ["je", "dd"];</w:t>
       </w:r>
       <w:r>
         <w:rPr>
@@ -1226,17 +1754,67 @@
         </w:rPr>
         <w:t xml:space="preserve"> or even </w:t>
       </w:r>
-      <w:r>
-        <w:rPr>
-          <w:lang w:val="en-US"/>
-        </w:rPr>
-        <w:t>testArray = ["je", "dd", "ew"</w:t>
-      </w:r>
-      <w:r>
-        <w:rPr>
-          <w:lang w:val="en-US"/>
-        </w:rPr>
-        <w:t>, “efrtgeqfg”, “ergwq3fg”, “frgwq”</w:t>
+      <w:proofErr w:type="spellStart"/>
+      <w:r>
+        <w:rPr>
+          <w:lang w:val="en-US"/>
+        </w:rPr>
+        <w:t>testArray</w:t>
+      </w:r>
+      <w:proofErr w:type="spellEnd"/>
+      <w:r>
+        <w:rPr>
+          <w:lang w:val="en-US"/>
+        </w:rPr>
+        <w:t xml:space="preserve"> = ["je", "dd", "</w:t>
+      </w:r>
+      <w:proofErr w:type="spellStart"/>
+      <w:r>
+        <w:rPr>
+          <w:lang w:val="en-US"/>
+        </w:rPr>
+        <w:t>ew</w:t>
+      </w:r>
+      <w:proofErr w:type="spellEnd"/>
+      <w:r>
+        <w:rPr>
+          <w:lang w:val="en-US"/>
+        </w:rPr>
+        <w:t>"</w:t>
+      </w:r>
+      <w:r>
+        <w:rPr>
+          <w:lang w:val="en-US"/>
+        </w:rPr>
+        <w:t>, “</w:t>
+      </w:r>
+      <w:proofErr w:type="spellStart"/>
+      <w:r>
+        <w:rPr>
+          <w:lang w:val="en-US"/>
+        </w:rPr>
+        <w:t>efrtgeqfg</w:t>
+      </w:r>
+      <w:proofErr w:type="spellEnd"/>
+      <w:r>
+        <w:rPr>
+          <w:lang w:val="en-US"/>
+        </w:rPr>
+        <w:t>”, “ergwq3fg”, “</w:t>
+      </w:r>
+      <w:proofErr w:type="spellStart"/>
+      <w:r>
+        <w:rPr>
+          <w:lang w:val="en-US"/>
+        </w:rPr>
+        <w:t>frgwq</w:t>
+      </w:r>
+      <w:proofErr w:type="spellEnd"/>
+      <w:r>
+        <w:rPr>
+          <w:lang w:val="en-US"/>
+        </w:rPr>
+        <w:t>”</w:t>
       </w:r>
       <w:r>
         <w:rPr>
@@ -1260,7 +1838,21 @@
         <w:rPr>
           <w:lang w:val="en-US"/>
         </w:rPr>
-        <w:t>To switch which file to compile in CSharp, you do:</w:t>
+        <w:t xml:space="preserve">To switch which file to compile in </w:t>
+      </w:r>
+      <w:proofErr w:type="spellStart"/>
+      <w:r>
+        <w:rPr>
+          <w:lang w:val="en-US"/>
+        </w:rPr>
+        <w:t>CSharp</w:t>
+      </w:r>
+      <w:proofErr w:type="spellEnd"/>
+      <w:r>
+        <w:rPr>
+          <w:lang w:val="en-US"/>
+        </w:rPr>
+        <w:t>, you do:</w:t>
       </w:r>
     </w:p>
     <w:p>
@@ -1278,8 +1870,30 @@
         <w:rPr>
           <w:lang w:val="en-US"/>
         </w:rPr>
-        <w:t>You go to CSharpProject.csproj and add this line to PropertyGroup</w:t>
-      </w:r>
+        <w:t xml:space="preserve">You go to </w:t>
+      </w:r>
+      <w:proofErr w:type="spellStart"/>
+      <w:r>
+        <w:rPr>
+          <w:lang w:val="en-US"/>
+        </w:rPr>
+        <w:t>CSharpProject.csproj</w:t>
+      </w:r>
+      <w:proofErr w:type="spellEnd"/>
+      <w:r>
+        <w:rPr>
+          <w:lang w:val="en-US"/>
+        </w:rPr>
+        <w:t xml:space="preserve"> and add this line to </w:t>
+      </w:r>
+      <w:proofErr w:type="spellStart"/>
+      <w:r>
+        <w:rPr>
+          <w:lang w:val="en-US"/>
+        </w:rPr>
+        <w:t>PropertyGroup</w:t>
+      </w:r>
+      <w:proofErr w:type="spellEnd"/>
     </w:p>
     <w:p>
       <w:pPr>
@@ -1296,13 +1910,55 @@
         <w:rPr>
           <w:lang w:val="en-US"/>
         </w:rPr>
-        <w:t>&lt;StartupObject&gt;</w:t>
-      </w:r>
-      <w:r>
-        <w:rPr>
-          <w:lang w:val="en-US"/>
-        </w:rPr>
-        <w:t>&lt;console app name&gt;.&lt;class name&gt;&lt;/StartupObject&gt;</w:t>
+        <w:t>&lt;</w:t>
+      </w:r>
+      <w:proofErr w:type="spellStart"/>
+      <w:r>
+        <w:rPr>
+          <w:lang w:val="en-US"/>
+        </w:rPr>
+        <w:t>StartupObject</w:t>
+      </w:r>
+      <w:proofErr w:type="spellEnd"/>
+      <w:r>
+        <w:rPr>
+          <w:lang w:val="en-US"/>
+        </w:rPr>
+        <w:t>&gt;</w:t>
+      </w:r>
+      <w:r>
+        <w:rPr>
+          <w:lang w:val="en-US"/>
+        </w:rPr>
+        <w:t>&lt;console app name</w:t>
+      </w:r>
+      <w:proofErr w:type="gramStart"/>
+      <w:r>
+        <w:rPr>
+          <w:lang w:val="en-US"/>
+        </w:rPr>
+        <w:t>&gt;.&lt;</w:t>
+      </w:r>
+      <w:proofErr w:type="gramEnd"/>
+      <w:r>
+        <w:rPr>
+          <w:lang w:val="en-US"/>
+        </w:rPr>
+        <w:t>class name&gt;&lt;/</w:t>
+      </w:r>
+      <w:proofErr w:type="spellStart"/>
+      <w:r>
+        <w:rPr>
+          <w:lang w:val="en-US"/>
+        </w:rPr>
+        <w:t>StartupObject</w:t>
+      </w:r>
+      <w:proofErr w:type="spellEnd"/>
+      <w:r>
+        <w:rPr>
+          <w:lang w:val="en-US"/>
+        </w:rPr>
+        <w:t>&gt;</w:t>
       </w:r>
     </w:p>
     <w:p>
@@ -1347,7 +2003,63 @@
         <w:rPr>
           <w:lang w:val="en-US"/>
         </w:rPr>
-        <w:t>You nailed __init__(self, age, height) in Python, App(String type, int durability) in Java, and Program(string x, int y) in C# — all with correct field binding. Day 6's hardest concept, reproduced cleanly in all three without mixing up syntax.</w:t>
+        <w:t>You nailed __</w:t>
+      </w:r>
+      <w:proofErr w:type="spellStart"/>
+      <w:r>
+        <w:rPr>
+          <w:lang w:val="en-US"/>
+        </w:rPr>
+        <w:t>init</w:t>
+      </w:r>
+      <w:proofErr w:type="spellEnd"/>
+      <w:r>
+        <w:rPr>
+          <w:lang w:val="en-US"/>
+        </w:rPr>
+        <w:t>_</w:t>
+      </w:r>
+      <w:proofErr w:type="gramStart"/>
+      <w:r>
+        <w:rPr>
+          <w:lang w:val="en-US"/>
+        </w:rPr>
+        <w:t>_(</w:t>
+      </w:r>
+      <w:proofErr w:type="gramEnd"/>
+      <w:r>
+        <w:rPr>
+          <w:lang w:val="en-US"/>
+        </w:rPr>
+        <w:t xml:space="preserve">self, age, height) in Python, </w:t>
+      </w:r>
+      <w:proofErr w:type="gramStart"/>
+      <w:r>
+        <w:rPr>
+          <w:lang w:val="en-US"/>
+        </w:rPr>
+        <w:t>App(</w:t>
+      </w:r>
+      <w:proofErr w:type="gramEnd"/>
+      <w:r>
+        <w:rPr>
+          <w:lang w:val="en-US"/>
+        </w:rPr>
+        <w:t xml:space="preserve">String type, int durability) in Java, and </w:t>
+      </w:r>
+      <w:proofErr w:type="gramStart"/>
+      <w:r>
+        <w:rPr>
+          <w:lang w:val="en-US"/>
+        </w:rPr>
+        <w:t>Program(</w:t>
+      </w:r>
+      <w:proofErr w:type="gramEnd"/>
+      <w:r>
+        <w:rPr>
+          <w:lang w:val="en-US"/>
+        </w:rPr>
+        <w:t>string x, int y) in C# — all with correct field binding. Day 6's hardest concept, reproduced cleanly in all three without mixing up syntax.</w:t>
       </w:r>
     </w:p>
     <w:p>
@@ -1379,7 +2091,35 @@
         <w:rPr>
           <w:lang w:val="en-US"/>
         </w:rPr>
-        <w:t>You got the typing differences right without hesitation: no type keyword in Python, String/int in Java, string/int in C#. These are easy to blur across languages under pressure and you didn't.</w:t>
+        <w:t xml:space="preserve">You got the typing differences right without hesitation: no </w:t>
+      </w:r>
+      <w:proofErr w:type="gramStart"/>
+      <w:r>
+        <w:rPr>
+          <w:lang w:val="en-US"/>
+        </w:rPr>
+        <w:t>type</w:t>
+      </w:r>
+      <w:proofErr w:type="gramEnd"/>
+      <w:r>
+        <w:rPr>
+          <w:lang w:val="en-US"/>
+        </w:rPr>
+        <w:t xml:space="preserve"> keyword in Python, String/int in Java, string/int in C#. These are easy to blur across languages under </w:t>
+      </w:r>
+      <w:proofErr w:type="gramStart"/>
+      <w:r>
+        <w:rPr>
+          <w:lang w:val="en-US"/>
+        </w:rPr>
+        <w:t>pressure</w:t>
+      </w:r>
+      <w:proofErr w:type="gramEnd"/>
+      <w:r>
+        <w:rPr>
+          <w:lang w:val="en-US"/>
+        </w:rPr>
+        <w:t xml:space="preserve"> and you didn't.</w:t>
       </w:r>
     </w:p>
     <w:p>
@@ -1397,21 +2137,133 @@
         <w:rPr>
           <w:lang w:val="en-US"/>
         </w:rPr>
-        <w:t>3. Collections API (Java ArrayList + C# List)</w:t>
-      </w:r>
-    </w:p>
-    <w:p>
-      <w:pPr>
-        <w:pStyle w:val="ListParagraph"/>
-        <w:rPr>
-          <w:lang w:val="en-US"/>
-        </w:rPr>
-      </w:pPr>
-      <w:r>
-        <w:rPr>
-          <w:lang w:val="en-US"/>
-        </w:rPr>
-        <w:t>Java: ArrayList&lt;String&gt; with .add(), .set(), .remove(), and a for-loop iterating .size(). C#: List&lt;String&gt; with .Add(), .Remove(), and foreach. Both active, both correct. Day 5 sticking well in these two.</w:t>
+        <w:t xml:space="preserve">3. Collections API (Java </w:t>
+      </w:r>
+      <w:proofErr w:type="spellStart"/>
+      <w:r>
+        <w:rPr>
+          <w:lang w:val="en-US"/>
+        </w:rPr>
+        <w:t>ArrayList</w:t>
+      </w:r>
+      <w:proofErr w:type="spellEnd"/>
+      <w:r>
+        <w:rPr>
+          <w:lang w:val="en-US"/>
+        </w:rPr>
+        <w:t xml:space="preserve"> + C# List)</w:t>
+      </w:r>
+    </w:p>
+    <w:p>
+      <w:pPr>
+        <w:pStyle w:val="ListParagraph"/>
+        <w:rPr>
+          <w:lang w:val="en-US"/>
+        </w:rPr>
+      </w:pPr>
+      <w:r>
+        <w:rPr>
+          <w:lang w:val="en-US"/>
+        </w:rPr>
+        <w:t xml:space="preserve">Java: </w:t>
+      </w:r>
+      <w:proofErr w:type="spellStart"/>
+      <w:r>
+        <w:rPr>
+          <w:lang w:val="en-US"/>
+        </w:rPr>
+        <w:t>ArrayList</w:t>
+      </w:r>
+      <w:proofErr w:type="spellEnd"/>
+      <w:r>
+        <w:rPr>
+          <w:lang w:val="en-US"/>
+        </w:rPr>
+        <w:t xml:space="preserve">&lt;String&gt; </w:t>
+      </w:r>
+      <w:proofErr w:type="gramStart"/>
+      <w:r>
+        <w:rPr>
+          <w:lang w:val="en-US"/>
+        </w:rPr>
+        <w:t>with .add</w:t>
+      </w:r>
+      <w:proofErr w:type="gramEnd"/>
+      <w:r>
+        <w:rPr>
+          <w:lang w:val="en-US"/>
+        </w:rPr>
+        <w:t>()</w:t>
+      </w:r>
+      <w:proofErr w:type="gramStart"/>
+      <w:r>
+        <w:rPr>
+          <w:lang w:val="en-US"/>
+        </w:rPr>
+        <w:t>, .set</w:t>
+      </w:r>
+      <w:proofErr w:type="gramEnd"/>
+      <w:r>
+        <w:rPr>
+          <w:lang w:val="en-US"/>
+        </w:rPr>
+        <w:t>()</w:t>
+      </w:r>
+      <w:proofErr w:type="gramStart"/>
+      <w:r>
+        <w:rPr>
+          <w:lang w:val="en-US"/>
+        </w:rPr>
+        <w:t>, .remove</w:t>
+      </w:r>
+      <w:proofErr w:type="gramEnd"/>
+      <w:r>
+        <w:rPr>
+          <w:lang w:val="en-US"/>
+        </w:rPr>
+        <w:t xml:space="preserve">(), and a for-loop </w:t>
+      </w:r>
+      <w:proofErr w:type="gramStart"/>
+      <w:r>
+        <w:rPr>
+          <w:lang w:val="en-US"/>
+        </w:rPr>
+        <w:t>iterating .size</w:t>
+      </w:r>
+      <w:proofErr w:type="gramEnd"/>
+      <w:r>
+        <w:rPr>
+          <w:lang w:val="en-US"/>
+        </w:rPr>
+        <w:t xml:space="preserve">(). C#: List&lt;String&gt; </w:t>
+      </w:r>
+      <w:proofErr w:type="gramStart"/>
+      <w:r>
+        <w:rPr>
+          <w:lang w:val="en-US"/>
+        </w:rPr>
+        <w:t>with .Add</w:t>
+      </w:r>
+      <w:proofErr w:type="gramEnd"/>
+      <w:r>
+        <w:rPr>
+          <w:lang w:val="en-US"/>
+        </w:rPr>
+        <w:t>()</w:t>
+      </w:r>
+      <w:proofErr w:type="gramStart"/>
+      <w:r>
+        <w:rPr>
+          <w:lang w:val="en-US"/>
+        </w:rPr>
+        <w:t>, .Remove</w:t>
+      </w:r>
+      <w:proofErr w:type="gramEnd"/>
+      <w:r>
+        <w:rPr>
+          <w:lang w:val="en-US"/>
+        </w:rPr>
+        <w:t>(), and foreach. Both active, both correct. Day 5 sticking well in these two.</w:t>
       </w:r>
     </w:p>
     <w:p>
@@ -1439,11 +2291,63 @@
           <w:lang w:val="en-US"/>
         </w:rPr>
       </w:pPr>
-      <w:r>
-        <w:rPr>
-          <w:lang w:val="en-US"/>
-        </w:rPr>
-        <w:t>App.main() instantiates App2 and calls .getCards(). Program2.Main() instantiates Program and calls .getCode(). You naturally reached across classes without prompting — solid OOP instinct for Day 6.</w:t>
+      <w:proofErr w:type="spellStart"/>
+      <w:r>
+        <w:rPr>
+          <w:lang w:val="en-US"/>
+        </w:rPr>
+        <w:t>App.main</w:t>
+      </w:r>
+      <w:proofErr w:type="spellEnd"/>
+      <w:r>
+        <w:rPr>
+          <w:lang w:val="en-US"/>
+        </w:rPr>
+        <w:t xml:space="preserve">() instantiates App2 and </w:t>
+      </w:r>
+      <w:proofErr w:type="gramStart"/>
+      <w:r>
+        <w:rPr>
+          <w:lang w:val="en-US"/>
+        </w:rPr>
+        <w:t>calls .</w:t>
+      </w:r>
+      <w:proofErr w:type="spellStart"/>
+      <w:r>
+        <w:rPr>
+          <w:lang w:val="en-US"/>
+        </w:rPr>
+        <w:t>getCards</w:t>
+      </w:r>
+      <w:proofErr w:type="spellEnd"/>
+      <w:proofErr w:type="gramEnd"/>
+      <w:r>
+        <w:rPr>
+          <w:lang w:val="en-US"/>
+        </w:rPr>
+        <w:t xml:space="preserve">(). Program2.Main() instantiates Program and </w:t>
+      </w:r>
+      <w:proofErr w:type="gramStart"/>
+      <w:r>
+        <w:rPr>
+          <w:lang w:val="en-US"/>
+        </w:rPr>
+        <w:t>calls .</w:t>
+      </w:r>
+      <w:proofErr w:type="spellStart"/>
+      <w:r>
+        <w:rPr>
+          <w:lang w:val="en-US"/>
+        </w:rPr>
+        <w:t>getCode</w:t>
+      </w:r>
+      <w:proofErr w:type="spellEnd"/>
+      <w:proofErr w:type="gramEnd"/>
+      <w:r>
+        <w:rPr>
+          <w:lang w:val="en-US"/>
+        </w:rPr>
+        <w:t>(). You naturally reached across classes without prompting — solid OOP instinct for Day 6.</w:t>
       </w:r>
     </w:p>
     <w:p>
@@ -1517,11 +2421,27 @@
           <w:lang w:val="en-US"/>
         </w:rPr>
       </w:pPr>
-      <w:r>
-        <w:rPr>
-          <w:lang w:val="en-US"/>
-        </w:rPr>
-        <w:t>getVoid() does nothing and returns None. The original had type casting (int(r)), list operations, a tuple, a string method, and a return value all active. You remembered the Python class shell perfectly but blanked on what goes inside the method. This is your biggest gap — the constructor comes back but the logic doesn't.</w:t>
+      <w:proofErr w:type="spellStart"/>
+      <w:proofErr w:type="gramStart"/>
+      <w:r>
+        <w:rPr>
+          <w:lang w:val="en-US"/>
+        </w:rPr>
+        <w:t>getVoid</w:t>
+      </w:r>
+      <w:proofErr w:type="spellEnd"/>
+      <w:r>
+        <w:rPr>
+          <w:lang w:val="en-US"/>
+        </w:rPr>
+        <w:t>(</w:t>
+      </w:r>
+      <w:proofErr w:type="gramEnd"/>
+      <w:r>
+        <w:rPr>
+          <w:lang w:val="en-US"/>
+        </w:rPr>
+        <w:t>) does nothing and returns None. The original had type casting (int(r)), list operations, a tuple, a string method, and a return value all active. You remembered the Python class shell perfectly but blanked on what goes inside the method. This is your biggest gap — the constructor comes back but the logic doesn't.</w:t>
       </w:r>
     </w:p>
     <w:p>
@@ -1549,11 +2469,55 @@
           <w:lang w:val="en-US"/>
         </w:rPr>
       </w:pPr>
-      <w:r>
-        <w:rPr>
-          <w:lang w:val="en-US"/>
-        </w:rPr>
-        <w:t>No .lower(), no indexOf()/lastIndexOf(), no string concatenation demo anywhere in Practice2's active code. Day 5 string methods didn't make it into memory for any language. This is a clean blind spot — the concept is absent, not just shaky.</w:t>
+      <w:proofErr w:type="gramStart"/>
+      <w:r>
+        <w:rPr>
+          <w:lang w:val="en-US"/>
+        </w:rPr>
+        <w:t>No .lower</w:t>
+      </w:r>
+      <w:proofErr w:type="gramEnd"/>
+      <w:r>
+        <w:rPr>
+          <w:lang w:val="en-US"/>
+        </w:rPr>
+        <w:t xml:space="preserve">(), no </w:t>
+      </w:r>
+      <w:proofErr w:type="spellStart"/>
+      <w:r>
+        <w:rPr>
+          <w:lang w:val="en-US"/>
+        </w:rPr>
+        <w:t>indexOf</w:t>
+      </w:r>
+      <w:proofErr w:type="spellEnd"/>
+      <w:r>
+        <w:rPr>
+          <w:lang w:val="en-US"/>
+        </w:rPr>
+        <w:t>()/</w:t>
+      </w:r>
+      <w:proofErr w:type="spellStart"/>
+      <w:proofErr w:type="gramStart"/>
+      <w:r>
+        <w:rPr>
+          <w:lang w:val="en-US"/>
+        </w:rPr>
+        <w:t>lastIndexOf</w:t>
+      </w:r>
+      <w:proofErr w:type="spellEnd"/>
+      <w:r>
+        <w:rPr>
+          <w:lang w:val="en-US"/>
+        </w:rPr>
+        <w:t>(</w:t>
+      </w:r>
+      <w:proofErr w:type="gramEnd"/>
+      <w:r>
+        <w:rPr>
+          <w:lang w:val="en-US"/>
+        </w:rPr>
+        <w:t>), no string concatenation demo anywhere in Practice2's active code. Day 5 string methods didn't make it into memory for any language. This is a clean blind spot — the concept is absent, not just shaky.</w:t>
       </w:r>
     </w:p>
     <w:p>
@@ -1585,7 +2549,21 @@
         <w:rPr>
           <w:lang w:val="en-US"/>
         </w:rPr>
-        <w:t>Java has a live for loop over an ArrayList. C# has a live foreach. Python has no active loop at all. The loop-through-collection pattern is clearly retained in Java and C# but hasn't transferred to Python syntax yet.</w:t>
+        <w:t xml:space="preserve">Java has a live for loop over an </w:t>
+      </w:r>
+      <w:proofErr w:type="spellStart"/>
+      <w:r>
+        <w:rPr>
+          <w:lang w:val="en-US"/>
+        </w:rPr>
+        <w:t>ArrayList</w:t>
+      </w:r>
+      <w:proofErr w:type="spellEnd"/>
+      <w:r>
+        <w:rPr>
+          <w:lang w:val="en-US"/>
+        </w:rPr>
+        <w:t>. C# has a live foreach. Python has no active loop at all. The loop-through-collection pattern is clearly retained in Java and C# but hasn't transferred to Python syntax yet.</w:t>
       </w:r>
     </w:p>
     <w:p>
@@ -1617,7 +2595,35 @@
         <w:rPr>
           <w:lang w:val="en-US"/>
         </w:rPr>
-        <w:t>You wrote one Python file. The original had DummyPy2.py as a separate constructor-focused class. In Java and C# you correctly reproduced two classes. The pattern exists in your head for those languages but Python gets less attention, and it shows at the structural level.</w:t>
+        <w:t xml:space="preserve">You wrote one Python file. The original had DummyPy2.py as a separate constructor-focused class. In Java and </w:t>
+      </w:r>
+      <w:proofErr w:type="gramStart"/>
+      <w:r>
+        <w:rPr>
+          <w:lang w:val="en-US"/>
+        </w:rPr>
+        <w:t>C#</w:t>
+      </w:r>
+      <w:proofErr w:type="gramEnd"/>
+      <w:r>
+        <w:rPr>
+          <w:lang w:val="en-US"/>
+        </w:rPr>
+        <w:t xml:space="preserve"> you correctly reproduced two classes. The pattern exists in your head for those </w:t>
+      </w:r>
+      <w:proofErr w:type="gramStart"/>
+      <w:r>
+        <w:rPr>
+          <w:lang w:val="en-US"/>
+        </w:rPr>
+        <w:t>languages</w:t>
+      </w:r>
+      <w:proofErr w:type="gramEnd"/>
+      <w:r>
+        <w:rPr>
+          <w:lang w:val="en-US"/>
+        </w:rPr>
+        <w:t xml:space="preserve"> but Python gets less attention, and it shows at the structural level.</w:t>
       </w:r>
     </w:p>
     <w:p>
@@ -1649,7 +2655,35 @@
         <w:rPr>
           <w:lang w:val="en-US"/>
         </w:rPr>
-        <w:t>The original's r = int(r) type cast was active and fed the return value. In Practice2 it's commented out and the return is gone. Java and C# handle this implicitly in these examples so it doesn't show up — but in Python int() / float() is a key everyday tool from Day 1 that you're not recalling actively.</w:t>
+        <w:t xml:space="preserve">The original's r = int(r) type cast was active and fed the return value. In Practice2 it's commented out and the return is gone. Java and C# handle this implicitly in these examples so it doesn't show up — but in Python </w:t>
+      </w:r>
+      <w:proofErr w:type="gramStart"/>
+      <w:r>
+        <w:rPr>
+          <w:lang w:val="en-US"/>
+        </w:rPr>
+        <w:t>int(</w:t>
+      </w:r>
+      <w:proofErr w:type="gramEnd"/>
+      <w:r>
+        <w:rPr>
+          <w:lang w:val="en-US"/>
+        </w:rPr>
+        <w:t xml:space="preserve">) / </w:t>
+      </w:r>
+      <w:proofErr w:type="gramStart"/>
+      <w:r>
+        <w:rPr>
+          <w:lang w:val="en-US"/>
+        </w:rPr>
+        <w:t>float(</w:t>
+      </w:r>
+      <w:proofErr w:type="gramEnd"/>
+      <w:r>
+        <w:rPr>
+          <w:lang w:val="en-US"/>
+        </w:rPr>
+        <w:t>) is a key everyday tool from Day 1 that you're not recalling actively.</w:t>
       </w:r>
     </w:p>
     <w:p>
@@ -1675,6 +2709,1171 @@
         </w:rPr>
         <w:t xml:space="preserve"> </w:t>
       </w:r>
+    </w:p>
+    <w:p>
+      <w:pPr>
+        <w:rPr>
+          <w:lang w:val="en-US"/>
+        </w:rPr>
+      </w:pPr>
+      <w:r>
+        <w:rPr>
+          <w:lang w:val="en-US"/>
+        </w:rPr>
+        <w:t>Day 8:</w:t>
+      </w:r>
+    </w:p>
+    <w:p>
+      <w:pPr>
+        <w:rPr>
+          <w:lang w:val="en-US"/>
+        </w:rPr>
+      </w:pPr>
+      <w:r>
+        <w:rPr>
+          <w:lang w:val="en-US"/>
+        </w:rPr>
+        <w:t>-</w:t>
+      </w:r>
+    </w:p>
+    <w:p>
+      <w:pPr>
+        <w:rPr>
+          <w:lang w:val="en-US"/>
+        </w:rPr>
+      </w:pPr>
+      <w:r>
+        <w:rPr>
+          <w:lang w:val="en-US"/>
+        </w:rPr>
+        <w:t>Day 9:</w:t>
+      </w:r>
+    </w:p>
+    <w:p>
+      <w:pPr>
+        <w:pStyle w:val="ListParagraph"/>
+        <w:numPr>
+          <w:ilvl w:val="0"/>
+          <w:numId w:val="8"/>
+        </w:numPr>
+        <w:rPr>
+          <w:lang w:val="en-US"/>
+        </w:rPr>
+      </w:pPr>
+      <w:r>
+        <w:rPr>
+          <w:lang w:val="en-US"/>
+        </w:rPr>
+        <w:lastRenderedPageBreak/>
+        <w:t xml:space="preserve">Learnt about java encapsulation which is about stopping users from accessing </w:t>
+      </w:r>
+      <w:proofErr w:type="spellStart"/>
+      <w:proofErr w:type="gramStart"/>
+      <w:r>
+        <w:rPr>
+          <w:lang w:val="en-US"/>
+        </w:rPr>
+        <w:t>whats</w:t>
+      </w:r>
+      <w:proofErr w:type="spellEnd"/>
+      <w:proofErr w:type="gramEnd"/>
+      <w:r>
+        <w:rPr>
+          <w:lang w:val="en-US"/>
+        </w:rPr>
+        <w:t xml:space="preserve"> really in the class so instead of just accessing variables use </w:t>
+      </w:r>
+      <w:proofErr w:type="gramStart"/>
+      <w:r>
+        <w:rPr>
+          <w:lang w:val="en-US"/>
+        </w:rPr>
+        <w:t>get(</w:t>
+      </w:r>
+      <w:proofErr w:type="gramEnd"/>
+      <w:r>
+        <w:rPr>
+          <w:lang w:val="en-US"/>
+        </w:rPr>
+        <w:t xml:space="preserve">) and </w:t>
+      </w:r>
+      <w:proofErr w:type="gramStart"/>
+      <w:r>
+        <w:rPr>
+          <w:lang w:val="en-US"/>
+        </w:rPr>
+        <w:t>set(</w:t>
+      </w:r>
+      <w:proofErr w:type="gramEnd"/>
+      <w:r>
+        <w:rPr>
+          <w:lang w:val="en-US"/>
+        </w:rPr>
+        <w:t>) and private variables.</w:t>
+      </w:r>
+    </w:p>
+    <w:p>
+      <w:pPr>
+        <w:pStyle w:val="ListParagraph"/>
+        <w:numPr>
+          <w:ilvl w:val="0"/>
+          <w:numId w:val="8"/>
+        </w:numPr>
+        <w:rPr>
+          <w:lang w:val="en-US"/>
+        </w:rPr>
+      </w:pPr>
+      <w:r>
+        <w:rPr>
+          <w:lang w:val="en-US"/>
+        </w:rPr>
+        <w:t xml:space="preserve">Learnt about </w:t>
+      </w:r>
+      <w:r>
+        <w:rPr>
+          <w:lang w:val="en-US"/>
+        </w:rPr>
+        <w:t xml:space="preserve">java </w:t>
+      </w:r>
+      <w:r>
+        <w:rPr>
+          <w:lang w:val="en-US"/>
+        </w:rPr>
+        <w:t>access modifiers which define the scope of classes and objects. For classes</w:t>
+      </w:r>
+    </w:p>
+    <w:p>
+      <w:pPr>
+        <w:pStyle w:val="ListParagraph"/>
+        <w:numPr>
+          <w:ilvl w:val="1"/>
+          <w:numId w:val="8"/>
+        </w:numPr>
+        <w:rPr>
+          <w:lang w:val="en-US"/>
+        </w:rPr>
+      </w:pPr>
+      <w:r>
+        <w:rPr>
+          <w:lang w:val="en-US"/>
+        </w:rPr>
+        <w:t>public means can be used by other classes</w:t>
+      </w:r>
+    </w:p>
+    <w:p>
+      <w:pPr>
+        <w:pStyle w:val="ListParagraph"/>
+        <w:numPr>
+          <w:ilvl w:val="1"/>
+          <w:numId w:val="8"/>
+        </w:numPr>
+        <w:rPr>
+          <w:lang w:val="en-US"/>
+        </w:rPr>
+      </w:pPr>
+      <w:r>
+        <w:rPr>
+          <w:lang w:val="en-US"/>
+        </w:rPr>
+        <w:t>default means can be used by other classes in the same package</w:t>
+      </w:r>
+    </w:p>
+    <w:p>
+      <w:pPr>
+        <w:ind w:left="720"/>
+        <w:rPr>
+          <w:lang w:val="en-US"/>
+        </w:rPr>
+      </w:pPr>
+      <w:r>
+        <w:rPr>
+          <w:lang w:val="en-US"/>
+        </w:rPr>
+        <w:t xml:space="preserve">While for </w:t>
+      </w:r>
+      <w:r>
+        <w:rPr>
+          <w:lang w:val="en-US"/>
+        </w:rPr>
+        <w:t>attributes</w:t>
+      </w:r>
+      <w:r>
+        <w:rPr>
+          <w:lang w:val="en-US"/>
+        </w:rPr>
+        <w:t>, constructors, methods</w:t>
+      </w:r>
+    </w:p>
+    <w:p>
+      <w:pPr>
+        <w:pStyle w:val="ListParagraph"/>
+        <w:numPr>
+          <w:ilvl w:val="1"/>
+          <w:numId w:val="8"/>
+        </w:numPr>
+        <w:rPr>
+          <w:lang w:val="en-US"/>
+        </w:rPr>
+      </w:pPr>
+      <w:r>
+        <w:rPr>
+          <w:lang w:val="en-US"/>
+        </w:rPr>
+        <w:t>public means can be used by other classes</w:t>
+      </w:r>
+    </w:p>
+    <w:p>
+      <w:pPr>
+        <w:pStyle w:val="ListParagraph"/>
+        <w:numPr>
+          <w:ilvl w:val="1"/>
+          <w:numId w:val="8"/>
+        </w:numPr>
+        <w:rPr>
+          <w:lang w:val="en-US"/>
+        </w:rPr>
+      </w:pPr>
+      <w:r>
+        <w:rPr>
+          <w:lang w:val="en-US"/>
+        </w:rPr>
+        <w:t>private means can only be used within the class</w:t>
+      </w:r>
+    </w:p>
+    <w:p>
+      <w:pPr>
+        <w:pStyle w:val="ListParagraph"/>
+        <w:numPr>
+          <w:ilvl w:val="1"/>
+          <w:numId w:val="8"/>
+        </w:numPr>
+        <w:rPr>
+          <w:lang w:val="en-US"/>
+        </w:rPr>
+      </w:pPr>
+      <w:r>
+        <w:rPr>
+          <w:lang w:val="en-US"/>
+        </w:rPr>
+        <w:t>default means can be used by other classes in the same package</w:t>
+      </w:r>
+    </w:p>
+    <w:p>
+      <w:pPr>
+        <w:pStyle w:val="ListParagraph"/>
+        <w:numPr>
+          <w:ilvl w:val="1"/>
+          <w:numId w:val="8"/>
+        </w:numPr>
+        <w:rPr>
+          <w:lang w:val="en-US"/>
+        </w:rPr>
+      </w:pPr>
+      <w:r>
+        <w:rPr>
+          <w:lang w:val="en-US"/>
+        </w:rPr>
+        <w:t xml:space="preserve">protected means can be </w:t>
+      </w:r>
+      <w:r>
+        <w:rPr>
+          <w:lang w:val="en-US"/>
+        </w:rPr>
+        <w:t>can only be used within the same package and by</w:t>
+      </w:r>
+      <w:r>
+        <w:rPr>
+          <w:lang w:val="en-US"/>
+        </w:rPr>
+        <w:t xml:space="preserve"> sub</w:t>
+      </w:r>
+      <w:r>
+        <w:rPr>
+          <w:lang w:val="en-US"/>
+        </w:rPr>
+        <w:t>classes</w:t>
+      </w:r>
+    </w:p>
+    <w:p>
+      <w:pPr>
+        <w:pStyle w:val="ListParagraph"/>
+        <w:numPr>
+          <w:ilvl w:val="0"/>
+          <w:numId w:val="8"/>
+        </w:numPr>
+        <w:rPr>
+          <w:lang w:val="en-US"/>
+        </w:rPr>
+      </w:pPr>
+      <w:r>
+        <w:rPr>
+          <w:lang w:val="en-US"/>
+        </w:rPr>
+        <w:t>attributes are variables within a class in java</w:t>
+      </w:r>
+    </w:p>
+    <w:p>
+      <w:pPr>
+        <w:pStyle w:val="ListParagraph"/>
+        <w:numPr>
+          <w:ilvl w:val="0"/>
+          <w:numId w:val="8"/>
+        </w:numPr>
+        <w:rPr>
+          <w:lang w:val="en-US"/>
+        </w:rPr>
+      </w:pPr>
+      <w:r>
+        <w:rPr>
+          <w:lang w:val="en-US"/>
+        </w:rPr>
+        <w:t>Java interfaces:</w:t>
+      </w:r>
+    </w:p>
+    <w:p>
+      <w:pPr>
+        <w:pStyle w:val="ListParagraph"/>
+        <w:numPr>
+          <w:ilvl w:val="1"/>
+          <w:numId w:val="8"/>
+        </w:numPr>
+        <w:rPr>
+          <w:lang w:val="en-US"/>
+        </w:rPr>
+      </w:pPr>
+      <w:r>
+        <w:rPr>
+          <w:lang w:val="en-US"/>
+        </w:rPr>
+        <w:t>They are used to hide certain information from the user. They are a type of abstraction</w:t>
+      </w:r>
+    </w:p>
+    <w:p>
+      <w:pPr>
+        <w:pStyle w:val="ListParagraph"/>
+        <w:numPr>
+          <w:ilvl w:val="1"/>
+          <w:numId w:val="8"/>
+        </w:numPr>
+        <w:rPr>
+          <w:lang w:val="en-US"/>
+        </w:rPr>
+      </w:pPr>
+      <w:r>
+        <w:rPr>
+          <w:lang w:val="en-US"/>
+        </w:rPr>
+        <w:t>They are used by storing up empty methods</w:t>
+      </w:r>
+    </w:p>
+    <w:p>
+      <w:pPr>
+        <w:pStyle w:val="ListParagraph"/>
+        <w:numPr>
+          <w:ilvl w:val="1"/>
+          <w:numId w:val="8"/>
+        </w:numPr>
+        <w:rPr>
+          <w:lang w:val="en-US"/>
+        </w:rPr>
+      </w:pPr>
+      <w:r>
+        <w:rPr>
+          <w:lang w:val="en-US"/>
+        </w:rPr>
+        <w:t>To implement after the class name say implements then &lt;interface name&gt;</w:t>
+      </w:r>
+    </w:p>
+    <w:p>
+      <w:pPr>
+        <w:pStyle w:val="ListParagraph"/>
+        <w:numPr>
+          <w:ilvl w:val="1"/>
+          <w:numId w:val="8"/>
+        </w:numPr>
+        <w:rPr>
+          <w:lang w:val="en-US"/>
+        </w:rPr>
+      </w:pPr>
+      <w:r>
+        <w:rPr>
+          <w:lang w:val="en-US"/>
+        </w:rPr>
+        <w:t>To define interface just say interface &lt;whatever name&gt;</w:t>
+      </w:r>
+    </w:p>
+    <w:p>
+      <w:pPr>
+        <w:pStyle w:val="ListParagraph"/>
+        <w:numPr>
+          <w:ilvl w:val="1"/>
+          <w:numId w:val="8"/>
+        </w:numPr>
+        <w:rPr>
+          <w:lang w:val="en-US"/>
+        </w:rPr>
+      </w:pPr>
+      <w:r>
+        <w:rPr>
+          <w:lang w:val="en-US"/>
+        </w:rPr>
+        <w:t>You can implement more than one interface in a class just do &lt;interface name&gt;, &lt;next interface name&gt;</w:t>
+      </w:r>
+    </w:p>
+    <w:p>
+      <w:pPr>
+        <w:pStyle w:val="ListParagraph"/>
+        <w:numPr>
+          <w:ilvl w:val="1"/>
+          <w:numId w:val="8"/>
+        </w:numPr>
+        <w:rPr>
+          <w:lang w:val="en-US"/>
+        </w:rPr>
+      </w:pPr>
+      <w:r>
+        <w:rPr>
+          <w:lang w:val="en-US"/>
+        </w:rPr>
+        <w:t>Kind of a walk around for class inheritance where one subclass can only inherit from one superclass</w:t>
+      </w:r>
+    </w:p>
+    <w:p>
+      <w:pPr>
+        <w:pStyle w:val="ListParagraph"/>
+        <w:numPr>
+          <w:ilvl w:val="1"/>
+          <w:numId w:val="8"/>
+        </w:numPr>
+        <w:rPr>
+          <w:lang w:val="en-US"/>
+        </w:rPr>
+      </w:pPr>
+      <w:r>
+        <w:rPr>
+          <w:lang w:val="en-US"/>
+        </w:rPr>
+        <w:t>You must use up all methods inside the interface you implement.</w:t>
+      </w:r>
+    </w:p>
+    <w:p>
+      <w:pPr>
+        <w:pStyle w:val="ListParagraph"/>
+        <w:numPr>
+          <w:ilvl w:val="1"/>
+          <w:numId w:val="8"/>
+        </w:numPr>
+        <w:rPr>
+          <w:lang w:val="en-US"/>
+        </w:rPr>
+      </w:pPr>
+      <w:r>
+        <w:rPr>
+          <w:lang w:val="en-US"/>
+        </w:rPr>
+        <w:t>They cannot have constructors</w:t>
+      </w:r>
+    </w:p>
+    <w:p>
+      <w:pPr>
+        <w:pStyle w:val="ListParagraph"/>
+        <w:numPr>
+          <w:ilvl w:val="1"/>
+          <w:numId w:val="8"/>
+        </w:numPr>
+        <w:rPr>
+          <w:lang w:val="en-US"/>
+        </w:rPr>
+      </w:pPr>
+      <w:r>
+        <w:rPr>
+          <w:lang w:val="en-US"/>
+        </w:rPr>
+        <w:t>You cannot define an object in them</w:t>
+      </w:r>
+    </w:p>
+    <w:p>
+      <w:pPr>
+        <w:pStyle w:val="ListParagraph"/>
+        <w:numPr>
+          <w:ilvl w:val="1"/>
+          <w:numId w:val="8"/>
+        </w:numPr>
+        <w:rPr>
+          <w:lang w:val="en-US"/>
+        </w:rPr>
+      </w:pPr>
+      <w:r>
+        <w:rPr>
+          <w:lang w:val="en-US"/>
+        </w:rPr>
+        <w:t>They do not have a body you define this in the implements class</w:t>
+      </w:r>
+    </w:p>
+    <w:p>
+      <w:pPr>
+        <w:pStyle w:val="ListParagraph"/>
+        <w:numPr>
+          <w:ilvl w:val="0"/>
+          <w:numId w:val="8"/>
+        </w:numPr>
+        <w:rPr>
+          <w:lang w:val="en-US"/>
+        </w:rPr>
+      </w:pPr>
+      <w:r>
+        <w:rPr>
+          <w:lang w:val="en-US"/>
+        </w:rPr>
+        <w:t>Python inheritance:</w:t>
+      </w:r>
+    </w:p>
+    <w:p>
+      <w:pPr>
+        <w:pStyle w:val="ListParagraph"/>
+        <w:numPr>
+          <w:ilvl w:val="1"/>
+          <w:numId w:val="8"/>
+        </w:numPr>
+        <w:rPr>
+          <w:lang w:val="en-US"/>
+        </w:rPr>
+      </w:pPr>
+      <w:r>
+        <w:rPr>
+          <w:lang w:val="en-US"/>
+        </w:rPr>
+        <w:t>To define subclass:</w:t>
+      </w:r>
+    </w:p>
+    <w:p>
+      <w:pPr>
+        <w:pStyle w:val="ListParagraph"/>
+        <w:numPr>
+          <w:ilvl w:val="2"/>
+          <w:numId w:val="8"/>
+        </w:numPr>
+        <w:rPr>
+          <w:lang w:val="en-US"/>
+        </w:rPr>
+      </w:pPr>
+      <w:r>
+        <w:rPr>
+          <w:lang w:val="en-US"/>
+        </w:rPr>
+        <w:t>class &lt;subclass name</w:t>
+      </w:r>
+      <w:proofErr w:type="gramStart"/>
+      <w:r>
+        <w:rPr>
+          <w:lang w:val="en-US"/>
+        </w:rPr>
+        <w:t>&gt;(</w:t>
+      </w:r>
+      <w:proofErr w:type="gramEnd"/>
+      <w:r>
+        <w:rPr>
+          <w:lang w:val="en-US"/>
+        </w:rPr>
+        <w:t>&lt;superclass name&gt;):</w:t>
+      </w:r>
+    </w:p>
+    <w:p>
+      <w:pPr>
+        <w:pStyle w:val="ListParagraph"/>
+        <w:numPr>
+          <w:ilvl w:val="1"/>
+          <w:numId w:val="8"/>
+        </w:numPr>
+        <w:rPr>
+          <w:lang w:val="en-US"/>
+        </w:rPr>
+      </w:pPr>
+      <w:proofErr w:type="gramStart"/>
+      <w:r>
+        <w:rPr>
+          <w:lang w:val="en-US"/>
+        </w:rPr>
+        <w:t>So</w:t>
+      </w:r>
+      <w:proofErr w:type="gramEnd"/>
+      <w:r>
+        <w:rPr>
+          <w:lang w:val="en-US"/>
+        </w:rPr>
+        <w:t xml:space="preserve"> when you use __</w:t>
+      </w:r>
+      <w:proofErr w:type="spellStart"/>
+      <w:r>
+        <w:rPr>
+          <w:lang w:val="en-US"/>
+        </w:rPr>
+        <w:t>init</w:t>
+      </w:r>
+      <w:proofErr w:type="spellEnd"/>
+      <w:r>
+        <w:rPr>
+          <w:lang w:val="en-US"/>
+        </w:rPr>
+        <w:t xml:space="preserve">__ constructor in the subclass, it overwrites the </w:t>
+      </w:r>
+      <w:proofErr w:type="spellStart"/>
+      <w:r>
+        <w:rPr>
+          <w:lang w:val="en-US"/>
+        </w:rPr>
+        <w:t>superclasses</w:t>
+      </w:r>
+      <w:proofErr w:type="spellEnd"/>
+      <w:r>
+        <w:rPr>
+          <w:lang w:val="en-US"/>
+        </w:rPr>
+        <w:t xml:space="preserve"> constructor </w:t>
+      </w:r>
+    </w:p>
+    <w:p>
+      <w:pPr>
+        <w:pStyle w:val="ListParagraph"/>
+        <w:numPr>
+          <w:ilvl w:val="2"/>
+          <w:numId w:val="8"/>
+        </w:numPr>
+        <w:rPr>
+          <w:lang w:val="en-US"/>
+        </w:rPr>
+      </w:pPr>
+      <w:r>
+        <w:rPr>
+          <w:lang w:val="en-US"/>
+        </w:rPr>
+        <w:t xml:space="preserve">class </w:t>
+      </w:r>
+      <w:proofErr w:type="gramStart"/>
+      <w:r>
+        <w:rPr>
+          <w:lang w:val="en-US"/>
+        </w:rPr>
+        <w:t>Generator(</w:t>
+      </w:r>
+      <w:proofErr w:type="gramEnd"/>
+      <w:r>
+        <w:rPr>
+          <w:lang w:val="en-US"/>
+        </w:rPr>
+        <w:t>Appliance</w:t>
+      </w:r>
+      <w:r>
+        <w:rPr>
+          <w:lang w:val="en-US"/>
+        </w:rPr>
+        <w:t>):</w:t>
+      </w:r>
+    </w:p>
+    <w:p>
+      <w:pPr>
+        <w:pStyle w:val="ListParagraph"/>
+        <w:numPr>
+          <w:ilvl w:val="2"/>
+          <w:numId w:val="8"/>
+        </w:numPr>
+        <w:rPr>
+          <w:lang w:val="en-US"/>
+        </w:rPr>
+      </w:pPr>
+      <w:r>
+        <w:rPr>
+          <w:lang w:val="en-US"/>
+        </w:rPr>
+        <w:t>def __</w:t>
+      </w:r>
+      <w:proofErr w:type="spellStart"/>
+      <w:r>
+        <w:rPr>
+          <w:lang w:val="en-US"/>
+        </w:rPr>
+        <w:t>init</w:t>
+      </w:r>
+      <w:proofErr w:type="spellEnd"/>
+      <w:r>
+        <w:rPr>
+          <w:lang w:val="en-US"/>
+        </w:rPr>
+        <w:t>_</w:t>
+      </w:r>
+      <w:proofErr w:type="gramStart"/>
+      <w:r>
+        <w:rPr>
+          <w:lang w:val="en-US"/>
+        </w:rPr>
+        <w:t>_(</w:t>
+      </w:r>
+      <w:proofErr w:type="gramEnd"/>
+      <w:r>
+        <w:rPr>
+          <w:lang w:val="en-US"/>
+        </w:rPr>
+        <w:t>self, name, age):</w:t>
+      </w:r>
+    </w:p>
+    <w:p>
+      <w:pPr>
+        <w:pStyle w:val="ListParagraph"/>
+        <w:numPr>
+          <w:ilvl w:val="1"/>
+          <w:numId w:val="8"/>
+        </w:numPr>
+        <w:rPr>
+          <w:lang w:val="en-US"/>
+        </w:rPr>
+      </w:pPr>
+      <w:r>
+        <w:rPr>
+          <w:lang w:val="en-US"/>
+        </w:rPr>
+        <w:t xml:space="preserve">Unless you force it to run the </w:t>
+      </w:r>
+      <w:proofErr w:type="spellStart"/>
+      <w:r>
+        <w:rPr>
+          <w:lang w:val="en-US"/>
+        </w:rPr>
+        <w:t>superclasses</w:t>
+      </w:r>
+      <w:proofErr w:type="spellEnd"/>
+      <w:r>
+        <w:rPr>
+          <w:lang w:val="en-US"/>
+        </w:rPr>
+        <w:t>:</w:t>
+      </w:r>
+    </w:p>
+    <w:p>
+      <w:pPr>
+        <w:pStyle w:val="ListParagraph"/>
+        <w:numPr>
+          <w:ilvl w:val="2"/>
+          <w:numId w:val="8"/>
+        </w:numPr>
+        <w:rPr>
+          <w:lang w:val="en-US"/>
+        </w:rPr>
+      </w:pPr>
+      <w:r>
+        <w:rPr>
+          <w:lang w:val="en-US"/>
+        </w:rPr>
+        <w:t>def __</w:t>
+      </w:r>
+      <w:proofErr w:type="spellStart"/>
+      <w:r>
+        <w:rPr>
+          <w:lang w:val="en-US"/>
+        </w:rPr>
+        <w:t>init</w:t>
+      </w:r>
+      <w:proofErr w:type="spellEnd"/>
+      <w:r>
+        <w:rPr>
+          <w:lang w:val="en-US"/>
+        </w:rPr>
+        <w:t>_</w:t>
+      </w:r>
+      <w:proofErr w:type="gramStart"/>
+      <w:r>
+        <w:rPr>
+          <w:lang w:val="en-US"/>
+        </w:rPr>
+        <w:t>_(</w:t>
+      </w:r>
+      <w:proofErr w:type="gramEnd"/>
+      <w:r>
+        <w:rPr>
+          <w:lang w:val="en-US"/>
+        </w:rPr>
+        <w:t>self, name, age):</w:t>
+      </w:r>
+    </w:p>
+    <w:p>
+      <w:pPr>
+        <w:pStyle w:val="ListParagraph"/>
+        <w:numPr>
+          <w:ilvl w:val="2"/>
+          <w:numId w:val="8"/>
+        </w:numPr>
+        <w:rPr>
+          <w:lang w:val="en-US"/>
+        </w:rPr>
+      </w:pPr>
+      <w:r>
+        <w:rPr>
+          <w:lang w:val="en-US"/>
+        </w:rPr>
+        <w:t xml:space="preserve">    </w:t>
+      </w:r>
+      <w:proofErr w:type="gramStart"/>
+      <w:r>
+        <w:rPr>
+          <w:lang w:val="en-US"/>
+        </w:rPr>
+        <w:t>super()._</w:t>
+      </w:r>
+      <w:proofErr w:type="gramEnd"/>
+      <w:r>
+        <w:rPr>
+          <w:lang w:val="en-US"/>
+        </w:rPr>
+        <w:t>_</w:t>
+      </w:r>
+      <w:proofErr w:type="spellStart"/>
+      <w:r>
+        <w:rPr>
+          <w:lang w:val="en-US"/>
+        </w:rPr>
+        <w:t>init</w:t>
+      </w:r>
+      <w:proofErr w:type="spellEnd"/>
+      <w:r>
+        <w:rPr>
+          <w:lang w:val="en-US"/>
+        </w:rPr>
+        <w:t>_</w:t>
+      </w:r>
+      <w:proofErr w:type="gramStart"/>
+      <w:r>
+        <w:rPr>
+          <w:lang w:val="en-US"/>
+        </w:rPr>
+        <w:t>_(</w:t>
+      </w:r>
+      <w:proofErr w:type="gramEnd"/>
+      <w:r>
+        <w:rPr>
+          <w:lang w:val="en-US"/>
+        </w:rPr>
+        <w:t xml:space="preserve">name, age) OR </w:t>
+      </w:r>
+      <w:proofErr w:type="gramStart"/>
+      <w:r>
+        <w:rPr>
+          <w:lang w:val="en-US"/>
+        </w:rPr>
+        <w:t>Appliance._</w:t>
+      </w:r>
+      <w:proofErr w:type="gramEnd"/>
+      <w:r>
+        <w:rPr>
+          <w:lang w:val="en-US"/>
+        </w:rPr>
+        <w:t>_</w:t>
+      </w:r>
+      <w:proofErr w:type="spellStart"/>
+      <w:r>
+        <w:rPr>
+          <w:lang w:val="en-US"/>
+        </w:rPr>
+        <w:t>init</w:t>
+      </w:r>
+      <w:proofErr w:type="spellEnd"/>
+      <w:r>
+        <w:rPr>
+          <w:lang w:val="en-US"/>
+        </w:rPr>
+        <w:t>_</w:t>
+      </w:r>
+      <w:proofErr w:type="gramStart"/>
+      <w:r>
+        <w:rPr>
+          <w:lang w:val="en-US"/>
+        </w:rPr>
+        <w:t>_(</w:t>
+      </w:r>
+      <w:proofErr w:type="gramEnd"/>
+      <w:r>
+        <w:rPr>
+          <w:color w:val="EE0000"/>
+          <w:lang w:val="en-US"/>
+        </w:rPr>
+        <w:t>self</w:t>
+      </w:r>
+      <w:r>
+        <w:rPr>
+          <w:lang w:val="en-US"/>
+        </w:rPr>
+        <w:t>, name, age)</w:t>
+      </w:r>
+    </w:p>
+    <w:p>
+      <w:pPr>
+        <w:pStyle w:val="ListParagraph"/>
+        <w:numPr>
+          <w:ilvl w:val="2"/>
+          <w:numId w:val="8"/>
+        </w:numPr>
+        <w:rPr>
+          <w:lang w:val="en-US"/>
+        </w:rPr>
+      </w:pPr>
+      <w:proofErr w:type="gramStart"/>
+      <w:r>
+        <w:rPr>
+          <w:lang w:val="en-US"/>
+        </w:rPr>
+        <w:lastRenderedPageBreak/>
+        <w:t>Means</w:t>
+      </w:r>
+      <w:proofErr w:type="gramEnd"/>
+      <w:r>
+        <w:rPr>
+          <w:lang w:val="en-US"/>
+        </w:rPr>
+        <w:t xml:space="preserve"> now you do not have to reinitialize name and age in the subclass if they were already initialized in superclass</w:t>
+      </w:r>
+    </w:p>
+    <w:p>
+      <w:pPr>
+        <w:pStyle w:val="ListParagraph"/>
+        <w:numPr>
+          <w:ilvl w:val="2"/>
+          <w:numId w:val="8"/>
+        </w:numPr>
+        <w:rPr>
+          <w:lang w:val="en-US"/>
+        </w:rPr>
+      </w:pPr>
+      <w:r>
+        <w:rPr>
+          <w:lang w:val="en-US"/>
+        </w:rPr>
+        <w:t xml:space="preserve">Any new variables in subclass </w:t>
+      </w:r>
+      <w:proofErr w:type="gramStart"/>
+      <w:r>
+        <w:rPr>
+          <w:lang w:val="en-US"/>
+        </w:rPr>
+        <w:t>have to</w:t>
+      </w:r>
+      <w:proofErr w:type="gramEnd"/>
+      <w:r>
+        <w:rPr>
+          <w:lang w:val="en-US"/>
+        </w:rPr>
+        <w:t xml:space="preserve"> be initialized</w:t>
+      </w:r>
+    </w:p>
+    <w:p>
+      <w:pPr>
+        <w:pStyle w:val="ListParagraph"/>
+        <w:numPr>
+          <w:ilvl w:val="3"/>
+          <w:numId w:val="8"/>
+        </w:numPr>
+        <w:rPr>
+          <w:lang w:val="en-US"/>
+        </w:rPr>
+      </w:pPr>
+      <w:r>
+        <w:rPr>
+          <w:lang w:val="en-US"/>
+        </w:rPr>
+        <w:t>def __</w:t>
+      </w:r>
+      <w:proofErr w:type="spellStart"/>
+      <w:r>
+        <w:rPr>
+          <w:lang w:val="en-US"/>
+        </w:rPr>
+        <w:t>init</w:t>
+      </w:r>
+      <w:proofErr w:type="spellEnd"/>
+      <w:r>
+        <w:rPr>
+          <w:lang w:val="en-US"/>
+        </w:rPr>
+        <w:t>_</w:t>
+      </w:r>
+      <w:proofErr w:type="gramStart"/>
+      <w:r>
+        <w:rPr>
+          <w:lang w:val="en-US"/>
+        </w:rPr>
+        <w:t>_(</w:t>
+      </w:r>
+      <w:proofErr w:type="gramEnd"/>
+      <w:r>
+        <w:rPr>
+          <w:lang w:val="en-US"/>
+        </w:rPr>
+        <w:t>self, name, age</w:t>
+      </w:r>
+      <w:r>
+        <w:rPr>
+          <w:lang w:val="en-US"/>
+        </w:rPr>
+        <w:t>, height</w:t>
+      </w:r>
+      <w:r>
+        <w:rPr>
+          <w:lang w:val="en-US"/>
+        </w:rPr>
+        <w:t>):</w:t>
+      </w:r>
+    </w:p>
+    <w:p>
+      <w:pPr>
+        <w:pStyle w:val="ListParagraph"/>
+        <w:numPr>
+          <w:ilvl w:val="3"/>
+          <w:numId w:val="8"/>
+        </w:numPr>
+        <w:rPr>
+          <w:lang w:val="en-US"/>
+        </w:rPr>
+      </w:pPr>
+      <w:r>
+        <w:rPr>
+          <w:lang w:val="en-US"/>
+        </w:rPr>
+        <w:t xml:space="preserve">    </w:t>
+      </w:r>
+      <w:proofErr w:type="gramStart"/>
+      <w:r>
+        <w:rPr>
+          <w:lang w:val="en-US"/>
+        </w:rPr>
+        <w:t>super()._</w:t>
+      </w:r>
+      <w:proofErr w:type="gramEnd"/>
+      <w:r>
+        <w:rPr>
+          <w:lang w:val="en-US"/>
+        </w:rPr>
+        <w:t>_</w:t>
+      </w:r>
+      <w:proofErr w:type="spellStart"/>
+      <w:r>
+        <w:rPr>
+          <w:lang w:val="en-US"/>
+        </w:rPr>
+        <w:t>init</w:t>
+      </w:r>
+      <w:proofErr w:type="spellEnd"/>
+      <w:r>
+        <w:rPr>
+          <w:lang w:val="en-US"/>
+        </w:rPr>
+        <w:t>_</w:t>
+      </w:r>
+      <w:proofErr w:type="gramStart"/>
+      <w:r>
+        <w:rPr>
+          <w:lang w:val="en-US"/>
+        </w:rPr>
+        <w:t>_(</w:t>
+      </w:r>
+      <w:proofErr w:type="gramEnd"/>
+      <w:r>
+        <w:rPr>
+          <w:lang w:val="en-US"/>
+        </w:rPr>
+        <w:t xml:space="preserve">name, age) OR </w:t>
+      </w:r>
+      <w:proofErr w:type="gramStart"/>
+      <w:r>
+        <w:rPr>
+          <w:lang w:val="en-US"/>
+        </w:rPr>
+        <w:t>Appliance._</w:t>
+      </w:r>
+      <w:proofErr w:type="gramEnd"/>
+      <w:r>
+        <w:rPr>
+          <w:lang w:val="en-US"/>
+        </w:rPr>
+        <w:t>_</w:t>
+      </w:r>
+      <w:proofErr w:type="spellStart"/>
+      <w:r>
+        <w:rPr>
+          <w:lang w:val="en-US"/>
+        </w:rPr>
+        <w:t>init</w:t>
+      </w:r>
+      <w:proofErr w:type="spellEnd"/>
+      <w:r>
+        <w:rPr>
+          <w:lang w:val="en-US"/>
+        </w:rPr>
+        <w:t>_</w:t>
+      </w:r>
+      <w:proofErr w:type="gramStart"/>
+      <w:r>
+        <w:rPr>
+          <w:lang w:val="en-US"/>
+        </w:rPr>
+        <w:t>_(</w:t>
+      </w:r>
+      <w:proofErr w:type="gramEnd"/>
+      <w:r>
+        <w:rPr>
+          <w:color w:val="EE0000"/>
+          <w:lang w:val="en-US"/>
+        </w:rPr>
+        <w:t>self</w:t>
+      </w:r>
+      <w:r>
+        <w:rPr>
+          <w:lang w:val="en-US"/>
+        </w:rPr>
+        <w:t>, name, age)</w:t>
+      </w:r>
+    </w:p>
+    <w:p>
+      <w:pPr>
+        <w:pStyle w:val="ListParagraph"/>
+        <w:numPr>
+          <w:ilvl w:val="3"/>
+          <w:numId w:val="8"/>
+        </w:numPr>
+        <w:rPr>
+          <w:lang w:val="en-US"/>
+        </w:rPr>
+      </w:pPr>
+      <w:r>
+        <w:rPr>
+          <w:lang w:val="en-US"/>
+        </w:rPr>
+        <w:t xml:space="preserve">    </w:t>
+      </w:r>
+      <w:proofErr w:type="spellStart"/>
+      <w:proofErr w:type="gramStart"/>
+      <w:r>
+        <w:rPr>
+          <w:lang w:val="en-US"/>
+        </w:rPr>
+        <w:t>self.height</w:t>
+      </w:r>
+      <w:proofErr w:type="spellEnd"/>
+      <w:proofErr w:type="gramEnd"/>
+      <w:r>
+        <w:rPr>
+          <w:lang w:val="en-US"/>
+        </w:rPr>
+        <w:t xml:space="preserve"> = height</w:t>
+      </w:r>
+    </w:p>
+    <w:p>
+      <w:pPr>
+        <w:pStyle w:val="ListParagraph"/>
+        <w:numPr>
+          <w:ilvl w:val="1"/>
+          <w:numId w:val="8"/>
+        </w:numPr>
+        <w:rPr>
+          <w:lang w:val="en-US"/>
+        </w:rPr>
+      </w:pPr>
     </w:p>
     <w:sectPr>
       <w:pgSz w:w="11906" w:h="16838"/>
@@ -1917,7 +4116,7 @@
   <w:abstractNum w:abstractNumId="2" w15:restartNumberingAfterBreak="0">
     <w:nsid w:val="1BCE54AD"/>
     <w:multiLevelType w:val="hybridMultilevel"/>
-    <w:tmpl w:val="4EA6ABB2"/>
+    <w:tmpl w:val="64E4FBDE"/>
     <w:lvl w:ilvl="0" w:tplc="08090003">
       <w:start w:val="1"/>
       <w:numFmt w:val="bullet"/>
@@ -1942,7 +4141,7 @@
         <w:rFonts w:ascii="Courier New" w:hAnsi="Courier New" w:cs="Courier New" w:hint="default"/>
       </w:rPr>
     </w:lvl>
-    <w:lvl w:ilvl="2" w:tplc="08090005" w:tentative="1">
+    <w:lvl w:ilvl="2" w:tplc="08090005">
       <w:start w:val="1"/>
       <w:numFmt w:val="bullet"/>
       <w:lvlText w:val=""/>
@@ -1954,7 +4153,7 @@
         <w:rFonts w:ascii="Wingdings" w:hAnsi="Wingdings" w:hint="default"/>
       </w:rPr>
     </w:lvl>
-    <w:lvl w:ilvl="3" w:tplc="08090001" w:tentative="1">
+    <w:lvl w:ilvl="3" w:tplc="08090001">
       <w:start w:val="1"/>
       <w:numFmt w:val="bullet"/>
       <w:lvlText w:val=""/>

--- a/DevLog.docx
+++ b/DevLog.docx
@@ -3865,10 +3865,353 @@
     </w:p>
     <w:p>
       <w:pPr>
+        <w:rPr>
+          <w:lang w:val="en-US"/>
+        </w:rPr>
+      </w:pPr>
+      <w:r>
+        <w:rPr>
+          <w:lang w:val="en-US"/>
+        </w:rPr>
+        <w:t>Day 10:</w:t>
+      </w:r>
+    </w:p>
+    <w:p>
+      <w:pPr>
+        <w:pStyle w:val="ListParagraph"/>
+        <w:numPr>
+          <w:ilvl w:val="0"/>
+          <w:numId w:val="9"/>
+        </w:numPr>
+        <w:rPr>
+          <w:lang w:val="en-US"/>
+        </w:rPr>
+      </w:pPr>
+      <w:r>
+        <w:rPr>
+          <w:lang w:val="en-US"/>
+        </w:rPr>
+        <w:t>Java exceptions:</w:t>
+      </w:r>
+    </w:p>
+    <w:p>
+      <w:pPr>
         <w:pStyle w:val="ListParagraph"/>
         <w:numPr>
           <w:ilvl w:val="1"/>
-          <w:numId w:val="8"/>
+          <w:numId w:val="9"/>
+        </w:numPr>
+        <w:rPr>
+          <w:lang w:val="en-US"/>
+        </w:rPr>
+      </w:pPr>
+      <w:proofErr w:type="spellStart"/>
+      <w:r>
+        <w:rPr>
+          <w:lang w:val="en-US"/>
+        </w:rPr>
+        <w:t>ArithmethicException</w:t>
+      </w:r>
+      <w:proofErr w:type="spellEnd"/>
+      <w:r>
+        <w:rPr>
+          <w:lang w:val="en-US"/>
+        </w:rPr>
+        <w:t>: calculations are wrong</w:t>
+      </w:r>
+    </w:p>
+    <w:p>
+      <w:pPr>
+        <w:pStyle w:val="ListParagraph"/>
+        <w:numPr>
+          <w:ilvl w:val="1"/>
+          <w:numId w:val="9"/>
+        </w:numPr>
+        <w:rPr>
+          <w:lang w:val="en-US"/>
+        </w:rPr>
+      </w:pPr>
+      <w:proofErr w:type="spellStart"/>
+      <w:r>
+        <w:rPr>
+          <w:lang w:val="en-US"/>
+        </w:rPr>
+        <w:t>ArrayIndexOutOfBoundsException</w:t>
+      </w:r>
+      <w:proofErr w:type="spellEnd"/>
+      <w:r>
+        <w:rPr>
+          <w:lang w:val="en-US"/>
+        </w:rPr>
+        <w:t>: Tried to access a value not within the length of an array</w:t>
+      </w:r>
+    </w:p>
+    <w:p>
+      <w:pPr>
+        <w:pStyle w:val="ListParagraph"/>
+        <w:numPr>
+          <w:ilvl w:val="1"/>
+          <w:numId w:val="9"/>
+        </w:numPr>
+        <w:rPr>
+          <w:lang w:val="en-US"/>
+        </w:rPr>
+      </w:pPr>
+      <w:proofErr w:type="spellStart"/>
+      <w:r>
+        <w:rPr>
+          <w:lang w:val="en-US"/>
+        </w:rPr>
+        <w:t>FileNotFoundException</w:t>
+      </w:r>
+      <w:proofErr w:type="spellEnd"/>
+      <w:r>
+        <w:rPr>
+          <w:lang w:val="en-US"/>
+        </w:rPr>
+        <w:t xml:space="preserve">: Trying to access a file </w:t>
+      </w:r>
+      <w:proofErr w:type="gramStart"/>
+      <w:r>
+        <w:rPr>
+          <w:lang w:val="en-US"/>
+        </w:rPr>
+        <w:t>your</w:t>
+      </w:r>
+      <w:proofErr w:type="gramEnd"/>
+      <w:r>
+        <w:rPr>
+          <w:lang w:val="en-US"/>
+        </w:rPr>
+        <w:t xml:space="preserve"> not allowed to access</w:t>
+      </w:r>
+    </w:p>
+    <w:p>
+      <w:pPr>
+        <w:pStyle w:val="ListParagraph"/>
+        <w:numPr>
+          <w:ilvl w:val="1"/>
+          <w:numId w:val="9"/>
+        </w:numPr>
+        <w:rPr>
+          <w:lang w:val="en-US"/>
+        </w:rPr>
+      </w:pPr>
+      <w:proofErr w:type="spellStart"/>
+      <w:r>
+        <w:rPr>
+          <w:lang w:val="en-US"/>
+        </w:rPr>
+        <w:t>ClassNotFoundException</w:t>
+      </w:r>
+      <w:proofErr w:type="spellEnd"/>
+      <w:r>
+        <w:rPr>
+          <w:lang w:val="en-US"/>
+        </w:rPr>
+        <w:t>: trying to access class that doesn’t exist</w:t>
+      </w:r>
+    </w:p>
+    <w:p>
+      <w:pPr>
+        <w:pStyle w:val="ListParagraph"/>
+        <w:numPr>
+          <w:ilvl w:val="1"/>
+          <w:numId w:val="9"/>
+        </w:numPr>
+        <w:rPr>
+          <w:lang w:val="en-US"/>
+        </w:rPr>
+      </w:pPr>
+      <w:proofErr w:type="spellStart"/>
+      <w:r>
+        <w:rPr>
+          <w:lang w:val="en-US"/>
+        </w:rPr>
+        <w:t>IOException</w:t>
+      </w:r>
+      <w:proofErr w:type="spellEnd"/>
+      <w:r>
+        <w:rPr>
+          <w:lang w:val="en-US"/>
+        </w:rPr>
+        <w:t>: exceptions relating to input output</w:t>
+      </w:r>
+    </w:p>
+    <w:p>
+      <w:pPr>
+        <w:pStyle w:val="ListParagraph"/>
+        <w:numPr>
+          <w:ilvl w:val="1"/>
+          <w:numId w:val="9"/>
+        </w:numPr>
+        <w:rPr>
+          <w:lang w:val="en-US"/>
+        </w:rPr>
+      </w:pPr>
+      <w:proofErr w:type="spellStart"/>
+      <w:r>
+        <w:rPr>
+          <w:lang w:val="en-US"/>
+        </w:rPr>
+        <w:t>StringIndexOutOfBoudsException</w:t>
+      </w:r>
+      <w:proofErr w:type="spellEnd"/>
+      <w:r>
+        <w:rPr>
+          <w:lang w:val="en-US"/>
+        </w:rPr>
+        <w:t xml:space="preserve">: </w:t>
+      </w:r>
+      <w:proofErr w:type="spellStart"/>
+      <w:r>
+        <w:rPr>
+          <w:lang w:val="en-US"/>
+        </w:rPr>
+        <w:t>t</w:t>
+      </w:r>
+      <w:r>
+        <w:rPr>
+          <w:lang w:val="en-US"/>
+        </w:rPr>
+        <w:t>ri</w:t>
+      </w:r>
+      <w:r>
+        <w:rPr>
+          <w:lang w:val="en-US"/>
+        </w:rPr>
+        <w:t>ying</w:t>
+      </w:r>
+      <w:proofErr w:type="spellEnd"/>
+      <w:r>
+        <w:rPr>
+          <w:lang w:val="en-US"/>
+        </w:rPr>
+        <w:t xml:space="preserve"> to access a value not within the length of a</w:t>
+      </w:r>
+      <w:r>
+        <w:rPr>
+          <w:lang w:val="en-US"/>
+        </w:rPr>
+        <w:t xml:space="preserve"> string</w:t>
+      </w:r>
+    </w:p>
+    <w:p>
+      <w:pPr>
+        <w:pStyle w:val="ListParagraph"/>
+        <w:numPr>
+          <w:ilvl w:val="1"/>
+          <w:numId w:val="9"/>
+        </w:numPr>
+        <w:rPr>
+          <w:lang w:val="en-US"/>
+        </w:rPr>
+      </w:pPr>
+      <w:proofErr w:type="spellStart"/>
+      <w:r>
+        <w:rPr>
+          <w:lang w:val="en-US"/>
+        </w:rPr>
+        <w:t>NullPointerException</w:t>
+      </w:r>
+      <w:proofErr w:type="spellEnd"/>
+      <w:r>
+        <w:rPr>
+          <w:lang w:val="en-US"/>
+        </w:rPr>
+        <w:t>: trying to access a variable that is null</w:t>
+      </w:r>
+    </w:p>
+    <w:p>
+      <w:pPr>
+        <w:pStyle w:val="ListParagraph"/>
+        <w:numPr>
+          <w:ilvl w:val="1"/>
+          <w:numId w:val="9"/>
+        </w:numPr>
+        <w:rPr>
+          <w:lang w:val="en-US"/>
+        </w:rPr>
+      </w:pPr>
+      <w:proofErr w:type="spellStart"/>
+      <w:r>
+        <w:rPr>
+          <w:lang w:val="en-US"/>
+        </w:rPr>
+        <w:t>InputMismatchException</w:t>
+      </w:r>
+      <w:proofErr w:type="spellEnd"/>
+      <w:r>
+        <w:rPr>
+          <w:lang w:val="en-US"/>
+        </w:rPr>
+        <w:t xml:space="preserve">: mismatch types when entering data </w:t>
+      </w:r>
+      <w:proofErr w:type="spellStart"/>
+      <w:r>
+        <w:rPr>
+          <w:lang w:val="en-US"/>
+        </w:rPr>
+        <w:t>e.g</w:t>
+      </w:r>
+      <w:proofErr w:type="spellEnd"/>
+      <w:r>
+        <w:rPr>
+          <w:lang w:val="en-US"/>
+        </w:rPr>
+        <w:t xml:space="preserve"> string to int field</w:t>
+      </w:r>
+    </w:p>
+    <w:p>
+      <w:pPr>
+        <w:pStyle w:val="ListParagraph"/>
+        <w:numPr>
+          <w:ilvl w:val="1"/>
+          <w:numId w:val="9"/>
+        </w:numPr>
+        <w:rPr>
+          <w:lang w:val="en-US"/>
+        </w:rPr>
+      </w:pPr>
+      <w:proofErr w:type="spellStart"/>
+      <w:r>
+        <w:rPr>
+          <w:lang w:val="en-US"/>
+        </w:rPr>
+        <w:t>NumberFormatException</w:t>
+      </w:r>
+      <w:proofErr w:type="spellEnd"/>
+      <w:r>
+        <w:rPr>
+          <w:lang w:val="en-US"/>
+        </w:rPr>
+        <w:t xml:space="preserve">: </w:t>
+      </w:r>
+      <w:r>
+        <w:rPr>
+          <w:lang w:val="en-US"/>
+        </w:rPr>
+        <w:t xml:space="preserve">mismatch types when </w:t>
+      </w:r>
+      <w:r>
+        <w:rPr>
+          <w:lang w:val="en-US"/>
+        </w:rPr>
+        <w:t>converting</w:t>
+      </w:r>
+      <w:r>
+        <w:rPr>
+          <w:lang w:val="en-US"/>
+        </w:rPr>
+        <w:t xml:space="preserve"> </w:t>
+      </w:r>
+    </w:p>
+    <w:p>
+      <w:pPr>
+        <w:pStyle w:val="ListParagraph"/>
+        <w:numPr>
+          <w:ilvl w:val="0"/>
+          <w:numId w:val="9"/>
         </w:numPr>
         <w:rPr>
           <w:lang w:val="en-US"/>
@@ -4695,6 +5038,119 @@
       </w:rPr>
     </w:lvl>
     <w:lvl w:ilvl="1" w:tplc="08090003" w:tentative="1">
+      <w:start w:val="1"/>
+      <w:numFmt w:val="bullet"/>
+      <w:lvlText w:val="o"/>
+      <w:lvlJc w:val="left"/>
+      <w:pPr>
+        <w:ind w:left="1440" w:hanging="360"/>
+      </w:pPr>
+      <w:rPr>
+        <w:rFonts w:ascii="Courier New" w:hAnsi="Courier New" w:cs="Courier New" w:hint="default"/>
+      </w:rPr>
+    </w:lvl>
+    <w:lvl w:ilvl="2" w:tplc="08090005" w:tentative="1">
+      <w:start w:val="1"/>
+      <w:numFmt w:val="bullet"/>
+      <w:lvlText w:val=""/>
+      <w:lvlJc w:val="left"/>
+      <w:pPr>
+        <w:ind w:left="2160" w:hanging="360"/>
+      </w:pPr>
+      <w:rPr>
+        <w:rFonts w:ascii="Wingdings" w:hAnsi="Wingdings" w:hint="default"/>
+      </w:rPr>
+    </w:lvl>
+    <w:lvl w:ilvl="3" w:tplc="08090001" w:tentative="1">
+      <w:start w:val="1"/>
+      <w:numFmt w:val="bullet"/>
+      <w:lvlText w:val=""/>
+      <w:lvlJc w:val="left"/>
+      <w:pPr>
+        <w:ind w:left="2880" w:hanging="360"/>
+      </w:pPr>
+      <w:rPr>
+        <w:rFonts w:ascii="Symbol" w:hAnsi="Symbol" w:hint="default"/>
+      </w:rPr>
+    </w:lvl>
+    <w:lvl w:ilvl="4" w:tplc="08090003" w:tentative="1">
+      <w:start w:val="1"/>
+      <w:numFmt w:val="bullet"/>
+      <w:lvlText w:val="o"/>
+      <w:lvlJc w:val="left"/>
+      <w:pPr>
+        <w:ind w:left="3600" w:hanging="360"/>
+      </w:pPr>
+      <w:rPr>
+        <w:rFonts w:ascii="Courier New" w:hAnsi="Courier New" w:cs="Courier New" w:hint="default"/>
+      </w:rPr>
+    </w:lvl>
+    <w:lvl w:ilvl="5" w:tplc="08090005" w:tentative="1">
+      <w:start w:val="1"/>
+      <w:numFmt w:val="bullet"/>
+      <w:lvlText w:val=""/>
+      <w:lvlJc w:val="left"/>
+      <w:pPr>
+        <w:ind w:left="4320" w:hanging="360"/>
+      </w:pPr>
+      <w:rPr>
+        <w:rFonts w:ascii="Wingdings" w:hAnsi="Wingdings" w:hint="default"/>
+      </w:rPr>
+    </w:lvl>
+    <w:lvl w:ilvl="6" w:tplc="08090001" w:tentative="1">
+      <w:start w:val="1"/>
+      <w:numFmt w:val="bullet"/>
+      <w:lvlText w:val=""/>
+      <w:lvlJc w:val="left"/>
+      <w:pPr>
+        <w:ind w:left="5040" w:hanging="360"/>
+      </w:pPr>
+      <w:rPr>
+        <w:rFonts w:ascii="Symbol" w:hAnsi="Symbol" w:hint="default"/>
+      </w:rPr>
+    </w:lvl>
+    <w:lvl w:ilvl="7" w:tplc="08090003" w:tentative="1">
+      <w:start w:val="1"/>
+      <w:numFmt w:val="bullet"/>
+      <w:lvlText w:val="o"/>
+      <w:lvlJc w:val="left"/>
+      <w:pPr>
+        <w:ind w:left="5760" w:hanging="360"/>
+      </w:pPr>
+      <w:rPr>
+        <w:rFonts w:ascii="Courier New" w:hAnsi="Courier New" w:cs="Courier New" w:hint="default"/>
+      </w:rPr>
+    </w:lvl>
+    <w:lvl w:ilvl="8" w:tplc="08090005" w:tentative="1">
+      <w:start w:val="1"/>
+      <w:numFmt w:val="bullet"/>
+      <w:lvlText w:val=""/>
+      <w:lvlJc w:val="left"/>
+      <w:pPr>
+        <w:ind w:left="6480" w:hanging="360"/>
+      </w:pPr>
+      <w:rPr>
+        <w:rFonts w:ascii="Wingdings" w:hAnsi="Wingdings" w:hint="default"/>
+      </w:rPr>
+    </w:lvl>
+  </w:abstractNum>
+  <w:abstractNum w:abstractNumId="8" w15:restartNumberingAfterBreak="0">
+    <w:nsid w:val="730B4BD8"/>
+    <w:multiLevelType w:val="hybridMultilevel"/>
+    <w:tmpl w:val="AACAA248"/>
+    <w:lvl w:ilvl="0" w:tplc="08090003">
+      <w:start w:val="1"/>
+      <w:numFmt w:val="bullet"/>
+      <w:lvlText w:val="o"/>
+      <w:lvlJc w:val="left"/>
+      <w:pPr>
+        <w:ind w:left="720" w:hanging="360"/>
+      </w:pPr>
+      <w:rPr>
+        <w:rFonts w:ascii="Courier New" w:hAnsi="Courier New" w:cs="Courier New" w:hint="default"/>
+      </w:rPr>
+    </w:lvl>
+    <w:lvl w:ilvl="1" w:tplc="08090003">
       <w:start w:val="1"/>
       <w:numFmt w:val="bullet"/>
       <w:lvlText w:val="o"/>
@@ -4814,6 +5270,9 @@
   </w:num>
   <w:num w:numId="8" w16cid:durableId="807236893">
     <w:abstractNumId w:val="2"/>
+  </w:num>
+  <w:num w:numId="9" w16cid:durableId="52774348">
+    <w:abstractNumId w:val="8"/>
   </w:num>
 </w:numbering>
 </file>

--- a/DevLog.docx
+++ b/DevLog.docx
@@ -66,21 +66,7 @@
         <w:rPr>
           <w:lang w:val="en-US"/>
         </w:rPr>
-        <w:t xml:space="preserve">git clone &lt;repository </w:t>
-      </w:r>
-      <w:proofErr w:type="spellStart"/>
-      <w:r>
-        <w:rPr>
-          <w:lang w:val="en-US"/>
-        </w:rPr>
-        <w:t>url</w:t>
-      </w:r>
-      <w:proofErr w:type="spellEnd"/>
-      <w:r>
-        <w:rPr>
-          <w:lang w:val="en-US"/>
-        </w:rPr>
-        <w:t xml:space="preserve"> http… or ssh&gt;to add repositories that already exist to your local system</w:t>
+        <w:t>git clone &lt;repository url http… or ssh&gt;to add repositories that already exist to your local system</w:t>
       </w:r>
     </w:p>
     <w:p>
@@ -98,35 +84,7 @@
         <w:rPr>
           <w:lang w:val="en-US"/>
         </w:rPr>
-        <w:t xml:space="preserve">git </w:t>
-      </w:r>
-      <w:proofErr w:type="spellStart"/>
-      <w:r>
-        <w:rPr>
-          <w:lang w:val="en-US"/>
-        </w:rPr>
-        <w:t>init</w:t>
-      </w:r>
-      <w:proofErr w:type="spellEnd"/>
-      <w:r>
-        <w:rPr>
-          <w:lang w:val="en-US"/>
-        </w:rPr>
-        <w:t xml:space="preserve"> in the folder you want to put your project or git </w:t>
-      </w:r>
-      <w:proofErr w:type="spellStart"/>
-      <w:r>
-        <w:rPr>
-          <w:lang w:val="en-US"/>
-        </w:rPr>
-        <w:t>init</w:t>
-      </w:r>
-      <w:proofErr w:type="spellEnd"/>
-      <w:r>
-        <w:rPr>
-          <w:lang w:val="en-US"/>
-        </w:rPr>
-        <w:t xml:space="preserve"> &lt;file path including your project&gt; to initialize yours</w:t>
+        <w:t>git init in the folder you want to put your project or git init &lt;file path including your project&gt; to initialize yours</w:t>
       </w:r>
     </w:p>
     <w:p>
@@ -193,21 +151,7 @@
         <w:rPr>
           <w:lang w:val="en-US"/>
         </w:rPr>
-        <w:t xml:space="preserve"> and it is </w:t>
-      </w:r>
-      <w:proofErr w:type="gramStart"/>
-      <w:r>
-        <w:rPr>
-          <w:lang w:val="en-US"/>
-        </w:rPr>
-        <w:t>converting</w:t>
-      </w:r>
-      <w:proofErr w:type="gramEnd"/>
-      <w:r>
-        <w:rPr>
-          <w:lang w:val="en-US"/>
-        </w:rPr>
-        <w:t xml:space="preserve"> from a bigger data type to a smaller one like </w:t>
+        <w:t xml:space="preserve"> and it is converting from a bigger data type to a smaller one like </w:t>
       </w:r>
     </w:p>
     <w:p>
@@ -225,21 +169,7 @@
         <w:rPr>
           <w:lang w:val="en-US"/>
         </w:rPr>
-        <w:t xml:space="preserve">double </w:t>
-      </w:r>
-      <w:proofErr w:type="spellStart"/>
-      <w:r>
-        <w:rPr>
-          <w:lang w:val="en-US"/>
-        </w:rPr>
-        <w:t>myNum</w:t>
-      </w:r>
-      <w:proofErr w:type="spellEnd"/>
-      <w:r>
-        <w:rPr>
-          <w:lang w:val="en-US"/>
-        </w:rPr>
-        <w:t xml:space="preserve"> = 9.87;</w:t>
+        <w:t>double myNum = 9.87;</w:t>
       </w:r>
     </w:p>
     <w:p>
@@ -257,35 +187,7 @@
         <w:rPr>
           <w:lang w:val="en-US"/>
         </w:rPr>
-        <w:t xml:space="preserve">int </w:t>
-      </w:r>
-      <w:proofErr w:type="spellStart"/>
-      <w:r>
-        <w:rPr>
-          <w:lang w:val="en-US"/>
-        </w:rPr>
-        <w:t>myNumInt</w:t>
-      </w:r>
-      <w:proofErr w:type="spellEnd"/>
-      <w:r>
-        <w:rPr>
-          <w:lang w:val="en-US"/>
-        </w:rPr>
-        <w:t xml:space="preserve"> = (int) </w:t>
-      </w:r>
-      <w:proofErr w:type="spellStart"/>
-      <w:r>
-        <w:rPr>
-          <w:lang w:val="en-US"/>
-        </w:rPr>
-        <w:t>myNum</w:t>
-      </w:r>
-      <w:proofErr w:type="spellEnd"/>
-      <w:r>
-        <w:rPr>
-          <w:lang w:val="en-US"/>
-        </w:rPr>
-        <w:t>;</w:t>
+        <w:t>int myNumInt = (int) myNum;</w:t>
       </w:r>
     </w:p>
     <w:p>
@@ -299,33 +201,11 @@
           <w:lang w:val="en-US"/>
         </w:rPr>
       </w:pPr>
-      <w:proofErr w:type="spellStart"/>
-      <w:r>
-        <w:rPr>
-          <w:lang w:val="en-US"/>
-        </w:rPr>
-        <w:t>System.out.println</w:t>
-      </w:r>
-      <w:proofErr w:type="spellEnd"/>
-      <w:r>
-        <w:rPr>
-          <w:lang w:val="en-US"/>
-        </w:rPr>
-        <w:t>(</w:t>
-      </w:r>
-      <w:proofErr w:type="spellStart"/>
-      <w:r>
-        <w:rPr>
-          <w:lang w:val="en-US"/>
-        </w:rPr>
-        <w:t>myNumInt</w:t>
-      </w:r>
-      <w:proofErr w:type="spellEnd"/>
-      <w:r>
-        <w:rPr>
-          <w:lang w:val="en-US"/>
-        </w:rPr>
-        <w:t>); = 9</w:t>
+      <w:r>
+        <w:rPr>
+          <w:lang w:val="en-US"/>
+        </w:rPr>
+        <w:t>System.out.println(myNumInt); = 9</w:t>
       </w:r>
     </w:p>
     <w:p>
@@ -381,21 +261,7 @@
         <w:rPr>
           <w:lang w:val="en-US"/>
         </w:rPr>
-        <w:t xml:space="preserve">int </w:t>
-      </w:r>
-      <w:proofErr w:type="spellStart"/>
-      <w:r>
-        <w:rPr>
-          <w:lang w:val="en-US"/>
-        </w:rPr>
-        <w:t>myInt</w:t>
-      </w:r>
-      <w:proofErr w:type="spellEnd"/>
-      <w:r>
-        <w:rPr>
-          <w:lang w:val="en-US"/>
-        </w:rPr>
-        <w:t xml:space="preserve"> = 9;</w:t>
+        <w:t>int myInt = 9;</w:t>
       </w:r>
     </w:p>
     <w:p>
@@ -413,35 +279,7 @@
         <w:rPr>
           <w:lang w:val="en-US"/>
         </w:rPr>
-        <w:t xml:space="preserve">double </w:t>
-      </w:r>
-      <w:proofErr w:type="spellStart"/>
-      <w:r>
-        <w:rPr>
-          <w:lang w:val="en-US"/>
-        </w:rPr>
-        <w:t>myDouble</w:t>
-      </w:r>
-      <w:proofErr w:type="spellEnd"/>
-      <w:r>
-        <w:rPr>
-          <w:lang w:val="en-US"/>
-        </w:rPr>
-        <w:t xml:space="preserve"> = </w:t>
-      </w:r>
-      <w:proofErr w:type="spellStart"/>
-      <w:r>
-        <w:rPr>
-          <w:lang w:val="en-US"/>
-        </w:rPr>
-        <w:t>myInt</w:t>
-      </w:r>
-      <w:proofErr w:type="spellEnd"/>
-      <w:r>
-        <w:rPr>
-          <w:lang w:val="en-US"/>
-        </w:rPr>
-        <w:t>;</w:t>
+        <w:t>double myDouble = myInt;</w:t>
       </w:r>
     </w:p>
     <w:p>
@@ -455,33 +293,11 @@
           <w:lang w:val="en-US"/>
         </w:rPr>
       </w:pPr>
-      <w:proofErr w:type="spellStart"/>
-      <w:r>
-        <w:rPr>
-          <w:lang w:val="en-US"/>
-        </w:rPr>
-        <w:t>System.out.println</w:t>
-      </w:r>
-      <w:proofErr w:type="spellEnd"/>
-      <w:r>
-        <w:rPr>
-          <w:lang w:val="en-US"/>
-        </w:rPr>
-        <w:t>(</w:t>
-      </w:r>
-      <w:proofErr w:type="spellStart"/>
-      <w:r>
-        <w:rPr>
-          <w:lang w:val="en-US"/>
-        </w:rPr>
-        <w:t>myDouble</w:t>
-      </w:r>
-      <w:proofErr w:type="spellEnd"/>
-      <w:r>
-        <w:rPr>
-          <w:lang w:val="en-US"/>
-        </w:rPr>
-        <w:t>); = 9.0</w:t>
+      <w:r>
+        <w:rPr>
+          <w:lang w:val="en-US"/>
+        </w:rPr>
+        <w:t>System.out.println(myDouble); = 9.0</w:t>
       </w:r>
     </w:p>
     <w:p>
@@ -499,29 +315,7 @@
         <w:rPr>
           <w:lang w:val="en-US"/>
         </w:rPr>
-        <w:t xml:space="preserve">python -m </w:t>
-      </w:r>
-      <w:proofErr w:type="spellStart"/>
-      <w:proofErr w:type="gramStart"/>
-      <w:r>
-        <w:rPr>
-          <w:lang w:val="en-US"/>
-        </w:rPr>
-        <w:t>venv</w:t>
-      </w:r>
-      <w:proofErr w:type="spellEnd"/>
-      <w:r>
-        <w:rPr>
-          <w:lang w:val="en-US"/>
-        </w:rPr>
-        <w:t xml:space="preserve">  &lt;</w:t>
-      </w:r>
-      <w:proofErr w:type="gramEnd"/>
-      <w:r>
-        <w:rPr>
-          <w:lang w:val="en-US"/>
-        </w:rPr>
-        <w:t>project name&gt; to create a python environment basically where you can set the python version and dependencies (libraries – stuff that aren’t part of your code maybe external you can make use of) for just this project so it doesn’t get mixed up</w:t>
+        <w:t>python -m venv  &lt;project name&gt; to create a python environment basically where you can set the python version and dependencies (libraries – stuff that aren’t part of your code maybe external you can make use of) for just this project so it doesn’t get mixed up</w:t>
       </w:r>
     </w:p>
     <w:p>
@@ -539,21 +333,7 @@
         <w:rPr>
           <w:lang w:val="en-US"/>
         </w:rPr>
-        <w:t>&lt;</w:t>
-      </w:r>
-      <w:proofErr w:type="spellStart"/>
-      <w:r>
-        <w:rPr>
-          <w:lang w:val="en-US"/>
-        </w:rPr>
-        <w:t>projectname</w:t>
-      </w:r>
-      <w:proofErr w:type="spellEnd"/>
-      <w:r>
-        <w:rPr>
-          <w:lang w:val="en-US"/>
-        </w:rPr>
-        <w:t xml:space="preserve">&gt;\Scripts\activate to activate it </w:t>
+        <w:t xml:space="preserve">&lt;projectname&gt;\Scripts\activate to activate it </w:t>
       </w:r>
     </w:p>
     <w:p>
@@ -589,21 +369,7 @@
         <w:rPr>
           <w:lang w:val="en-US"/>
         </w:rPr>
-        <w:t>&lt;</w:t>
-      </w:r>
-      <w:proofErr w:type="spellStart"/>
-      <w:r>
-        <w:rPr>
-          <w:lang w:val="en-US"/>
-        </w:rPr>
-        <w:t>projectname</w:t>
-      </w:r>
-      <w:proofErr w:type="spellEnd"/>
-      <w:r>
-        <w:rPr>
-          <w:lang w:val="en-US"/>
-        </w:rPr>
-        <w:t>&gt; C:\users\&lt;username&gt;&gt;</w:t>
+        <w:t>&lt;projectname&gt; C:\users\&lt;username&gt;&gt;</w:t>
       </w:r>
     </w:p>
     <w:p>
@@ -768,21 +534,7 @@
         <w:rPr>
           <w:lang w:val="en-US"/>
         </w:rPr>
-        <w:t xml:space="preserve">For </w:t>
-      </w:r>
-      <w:proofErr w:type="spellStart"/>
-      <w:r>
-        <w:rPr>
-          <w:lang w:val="en-US"/>
-        </w:rPr>
-        <w:t>CSharp</w:t>
-      </w:r>
-      <w:proofErr w:type="spellEnd"/>
-      <w:r>
-        <w:rPr>
-          <w:lang w:val="en-US"/>
-        </w:rPr>
-        <w:t xml:space="preserve"> you can define variables and let them be dynamically assigned to a type using ‘var’ or define and assign them a variable when created</w:t>
+        <w:t>For CSharp you can define variables and let them be dynamically assigned to a type using ‘var’ or define and assign them a variable when created</w:t>
       </w:r>
     </w:p>
     <w:p>
@@ -842,21 +594,7 @@
         <w:rPr>
           <w:lang w:val="en-US"/>
         </w:rPr>
-        <w:t xml:space="preserve">Add a break to </w:t>
-      </w:r>
-      <w:proofErr w:type="gramStart"/>
-      <w:r>
-        <w:rPr>
-          <w:lang w:val="en-US"/>
-        </w:rPr>
-        <w:t>all of</w:t>
-      </w:r>
-      <w:proofErr w:type="gramEnd"/>
-      <w:r>
-        <w:rPr>
-          <w:lang w:val="en-US"/>
-        </w:rPr>
-        <w:t xml:space="preserve"> your switch cases or it just runs everything</w:t>
+        <w:t>Add a break to all of your switch cases or it just runs everything</w:t>
       </w:r>
     </w:p>
     <w:p>
@@ -874,21 +612,7 @@
         <w:rPr>
           <w:lang w:val="en-US"/>
         </w:rPr>
-        <w:t xml:space="preserve">While </w:t>
-      </w:r>
-      <w:proofErr w:type="spellStart"/>
-      <w:r>
-        <w:rPr>
-          <w:lang w:val="en-US"/>
-        </w:rPr>
-        <w:t>claude</w:t>
-      </w:r>
-      <w:proofErr w:type="spellEnd"/>
-      <w:r>
-        <w:rPr>
-          <w:lang w:val="en-US"/>
-        </w:rPr>
-        <w:t xml:space="preserve"> is answering/thinking about a question you can use /btw to ask it a side question without interrupting its current process</w:t>
+        <w:t>While claude is answering/thinking about a question you can use /btw to ask it a side question without interrupting its current process</w:t>
       </w:r>
       <w:r>
         <w:rPr>
@@ -1047,64 +771,32 @@
         <w:rPr>
           <w:lang w:val="en-US"/>
         </w:rPr>
-        <w:t xml:space="preserve">To </w:t>
-      </w:r>
-      <w:proofErr w:type="gramStart"/>
-      <w:r>
-        <w:rPr>
-          <w:lang w:val="en-US"/>
-        </w:rPr>
-        <w:t>test in</w:t>
-      </w:r>
-      <w:proofErr w:type="gramEnd"/>
-      <w:r>
-        <w:rPr>
-          <w:lang w:val="en-US"/>
-        </w:rPr>
-        <w:t xml:space="preserve"> </w:t>
-      </w:r>
-      <w:proofErr w:type="spellStart"/>
-      <w:proofErr w:type="gramStart"/>
+        <w:t xml:space="preserve">To test in pytest you need to </w:t>
+      </w:r>
+      <w:r>
+        <w:rPr>
+          <w:lang w:val="en-US"/>
+        </w:rPr>
+        <w:t>‘</w:t>
+      </w:r>
+      <w:r>
+        <w:rPr>
+          <w:lang w:val="en-US"/>
+        </w:rPr>
+        <w:t>pip install -</w:t>
+      </w:r>
+      <w:r>
+        <w:rPr>
+          <w:lang w:val="en-US"/>
+        </w:rPr>
+        <w:t xml:space="preserve">U </w:t>
+      </w:r>
       <w:r>
         <w:rPr>
           <w:lang w:val="en-US"/>
         </w:rPr>
         <w:t>pytest</w:t>
       </w:r>
-      <w:proofErr w:type="spellEnd"/>
-      <w:proofErr w:type="gramEnd"/>
-      <w:r>
-        <w:rPr>
-          <w:lang w:val="en-US"/>
-        </w:rPr>
-        <w:t xml:space="preserve"> you need to </w:t>
-      </w:r>
-      <w:r>
-        <w:rPr>
-          <w:lang w:val="en-US"/>
-        </w:rPr>
-        <w:t>‘</w:t>
-      </w:r>
-      <w:r>
-        <w:rPr>
-          <w:lang w:val="en-US"/>
-        </w:rPr>
-        <w:t>pip install -</w:t>
-      </w:r>
-      <w:r>
-        <w:rPr>
-          <w:lang w:val="en-US"/>
-        </w:rPr>
-        <w:t xml:space="preserve">U </w:t>
-      </w:r>
-      <w:proofErr w:type="spellStart"/>
-      <w:r>
-        <w:rPr>
-          <w:lang w:val="en-US"/>
-        </w:rPr>
-        <w:t>pytest</w:t>
-      </w:r>
-      <w:proofErr w:type="spellEnd"/>
       <w:r>
         <w:rPr>
           <w:lang w:val="en-US"/>
@@ -1123,19 +815,11 @@
           <w:lang w:val="en-US"/>
         </w:rPr>
       </w:pPr>
-      <w:proofErr w:type="spellStart"/>
-      <w:r>
-        <w:rPr>
-          <w:lang w:val="en-US"/>
-        </w:rPr>
-        <w:t>pytest</w:t>
-      </w:r>
-      <w:proofErr w:type="spellEnd"/>
-      <w:r>
-        <w:rPr>
-          <w:lang w:val="en-US"/>
-        </w:rPr>
-        <w:t xml:space="preserve"> would run all files in the format test_*.py or *_test.py</w:t>
+      <w:r>
+        <w:rPr>
+          <w:lang w:val="en-US"/>
+        </w:rPr>
+        <w:t>pytest would run all files in the format test_*.py or *_test.py</w:t>
       </w:r>
       <w:r>
         <w:rPr>
@@ -1155,27 +839,11 @@
           <w:lang w:val="en-US"/>
         </w:rPr>
       </w:pPr>
-      <w:proofErr w:type="spellStart"/>
-      <w:proofErr w:type="gramStart"/>
-      <w:r>
-        <w:rPr>
-          <w:lang w:val="en-US"/>
-        </w:rPr>
-        <w:t>pytest</w:t>
-      </w:r>
-      <w:proofErr w:type="spellEnd"/>
-      <w:r>
-        <w:rPr>
-          <w:lang w:val="en-US"/>
-        </w:rPr>
-        <w:t xml:space="preserve"> -q</w:t>
-      </w:r>
-      <w:proofErr w:type="gramEnd"/>
-      <w:r>
-        <w:rPr>
-          <w:lang w:val="en-US"/>
-        </w:rPr>
-        <w:t xml:space="preserve"> &lt;test file name&gt; runs your code quietly producing less information on it.</w:t>
+      <w:r>
+        <w:rPr>
+          <w:lang w:val="en-US"/>
+        </w:rPr>
+        <w:t>pytest -q &lt;test file name&gt; runs your code quietly producing less information on it.</w:t>
       </w:r>
     </w:p>
     <w:p>
@@ -1193,21 +861,7 @@
         <w:rPr>
           <w:lang w:val="en-US"/>
         </w:rPr>
-        <w:t xml:space="preserve">To change system environment variables from </w:t>
-      </w:r>
-      <w:proofErr w:type="spellStart"/>
-      <w:r>
-        <w:rPr>
-          <w:lang w:val="en-US"/>
-        </w:rPr>
-        <w:t>powershell</w:t>
-      </w:r>
-      <w:proofErr w:type="spellEnd"/>
-      <w:r>
-        <w:rPr>
-          <w:lang w:val="en-US"/>
-        </w:rPr>
-        <w:t xml:space="preserve"> </w:t>
+        <w:t xml:space="preserve">To change system environment variables from powershell </w:t>
       </w:r>
     </w:p>
     <w:p>
@@ -1243,43 +897,7 @@
         <w:rPr>
           <w:lang w:val="en-US"/>
         </w:rPr>
-        <w:t>[</w:t>
-      </w:r>
-      <w:proofErr w:type="spellStart"/>
-      <w:r>
-        <w:rPr>
-          <w:lang w:val="en-US"/>
-        </w:rPr>
-        <w:t>System.Environment</w:t>
-      </w:r>
-      <w:proofErr w:type="spellEnd"/>
-      <w:proofErr w:type="gramStart"/>
-      <w:r>
-        <w:rPr>
-          <w:lang w:val="en-US"/>
-        </w:rPr>
-        <w:t>]::</w:t>
-      </w:r>
-      <w:proofErr w:type="spellStart"/>
-      <w:r>
-        <w:rPr>
-          <w:lang w:val="en-US"/>
-        </w:rPr>
-        <w:t>SetEnvironmentVariable</w:t>
-      </w:r>
-      <w:proofErr w:type="spellEnd"/>
-      <w:r>
-        <w:rPr>
-          <w:lang w:val="en-US"/>
-        </w:rPr>
-        <w:t>(</w:t>
-      </w:r>
-      <w:proofErr w:type="gramEnd"/>
-      <w:r>
-        <w:rPr>
-          <w:lang w:val="en-US"/>
-        </w:rPr>
-        <w:t>"JAVA_HOME", "C:\Program Files\Microsoft\jdk-21.0.11.10-hotspot", "Machine")</w:t>
+        <w:t>[System.Environment]::SetEnvironmentVariable("JAVA_HOME", "C:\Program Files\Microsoft\jdk-21.0.11.10-hotspot", "Machine")</w:t>
       </w:r>
     </w:p>
     <w:p>
@@ -1297,16 +915,8 @@
         <w:rPr>
           <w:lang w:val="en-US"/>
         </w:rPr>
-        <w:t xml:space="preserve">dotnet test to run test in </w:t>
-      </w:r>
-      <w:proofErr w:type="spellStart"/>
-      <w:r>
-        <w:rPr>
-          <w:lang w:val="en-US"/>
-        </w:rPr>
-        <w:t>CSharp</w:t>
-      </w:r>
-      <w:proofErr w:type="spellEnd"/>
+        <w:t>dotnet test to run test in CSharp</w:t>
+      </w:r>
     </w:p>
     <w:p>
       <w:pPr>
@@ -1323,43 +933,7 @@
         <w:rPr>
           <w:lang w:val="en-US"/>
         </w:rPr>
-        <w:t xml:space="preserve">Difference between function can exist on its own can be called from anywhere and work while method </w:t>
-      </w:r>
-      <w:proofErr w:type="gramStart"/>
-      <w:r>
-        <w:rPr>
-          <w:lang w:val="en-US"/>
-        </w:rPr>
-        <w:t>has to</w:t>
-      </w:r>
-      <w:proofErr w:type="gramEnd"/>
-      <w:r>
-        <w:rPr>
-          <w:lang w:val="en-US"/>
-        </w:rPr>
-        <w:t xml:space="preserve"> be attached to something whether </w:t>
-      </w:r>
-      <w:proofErr w:type="spellStart"/>
-      <w:proofErr w:type="gramStart"/>
-      <w:r>
-        <w:rPr>
-          <w:lang w:val="en-US"/>
-        </w:rPr>
-        <w:t>is</w:t>
-      </w:r>
-      <w:proofErr w:type="spellEnd"/>
-      <w:r>
-        <w:rPr>
-          <w:lang w:val="en-US"/>
-        </w:rPr>
-        <w:t xml:space="preserve"> be</w:t>
-      </w:r>
-      <w:proofErr w:type="gramEnd"/>
-      <w:r>
-        <w:rPr>
-          <w:lang w:val="en-US"/>
-        </w:rPr>
-        <w:t xml:space="preserve"> a class or an object and it cannot be called on its own.</w:t>
+        <w:t>Difference between function can exist on its own can be called from anywhere and work while method has to be attached to something whether is be a class or an object and it cannot be called on its own.</w:t>
       </w:r>
     </w:p>
     <w:p>
@@ -1409,29 +983,7 @@
         <w:rPr>
           <w:lang w:val="en-US"/>
         </w:rPr>
-        <w:t xml:space="preserve">Python </w:t>
-      </w:r>
-      <w:proofErr w:type="spellStart"/>
-      <w:r>
-        <w:rPr>
-          <w:lang w:val="en-US"/>
-        </w:rPr>
-        <w:t>list_</w:t>
-      </w:r>
-      <w:proofErr w:type="gramStart"/>
-      <w:r>
-        <w:rPr>
-          <w:lang w:val="en-US"/>
-        </w:rPr>
-        <w:t>variable.insert</w:t>
-      </w:r>
-      <w:proofErr w:type="spellEnd"/>
-      <w:proofErr w:type="gramEnd"/>
-      <w:r>
-        <w:rPr>
-          <w:lang w:val="en-US"/>
-        </w:rPr>
-        <w:t>(</w:t>
+        <w:t>Python list_variable.insert(</w:t>
       </w:r>
       <w:r>
         <w:rPr>
@@ -1473,21 +1025,7 @@
         <w:rPr>
           <w:lang w:val="en-US"/>
         </w:rPr>
-        <w:t xml:space="preserve">When creating tuples in python with only one item you </w:t>
-      </w:r>
-      <w:proofErr w:type="gramStart"/>
-      <w:r>
-        <w:rPr>
-          <w:lang w:val="en-US"/>
-        </w:rPr>
-        <w:t>have to</w:t>
-      </w:r>
-      <w:proofErr w:type="gramEnd"/>
-      <w:r>
-        <w:rPr>
-          <w:lang w:val="en-US"/>
-        </w:rPr>
-        <w:t xml:space="preserve"> add a comma if not python will not recognize it as a tuple</w:t>
+        <w:t>When creating tuples in python with only one item you have to add a comma if not python will not recognize it as a tuple</w:t>
       </w:r>
     </w:p>
     <w:p>
@@ -1501,19 +1039,11 @@
           <w:lang w:val="en-US"/>
         </w:rPr>
       </w:pPr>
-      <w:proofErr w:type="spellStart"/>
-      <w:r>
-        <w:rPr>
-          <w:lang w:val="en-US"/>
-        </w:rPr>
-        <w:t>myTuple</w:t>
-      </w:r>
-      <w:proofErr w:type="spellEnd"/>
-      <w:r>
-        <w:rPr>
-          <w:lang w:val="en-US"/>
-        </w:rPr>
-        <w:t xml:space="preserve"> = (“apple”,) NOT (“apple</w:t>
+      <w:r>
+        <w:rPr>
+          <w:lang w:val="en-US"/>
+        </w:rPr>
+        <w:t>myTuple = (“apple”,) NOT (“apple</w:t>
       </w:r>
       <w:r>
         <w:rPr>
@@ -1658,35 +1188,7 @@
         <w:rPr>
           <w:lang w:val="en-US"/>
         </w:rPr>
-        <w:t xml:space="preserve">String [] </w:t>
-      </w:r>
-      <w:proofErr w:type="spellStart"/>
-      <w:r>
-        <w:rPr>
-          <w:lang w:val="en-US"/>
-        </w:rPr>
-        <w:t>testArray</w:t>
-      </w:r>
-      <w:proofErr w:type="spellEnd"/>
-      <w:r>
-        <w:rPr>
-          <w:lang w:val="en-US"/>
-        </w:rPr>
-        <w:t xml:space="preserve"> = new </w:t>
-      </w:r>
-      <w:proofErr w:type="gramStart"/>
-      <w:r>
-        <w:rPr>
-          <w:lang w:val="en-US"/>
-        </w:rPr>
-        <w:t>String[</w:t>
-      </w:r>
-      <w:proofErr w:type="gramEnd"/>
-      <w:r>
-        <w:rPr>
-          <w:lang w:val="en-US"/>
-        </w:rPr>
-        <w:t>3];</w:t>
+        <w:t>String [] testArray = new String[3];</w:t>
       </w:r>
     </w:p>
     <w:p>
@@ -1700,33 +1202,11 @@
           <w:lang w:val="en-US"/>
         </w:rPr>
       </w:pPr>
-      <w:proofErr w:type="spellStart"/>
-      <w:r>
-        <w:rPr>
-          <w:lang w:val="en-US"/>
-        </w:rPr>
-        <w:t>testArray</w:t>
-      </w:r>
-      <w:proofErr w:type="spellEnd"/>
-      <w:r>
-        <w:rPr>
-          <w:lang w:val="en-US"/>
-        </w:rPr>
-        <w:t xml:space="preserve"> = ["je", "dd", "</w:t>
-      </w:r>
-      <w:proofErr w:type="spellStart"/>
-      <w:r>
-        <w:rPr>
-          <w:lang w:val="en-US"/>
-        </w:rPr>
-        <w:t>ew</w:t>
-      </w:r>
-      <w:proofErr w:type="spellEnd"/>
-      <w:r>
-        <w:rPr>
-          <w:lang w:val="en-US"/>
-        </w:rPr>
-        <w:t>"];</w:t>
+      <w:r>
+        <w:rPr>
+          <w:lang w:val="en-US"/>
+        </w:rPr>
+        <w:t>testArray = ["je", "dd", "ew"];</w:t>
       </w:r>
       <w:r>
         <w:rPr>
@@ -1734,19 +1214,11 @@
         </w:rPr>
         <w:t xml:space="preserve"> works or even </w:t>
       </w:r>
-      <w:proofErr w:type="spellStart"/>
-      <w:r>
-        <w:rPr>
-          <w:lang w:val="en-US"/>
-        </w:rPr>
-        <w:t>testArray</w:t>
-      </w:r>
-      <w:proofErr w:type="spellEnd"/>
-      <w:r>
-        <w:rPr>
-          <w:lang w:val="en-US"/>
-        </w:rPr>
-        <w:t xml:space="preserve"> = ["je", "dd"];</w:t>
+      <w:r>
+        <w:rPr>
+          <w:lang w:val="en-US"/>
+        </w:rPr>
+        <w:t>testArray = ["je", "dd"];</w:t>
       </w:r>
       <w:r>
         <w:rPr>
@@ -1754,67 +1226,17 @@
         </w:rPr>
         <w:t xml:space="preserve"> or even </w:t>
       </w:r>
-      <w:proofErr w:type="spellStart"/>
-      <w:r>
-        <w:rPr>
-          <w:lang w:val="en-US"/>
-        </w:rPr>
-        <w:t>testArray</w:t>
-      </w:r>
-      <w:proofErr w:type="spellEnd"/>
-      <w:r>
-        <w:rPr>
-          <w:lang w:val="en-US"/>
-        </w:rPr>
-        <w:t xml:space="preserve"> = ["je", "dd", "</w:t>
-      </w:r>
-      <w:proofErr w:type="spellStart"/>
-      <w:r>
-        <w:rPr>
-          <w:lang w:val="en-US"/>
-        </w:rPr>
-        <w:t>ew</w:t>
-      </w:r>
-      <w:proofErr w:type="spellEnd"/>
-      <w:r>
-        <w:rPr>
-          <w:lang w:val="en-US"/>
-        </w:rPr>
-        <w:t>"</w:t>
-      </w:r>
-      <w:r>
-        <w:rPr>
-          <w:lang w:val="en-US"/>
-        </w:rPr>
-        <w:t>, “</w:t>
-      </w:r>
-      <w:proofErr w:type="spellStart"/>
-      <w:r>
-        <w:rPr>
-          <w:lang w:val="en-US"/>
-        </w:rPr>
-        <w:t>efrtgeqfg</w:t>
-      </w:r>
-      <w:proofErr w:type="spellEnd"/>
-      <w:r>
-        <w:rPr>
-          <w:lang w:val="en-US"/>
-        </w:rPr>
-        <w:t>”, “ergwq3fg”, “</w:t>
-      </w:r>
-      <w:proofErr w:type="spellStart"/>
-      <w:r>
-        <w:rPr>
-          <w:lang w:val="en-US"/>
-        </w:rPr>
-        <w:t>frgwq</w:t>
-      </w:r>
-      <w:proofErr w:type="spellEnd"/>
-      <w:r>
-        <w:rPr>
-          <w:lang w:val="en-US"/>
-        </w:rPr>
-        <w:t>”</w:t>
+      <w:r>
+        <w:rPr>
+          <w:lang w:val="en-US"/>
+        </w:rPr>
+        <w:t>testArray = ["je", "dd", "ew"</w:t>
+      </w:r>
+      <w:r>
+        <w:rPr>
+          <w:lang w:val="en-US"/>
+        </w:rPr>
+        <w:t>, “efrtgeqfg”, “ergwq3fg”, “frgwq”</w:t>
       </w:r>
       <w:r>
         <w:rPr>
@@ -1838,21 +1260,7 @@
         <w:rPr>
           <w:lang w:val="en-US"/>
         </w:rPr>
-        <w:t xml:space="preserve">To switch which file to compile in </w:t>
-      </w:r>
-      <w:proofErr w:type="spellStart"/>
-      <w:r>
-        <w:rPr>
-          <w:lang w:val="en-US"/>
-        </w:rPr>
-        <w:t>CSharp</w:t>
-      </w:r>
-      <w:proofErr w:type="spellEnd"/>
-      <w:r>
-        <w:rPr>
-          <w:lang w:val="en-US"/>
-        </w:rPr>
-        <w:t>, you do:</w:t>
+        <w:t>To switch which file to compile in CSharp, you do:</w:t>
       </w:r>
     </w:p>
     <w:p>
@@ -1870,30 +1278,8 @@
         <w:rPr>
           <w:lang w:val="en-US"/>
         </w:rPr>
-        <w:t xml:space="preserve">You go to </w:t>
-      </w:r>
-      <w:proofErr w:type="spellStart"/>
-      <w:r>
-        <w:rPr>
-          <w:lang w:val="en-US"/>
-        </w:rPr>
-        <w:t>CSharpProject.csproj</w:t>
-      </w:r>
-      <w:proofErr w:type="spellEnd"/>
-      <w:r>
-        <w:rPr>
-          <w:lang w:val="en-US"/>
-        </w:rPr>
-        <w:t xml:space="preserve"> and add this line to </w:t>
-      </w:r>
-      <w:proofErr w:type="spellStart"/>
-      <w:r>
-        <w:rPr>
-          <w:lang w:val="en-US"/>
-        </w:rPr>
-        <w:t>PropertyGroup</w:t>
-      </w:r>
-      <w:proofErr w:type="spellEnd"/>
+        <w:t>You go to CSharpProject.csproj and add this line to PropertyGroup</w:t>
+      </w:r>
     </w:p>
     <w:p>
       <w:pPr>
@@ -1910,55 +1296,13 @@
         <w:rPr>
           <w:lang w:val="en-US"/>
         </w:rPr>
-        <w:t>&lt;</w:t>
-      </w:r>
-      <w:proofErr w:type="spellStart"/>
-      <w:r>
-        <w:rPr>
-          <w:lang w:val="en-US"/>
-        </w:rPr>
-        <w:t>StartupObject</w:t>
-      </w:r>
-      <w:proofErr w:type="spellEnd"/>
-      <w:r>
-        <w:rPr>
-          <w:lang w:val="en-US"/>
-        </w:rPr>
-        <w:t>&gt;</w:t>
-      </w:r>
-      <w:r>
-        <w:rPr>
-          <w:lang w:val="en-US"/>
-        </w:rPr>
-        <w:t>&lt;console app name</w:t>
-      </w:r>
-      <w:proofErr w:type="gramStart"/>
-      <w:r>
-        <w:rPr>
-          <w:lang w:val="en-US"/>
-        </w:rPr>
-        <w:t>&gt;.&lt;</w:t>
-      </w:r>
-      <w:proofErr w:type="gramEnd"/>
-      <w:r>
-        <w:rPr>
-          <w:lang w:val="en-US"/>
-        </w:rPr>
-        <w:t>class name&gt;&lt;/</w:t>
-      </w:r>
-      <w:proofErr w:type="spellStart"/>
-      <w:r>
-        <w:rPr>
-          <w:lang w:val="en-US"/>
-        </w:rPr>
-        <w:t>StartupObject</w:t>
-      </w:r>
-      <w:proofErr w:type="spellEnd"/>
-      <w:r>
-        <w:rPr>
-          <w:lang w:val="en-US"/>
-        </w:rPr>
-        <w:t>&gt;</w:t>
+        <w:t>&lt;StartupObject&gt;</w:t>
+      </w:r>
+      <w:r>
+        <w:rPr>
+          <w:lang w:val="en-US"/>
+        </w:rPr>
+        <w:t>&lt;console app name&gt;.&lt;class name&gt;&lt;/StartupObject&gt;</w:t>
       </w:r>
     </w:p>
     <w:p>
@@ -2003,63 +1347,7 @@
         <w:rPr>
           <w:lang w:val="en-US"/>
         </w:rPr>
-        <w:t>You nailed __</w:t>
-      </w:r>
-      <w:proofErr w:type="spellStart"/>
-      <w:r>
-        <w:rPr>
-          <w:lang w:val="en-US"/>
-        </w:rPr>
-        <w:t>init</w:t>
-      </w:r>
-      <w:proofErr w:type="spellEnd"/>
-      <w:r>
-        <w:rPr>
-          <w:lang w:val="en-US"/>
-        </w:rPr>
-        <w:t>_</w:t>
-      </w:r>
-      <w:proofErr w:type="gramStart"/>
-      <w:r>
-        <w:rPr>
-          <w:lang w:val="en-US"/>
-        </w:rPr>
-        <w:t>_(</w:t>
-      </w:r>
-      <w:proofErr w:type="gramEnd"/>
-      <w:r>
-        <w:rPr>
-          <w:lang w:val="en-US"/>
-        </w:rPr>
-        <w:t xml:space="preserve">self, age, height) in Python, </w:t>
-      </w:r>
-      <w:proofErr w:type="gramStart"/>
-      <w:r>
-        <w:rPr>
-          <w:lang w:val="en-US"/>
-        </w:rPr>
-        <w:t>App(</w:t>
-      </w:r>
-      <w:proofErr w:type="gramEnd"/>
-      <w:r>
-        <w:rPr>
-          <w:lang w:val="en-US"/>
-        </w:rPr>
-        <w:t xml:space="preserve">String type, int durability) in Java, and </w:t>
-      </w:r>
-      <w:proofErr w:type="gramStart"/>
-      <w:r>
-        <w:rPr>
-          <w:lang w:val="en-US"/>
-        </w:rPr>
-        <w:t>Program(</w:t>
-      </w:r>
-      <w:proofErr w:type="gramEnd"/>
-      <w:r>
-        <w:rPr>
-          <w:lang w:val="en-US"/>
-        </w:rPr>
-        <w:t>string x, int y) in C# — all with correct field binding. Day 6's hardest concept, reproduced cleanly in all three without mixing up syntax.</w:t>
+        <w:t>You nailed __init__(self, age, height) in Python, App(String type, int durability) in Java, and Program(string x, int y) in C# — all with correct field binding. Day 6's hardest concept, reproduced cleanly in all three without mixing up syntax.</w:t>
       </w:r>
     </w:p>
     <w:p>
@@ -2091,35 +1379,7 @@
         <w:rPr>
           <w:lang w:val="en-US"/>
         </w:rPr>
-        <w:t xml:space="preserve">You got the typing differences right without hesitation: no </w:t>
-      </w:r>
-      <w:proofErr w:type="gramStart"/>
-      <w:r>
-        <w:rPr>
-          <w:lang w:val="en-US"/>
-        </w:rPr>
-        <w:t>type</w:t>
-      </w:r>
-      <w:proofErr w:type="gramEnd"/>
-      <w:r>
-        <w:rPr>
-          <w:lang w:val="en-US"/>
-        </w:rPr>
-        <w:t xml:space="preserve"> keyword in Python, String/int in Java, string/int in C#. These are easy to blur across languages under </w:t>
-      </w:r>
-      <w:proofErr w:type="gramStart"/>
-      <w:r>
-        <w:rPr>
-          <w:lang w:val="en-US"/>
-        </w:rPr>
-        <w:t>pressure</w:t>
-      </w:r>
-      <w:proofErr w:type="gramEnd"/>
-      <w:r>
-        <w:rPr>
-          <w:lang w:val="en-US"/>
-        </w:rPr>
-        <w:t xml:space="preserve"> and you didn't.</w:t>
+        <w:t>You got the typing differences right without hesitation: no type keyword in Python, String/int in Java, string/int in C#. These are easy to blur across languages under pressure and you didn't.</w:t>
       </w:r>
     </w:p>
     <w:p>
@@ -2137,133 +1397,21 @@
         <w:rPr>
           <w:lang w:val="en-US"/>
         </w:rPr>
-        <w:t xml:space="preserve">3. Collections API (Java </w:t>
-      </w:r>
-      <w:proofErr w:type="spellStart"/>
-      <w:r>
-        <w:rPr>
-          <w:lang w:val="en-US"/>
-        </w:rPr>
-        <w:t>ArrayList</w:t>
-      </w:r>
-      <w:proofErr w:type="spellEnd"/>
-      <w:r>
-        <w:rPr>
-          <w:lang w:val="en-US"/>
-        </w:rPr>
-        <w:t xml:space="preserve"> + C# List)</w:t>
-      </w:r>
-    </w:p>
-    <w:p>
-      <w:pPr>
-        <w:pStyle w:val="ListParagraph"/>
-        <w:rPr>
-          <w:lang w:val="en-US"/>
-        </w:rPr>
-      </w:pPr>
-      <w:r>
-        <w:rPr>
-          <w:lang w:val="en-US"/>
-        </w:rPr>
-        <w:t xml:space="preserve">Java: </w:t>
-      </w:r>
-      <w:proofErr w:type="spellStart"/>
-      <w:r>
-        <w:rPr>
-          <w:lang w:val="en-US"/>
-        </w:rPr>
-        <w:t>ArrayList</w:t>
-      </w:r>
-      <w:proofErr w:type="spellEnd"/>
-      <w:r>
-        <w:rPr>
-          <w:lang w:val="en-US"/>
-        </w:rPr>
-        <w:t xml:space="preserve">&lt;String&gt; </w:t>
-      </w:r>
-      <w:proofErr w:type="gramStart"/>
-      <w:r>
-        <w:rPr>
-          <w:lang w:val="en-US"/>
-        </w:rPr>
-        <w:t>with .add</w:t>
-      </w:r>
-      <w:proofErr w:type="gramEnd"/>
-      <w:r>
-        <w:rPr>
-          <w:lang w:val="en-US"/>
-        </w:rPr>
-        <w:t>()</w:t>
-      </w:r>
-      <w:proofErr w:type="gramStart"/>
-      <w:r>
-        <w:rPr>
-          <w:lang w:val="en-US"/>
-        </w:rPr>
-        <w:t>, .set</w:t>
-      </w:r>
-      <w:proofErr w:type="gramEnd"/>
-      <w:r>
-        <w:rPr>
-          <w:lang w:val="en-US"/>
-        </w:rPr>
-        <w:t>()</w:t>
-      </w:r>
-      <w:proofErr w:type="gramStart"/>
-      <w:r>
-        <w:rPr>
-          <w:lang w:val="en-US"/>
-        </w:rPr>
-        <w:t>, .remove</w:t>
-      </w:r>
-      <w:proofErr w:type="gramEnd"/>
-      <w:r>
-        <w:rPr>
-          <w:lang w:val="en-US"/>
-        </w:rPr>
-        <w:t xml:space="preserve">(), and a for-loop </w:t>
-      </w:r>
-      <w:proofErr w:type="gramStart"/>
-      <w:r>
-        <w:rPr>
-          <w:lang w:val="en-US"/>
-        </w:rPr>
-        <w:t>iterating .size</w:t>
-      </w:r>
-      <w:proofErr w:type="gramEnd"/>
-      <w:r>
-        <w:rPr>
-          <w:lang w:val="en-US"/>
-        </w:rPr>
-        <w:t xml:space="preserve">(). C#: List&lt;String&gt; </w:t>
-      </w:r>
-      <w:proofErr w:type="gramStart"/>
-      <w:r>
-        <w:rPr>
-          <w:lang w:val="en-US"/>
-        </w:rPr>
-        <w:t>with .Add</w:t>
-      </w:r>
-      <w:proofErr w:type="gramEnd"/>
-      <w:r>
-        <w:rPr>
-          <w:lang w:val="en-US"/>
-        </w:rPr>
-        <w:t>()</w:t>
-      </w:r>
-      <w:proofErr w:type="gramStart"/>
-      <w:r>
-        <w:rPr>
-          <w:lang w:val="en-US"/>
-        </w:rPr>
-        <w:t>, .Remove</w:t>
-      </w:r>
-      <w:proofErr w:type="gramEnd"/>
-      <w:r>
-        <w:rPr>
-          <w:lang w:val="en-US"/>
-        </w:rPr>
-        <w:t>(), and foreach. Both active, both correct. Day 5 sticking well in these two.</w:t>
+        <w:t>3. Collections API (Java ArrayList + C# List)</w:t>
+      </w:r>
+    </w:p>
+    <w:p>
+      <w:pPr>
+        <w:pStyle w:val="ListParagraph"/>
+        <w:rPr>
+          <w:lang w:val="en-US"/>
+        </w:rPr>
+      </w:pPr>
+      <w:r>
+        <w:rPr>
+          <w:lang w:val="en-US"/>
+        </w:rPr>
+        <w:t>Java: ArrayList&lt;String&gt; with .add(), .set(), .remove(), and a for-loop iterating .size(). C#: List&lt;String&gt; with .Add(), .Remove(), and foreach. Both active, both correct. Day 5 sticking well in these two.</w:t>
       </w:r>
     </w:p>
     <w:p>
@@ -2291,63 +1439,11 @@
           <w:lang w:val="en-US"/>
         </w:rPr>
       </w:pPr>
-      <w:proofErr w:type="spellStart"/>
-      <w:r>
-        <w:rPr>
-          <w:lang w:val="en-US"/>
-        </w:rPr>
-        <w:t>App.main</w:t>
-      </w:r>
-      <w:proofErr w:type="spellEnd"/>
-      <w:r>
-        <w:rPr>
-          <w:lang w:val="en-US"/>
-        </w:rPr>
-        <w:t xml:space="preserve">() instantiates App2 and </w:t>
-      </w:r>
-      <w:proofErr w:type="gramStart"/>
-      <w:r>
-        <w:rPr>
-          <w:lang w:val="en-US"/>
-        </w:rPr>
-        <w:t>calls .</w:t>
-      </w:r>
-      <w:proofErr w:type="spellStart"/>
-      <w:r>
-        <w:rPr>
-          <w:lang w:val="en-US"/>
-        </w:rPr>
-        <w:t>getCards</w:t>
-      </w:r>
-      <w:proofErr w:type="spellEnd"/>
-      <w:proofErr w:type="gramEnd"/>
-      <w:r>
-        <w:rPr>
-          <w:lang w:val="en-US"/>
-        </w:rPr>
-        <w:t xml:space="preserve">(). Program2.Main() instantiates Program and </w:t>
-      </w:r>
-      <w:proofErr w:type="gramStart"/>
-      <w:r>
-        <w:rPr>
-          <w:lang w:val="en-US"/>
-        </w:rPr>
-        <w:t>calls .</w:t>
-      </w:r>
-      <w:proofErr w:type="spellStart"/>
-      <w:r>
-        <w:rPr>
-          <w:lang w:val="en-US"/>
-        </w:rPr>
-        <w:t>getCode</w:t>
-      </w:r>
-      <w:proofErr w:type="spellEnd"/>
-      <w:proofErr w:type="gramEnd"/>
-      <w:r>
-        <w:rPr>
-          <w:lang w:val="en-US"/>
-        </w:rPr>
-        <w:t>(). You naturally reached across classes without prompting — solid OOP instinct for Day 6.</w:t>
+      <w:r>
+        <w:rPr>
+          <w:lang w:val="en-US"/>
+        </w:rPr>
+        <w:t>App.main() instantiates App2 and calls .getCards(). Program2.Main() instantiates Program and calls .getCode(). You naturally reached across classes without prompting — solid OOP instinct for Day 6.</w:t>
       </w:r>
     </w:p>
     <w:p>
@@ -2421,27 +1517,11 @@
           <w:lang w:val="en-US"/>
         </w:rPr>
       </w:pPr>
-      <w:proofErr w:type="spellStart"/>
-      <w:proofErr w:type="gramStart"/>
-      <w:r>
-        <w:rPr>
-          <w:lang w:val="en-US"/>
-        </w:rPr>
-        <w:t>getVoid</w:t>
-      </w:r>
-      <w:proofErr w:type="spellEnd"/>
-      <w:r>
-        <w:rPr>
-          <w:lang w:val="en-US"/>
-        </w:rPr>
-        <w:t>(</w:t>
-      </w:r>
-      <w:proofErr w:type="gramEnd"/>
-      <w:r>
-        <w:rPr>
-          <w:lang w:val="en-US"/>
-        </w:rPr>
-        <w:t>) does nothing and returns None. The original had type casting (int(r)), list operations, a tuple, a string method, and a return value all active. You remembered the Python class shell perfectly but blanked on what goes inside the method. This is your biggest gap — the constructor comes back but the logic doesn't.</w:t>
+      <w:r>
+        <w:rPr>
+          <w:lang w:val="en-US"/>
+        </w:rPr>
+        <w:t>getVoid() does nothing and returns None. The original had type casting (int(r)), list operations, a tuple, a string method, and a return value all active. You remembered the Python class shell perfectly but blanked on what goes inside the method. This is your biggest gap — the constructor comes back but the logic doesn't.</w:t>
       </w:r>
     </w:p>
     <w:p>
@@ -2469,55 +1549,11 @@
           <w:lang w:val="en-US"/>
         </w:rPr>
       </w:pPr>
-      <w:proofErr w:type="gramStart"/>
-      <w:r>
-        <w:rPr>
-          <w:lang w:val="en-US"/>
-        </w:rPr>
-        <w:t>No .lower</w:t>
-      </w:r>
-      <w:proofErr w:type="gramEnd"/>
-      <w:r>
-        <w:rPr>
-          <w:lang w:val="en-US"/>
-        </w:rPr>
-        <w:t xml:space="preserve">(), no </w:t>
-      </w:r>
-      <w:proofErr w:type="spellStart"/>
-      <w:r>
-        <w:rPr>
-          <w:lang w:val="en-US"/>
-        </w:rPr>
-        <w:t>indexOf</w:t>
-      </w:r>
-      <w:proofErr w:type="spellEnd"/>
-      <w:r>
-        <w:rPr>
-          <w:lang w:val="en-US"/>
-        </w:rPr>
-        <w:t>()/</w:t>
-      </w:r>
-      <w:proofErr w:type="spellStart"/>
-      <w:proofErr w:type="gramStart"/>
-      <w:r>
-        <w:rPr>
-          <w:lang w:val="en-US"/>
-        </w:rPr>
-        <w:t>lastIndexOf</w:t>
-      </w:r>
-      <w:proofErr w:type="spellEnd"/>
-      <w:r>
-        <w:rPr>
-          <w:lang w:val="en-US"/>
-        </w:rPr>
-        <w:t>(</w:t>
-      </w:r>
-      <w:proofErr w:type="gramEnd"/>
-      <w:r>
-        <w:rPr>
-          <w:lang w:val="en-US"/>
-        </w:rPr>
-        <w:t>), no string concatenation demo anywhere in Practice2's active code. Day 5 string methods didn't make it into memory for any language. This is a clean blind spot — the concept is absent, not just shaky.</w:t>
+      <w:r>
+        <w:rPr>
+          <w:lang w:val="en-US"/>
+        </w:rPr>
+        <w:t>No .lower(), no indexOf()/lastIndexOf(), no string concatenation demo anywhere in Practice2's active code. Day 5 string methods didn't make it into memory for any language. This is a clean blind spot — the concept is absent, not just shaky.</w:t>
       </w:r>
     </w:p>
     <w:p>
@@ -2549,21 +1585,7 @@
         <w:rPr>
           <w:lang w:val="en-US"/>
         </w:rPr>
-        <w:t xml:space="preserve">Java has a live for loop over an </w:t>
-      </w:r>
-      <w:proofErr w:type="spellStart"/>
-      <w:r>
-        <w:rPr>
-          <w:lang w:val="en-US"/>
-        </w:rPr>
-        <w:t>ArrayList</w:t>
-      </w:r>
-      <w:proofErr w:type="spellEnd"/>
-      <w:r>
-        <w:rPr>
-          <w:lang w:val="en-US"/>
-        </w:rPr>
-        <w:t>. C# has a live foreach. Python has no active loop at all. The loop-through-collection pattern is clearly retained in Java and C# but hasn't transferred to Python syntax yet.</w:t>
+        <w:t>Java has a live for loop over an ArrayList. C# has a live foreach. Python has no active loop at all. The loop-through-collection pattern is clearly retained in Java and C# but hasn't transferred to Python syntax yet.</w:t>
       </w:r>
     </w:p>
     <w:p>
@@ -2595,35 +1617,7 @@
         <w:rPr>
           <w:lang w:val="en-US"/>
         </w:rPr>
-        <w:t xml:space="preserve">You wrote one Python file. The original had DummyPy2.py as a separate constructor-focused class. In Java and </w:t>
-      </w:r>
-      <w:proofErr w:type="gramStart"/>
-      <w:r>
-        <w:rPr>
-          <w:lang w:val="en-US"/>
-        </w:rPr>
-        <w:t>C#</w:t>
-      </w:r>
-      <w:proofErr w:type="gramEnd"/>
-      <w:r>
-        <w:rPr>
-          <w:lang w:val="en-US"/>
-        </w:rPr>
-        <w:t xml:space="preserve"> you correctly reproduced two classes. The pattern exists in your head for those </w:t>
-      </w:r>
-      <w:proofErr w:type="gramStart"/>
-      <w:r>
-        <w:rPr>
-          <w:lang w:val="en-US"/>
-        </w:rPr>
-        <w:t>languages</w:t>
-      </w:r>
-      <w:proofErr w:type="gramEnd"/>
-      <w:r>
-        <w:rPr>
-          <w:lang w:val="en-US"/>
-        </w:rPr>
-        <w:t xml:space="preserve"> but Python gets less attention, and it shows at the structural level.</w:t>
+        <w:t>You wrote one Python file. The original had DummyPy2.py as a separate constructor-focused class. In Java and C# you correctly reproduced two classes. The pattern exists in your head for those languages but Python gets less attention, and it shows at the structural level.</w:t>
       </w:r>
     </w:p>
     <w:p>
@@ -2655,35 +1649,7 @@
         <w:rPr>
           <w:lang w:val="en-US"/>
         </w:rPr>
-        <w:t xml:space="preserve">The original's r = int(r) type cast was active and fed the return value. In Practice2 it's commented out and the return is gone. Java and C# handle this implicitly in these examples so it doesn't show up — but in Python </w:t>
-      </w:r>
-      <w:proofErr w:type="gramStart"/>
-      <w:r>
-        <w:rPr>
-          <w:lang w:val="en-US"/>
-        </w:rPr>
-        <w:t>int(</w:t>
-      </w:r>
-      <w:proofErr w:type="gramEnd"/>
-      <w:r>
-        <w:rPr>
-          <w:lang w:val="en-US"/>
-        </w:rPr>
-        <w:t xml:space="preserve">) / </w:t>
-      </w:r>
-      <w:proofErr w:type="gramStart"/>
-      <w:r>
-        <w:rPr>
-          <w:lang w:val="en-US"/>
-        </w:rPr>
-        <w:t>float(</w:t>
-      </w:r>
-      <w:proofErr w:type="gramEnd"/>
-      <w:r>
-        <w:rPr>
-          <w:lang w:val="en-US"/>
-        </w:rPr>
-        <w:t>) is a key everyday tool from Day 1 that you're not recalling actively.</w:t>
+        <w:t>The original's r = int(r) type cast was active and fed the return value. In Practice2 it's commented out and the return is gone. Java and C# handle this implicitly in these examples so it doesn't show up — but in Python int() / float() is a key everyday tool from Day 1 that you're not recalling actively.</w:t>
       </w:r>
     </w:p>
     <w:p>
@@ -2765,51 +1731,7 @@
           <w:lang w:val="en-US"/>
         </w:rPr>
         <w:lastRenderedPageBreak/>
-        <w:t xml:space="preserve">Learnt about java encapsulation which is about stopping users from accessing </w:t>
-      </w:r>
-      <w:proofErr w:type="spellStart"/>
-      <w:proofErr w:type="gramStart"/>
-      <w:r>
-        <w:rPr>
-          <w:lang w:val="en-US"/>
-        </w:rPr>
-        <w:t>whats</w:t>
-      </w:r>
-      <w:proofErr w:type="spellEnd"/>
-      <w:proofErr w:type="gramEnd"/>
-      <w:r>
-        <w:rPr>
-          <w:lang w:val="en-US"/>
-        </w:rPr>
-        <w:t xml:space="preserve"> really in the class so instead of just accessing variables use </w:t>
-      </w:r>
-      <w:proofErr w:type="gramStart"/>
-      <w:r>
-        <w:rPr>
-          <w:lang w:val="en-US"/>
-        </w:rPr>
-        <w:t>get(</w:t>
-      </w:r>
-      <w:proofErr w:type="gramEnd"/>
-      <w:r>
-        <w:rPr>
-          <w:lang w:val="en-US"/>
-        </w:rPr>
-        <w:t xml:space="preserve">) and </w:t>
-      </w:r>
-      <w:proofErr w:type="gramStart"/>
-      <w:r>
-        <w:rPr>
-          <w:lang w:val="en-US"/>
-        </w:rPr>
-        <w:t>set(</w:t>
-      </w:r>
-      <w:proofErr w:type="gramEnd"/>
-      <w:r>
-        <w:rPr>
-          <w:lang w:val="en-US"/>
-        </w:rPr>
-        <w:t>) and private variables.</w:t>
+        <w:t>Learnt about java encapsulation which is about stopping users from accessing whats really in the class so instead of just accessing variables use get() and set() and private variables.</w:t>
       </w:r>
     </w:p>
     <w:p>
@@ -3261,21 +2183,7 @@
         <w:rPr>
           <w:lang w:val="en-US"/>
         </w:rPr>
-        <w:t>class &lt;subclass name</w:t>
-      </w:r>
-      <w:proofErr w:type="gramStart"/>
-      <w:r>
-        <w:rPr>
-          <w:lang w:val="en-US"/>
-        </w:rPr>
-        <w:t>&gt;(</w:t>
-      </w:r>
-      <w:proofErr w:type="gramEnd"/>
-      <w:r>
-        <w:rPr>
-          <w:lang w:val="en-US"/>
-        </w:rPr>
-        <w:t>&lt;superclass name&gt;):</w:t>
+        <w:t>class &lt;subclass name&gt;(&lt;superclass name&gt;):</w:t>
       </w:r>
     </w:p>
     <w:p>
@@ -3289,47 +2197,11 @@
           <w:lang w:val="en-US"/>
         </w:rPr>
       </w:pPr>
-      <w:proofErr w:type="gramStart"/>
-      <w:r>
-        <w:rPr>
-          <w:lang w:val="en-US"/>
-        </w:rPr>
-        <w:t>So</w:t>
-      </w:r>
-      <w:proofErr w:type="gramEnd"/>
-      <w:r>
-        <w:rPr>
-          <w:lang w:val="en-US"/>
-        </w:rPr>
-        <w:t xml:space="preserve"> when you use __</w:t>
-      </w:r>
-      <w:proofErr w:type="spellStart"/>
-      <w:r>
-        <w:rPr>
-          <w:lang w:val="en-US"/>
-        </w:rPr>
-        <w:t>init</w:t>
-      </w:r>
-      <w:proofErr w:type="spellEnd"/>
-      <w:r>
-        <w:rPr>
-          <w:lang w:val="en-US"/>
-        </w:rPr>
-        <w:t xml:space="preserve">__ constructor in the subclass, it overwrites the </w:t>
-      </w:r>
-      <w:proofErr w:type="spellStart"/>
-      <w:r>
-        <w:rPr>
-          <w:lang w:val="en-US"/>
-        </w:rPr>
-        <w:t>superclasses</w:t>
-      </w:r>
-      <w:proofErr w:type="spellEnd"/>
-      <w:r>
-        <w:rPr>
-          <w:lang w:val="en-US"/>
-        </w:rPr>
-        <w:t xml:space="preserve"> constructor </w:t>
+      <w:r>
+        <w:rPr>
+          <w:lang w:val="en-US"/>
+        </w:rPr>
+        <w:t xml:space="preserve">So when you use __init__ constructor in the subclass, it overwrites the superclasses constructor </w:t>
       </w:r>
     </w:p>
     <w:p>
@@ -3349,19 +2221,11 @@
         </w:rPr>
         <w:t xml:space="preserve">class </w:t>
       </w:r>
-      <w:proofErr w:type="gramStart"/>
-      <w:r>
-        <w:rPr>
-          <w:lang w:val="en-US"/>
-        </w:rPr>
-        <w:t>Generator(</w:t>
-      </w:r>
-      <w:proofErr w:type="gramEnd"/>
-      <w:r>
-        <w:rPr>
-          <w:lang w:val="en-US"/>
-        </w:rPr>
-        <w:t>Appliance</w:t>
+      <w:r>
+        <w:rPr>
+          <w:lang w:val="en-US"/>
+        </w:rPr>
+        <w:t>Generator(Appliance</w:t>
       </w:r>
       <w:r>
         <w:rPr>
@@ -3385,35 +2249,7 @@
         <w:rPr>
           <w:lang w:val="en-US"/>
         </w:rPr>
-        <w:t>def __</w:t>
-      </w:r>
-      <w:proofErr w:type="spellStart"/>
-      <w:r>
-        <w:rPr>
-          <w:lang w:val="en-US"/>
-        </w:rPr>
-        <w:t>init</w:t>
-      </w:r>
-      <w:proofErr w:type="spellEnd"/>
-      <w:r>
-        <w:rPr>
-          <w:lang w:val="en-US"/>
-        </w:rPr>
-        <w:t>_</w:t>
-      </w:r>
-      <w:proofErr w:type="gramStart"/>
-      <w:r>
-        <w:rPr>
-          <w:lang w:val="en-US"/>
-        </w:rPr>
-        <w:t>_(</w:t>
-      </w:r>
-      <w:proofErr w:type="gramEnd"/>
-      <w:r>
-        <w:rPr>
-          <w:lang w:val="en-US"/>
-        </w:rPr>
-        <w:t>self, name, age):</w:t>
+        <w:t>def __init__(self, name, age):</w:t>
       </w:r>
     </w:p>
     <w:p>
@@ -3431,21 +2267,7 @@
         <w:rPr>
           <w:lang w:val="en-US"/>
         </w:rPr>
-        <w:t xml:space="preserve">Unless you force it to run the </w:t>
-      </w:r>
-      <w:proofErr w:type="spellStart"/>
-      <w:r>
-        <w:rPr>
-          <w:lang w:val="en-US"/>
-        </w:rPr>
-        <w:t>superclasses</w:t>
-      </w:r>
-      <w:proofErr w:type="spellEnd"/>
-      <w:r>
-        <w:rPr>
-          <w:lang w:val="en-US"/>
-        </w:rPr>
-        <w:t>:</w:t>
+        <w:t>Unless you force it to run the superclasses:</w:t>
       </w:r>
     </w:p>
     <w:p>
@@ -3463,35 +2285,7 @@
         <w:rPr>
           <w:lang w:val="en-US"/>
         </w:rPr>
-        <w:t>def __</w:t>
-      </w:r>
-      <w:proofErr w:type="spellStart"/>
-      <w:r>
-        <w:rPr>
-          <w:lang w:val="en-US"/>
-        </w:rPr>
-        <w:t>init</w:t>
-      </w:r>
-      <w:proofErr w:type="spellEnd"/>
-      <w:r>
-        <w:rPr>
-          <w:lang w:val="en-US"/>
-        </w:rPr>
-        <w:t>_</w:t>
-      </w:r>
-      <w:proofErr w:type="gramStart"/>
-      <w:r>
-        <w:rPr>
-          <w:lang w:val="en-US"/>
-        </w:rPr>
-        <w:t>_(</w:t>
-      </w:r>
-      <w:proofErr w:type="gramEnd"/>
-      <w:r>
-        <w:rPr>
-          <w:lang w:val="en-US"/>
-        </w:rPr>
-        <w:t>self, name, age):</w:t>
+        <w:t>def __init__(self, name, age):</w:t>
       </w:r>
     </w:p>
     <w:p>
@@ -3509,86 +2303,8 @@
         <w:rPr>
           <w:lang w:val="en-US"/>
         </w:rPr>
-        <w:t xml:space="preserve">    </w:t>
-      </w:r>
-      <w:proofErr w:type="gramStart"/>
-      <w:r>
-        <w:rPr>
-          <w:lang w:val="en-US"/>
-        </w:rPr>
-        <w:t>super()._</w:t>
-      </w:r>
-      <w:proofErr w:type="gramEnd"/>
-      <w:r>
-        <w:rPr>
-          <w:lang w:val="en-US"/>
-        </w:rPr>
-        <w:t>_</w:t>
-      </w:r>
-      <w:proofErr w:type="spellStart"/>
-      <w:r>
-        <w:rPr>
-          <w:lang w:val="en-US"/>
-        </w:rPr>
-        <w:t>init</w:t>
-      </w:r>
-      <w:proofErr w:type="spellEnd"/>
-      <w:r>
-        <w:rPr>
-          <w:lang w:val="en-US"/>
-        </w:rPr>
-        <w:t>_</w:t>
-      </w:r>
-      <w:proofErr w:type="gramStart"/>
-      <w:r>
-        <w:rPr>
-          <w:lang w:val="en-US"/>
-        </w:rPr>
-        <w:t>_(</w:t>
-      </w:r>
-      <w:proofErr w:type="gramEnd"/>
-      <w:r>
-        <w:rPr>
-          <w:lang w:val="en-US"/>
-        </w:rPr>
-        <w:t xml:space="preserve">name, age) OR </w:t>
-      </w:r>
-      <w:proofErr w:type="gramStart"/>
-      <w:r>
-        <w:rPr>
-          <w:lang w:val="en-US"/>
-        </w:rPr>
-        <w:t>Appliance._</w:t>
-      </w:r>
-      <w:proofErr w:type="gramEnd"/>
-      <w:r>
-        <w:rPr>
-          <w:lang w:val="en-US"/>
-        </w:rPr>
-        <w:t>_</w:t>
-      </w:r>
-      <w:proofErr w:type="spellStart"/>
-      <w:r>
-        <w:rPr>
-          <w:lang w:val="en-US"/>
-        </w:rPr>
-        <w:t>init</w:t>
-      </w:r>
-      <w:proofErr w:type="spellEnd"/>
-      <w:r>
-        <w:rPr>
-          <w:lang w:val="en-US"/>
-        </w:rPr>
-        <w:t>_</w:t>
-      </w:r>
-      <w:proofErr w:type="gramStart"/>
-      <w:r>
-        <w:rPr>
-          <w:lang w:val="en-US"/>
-        </w:rPr>
-        <w:t>_(</w:t>
-      </w:r>
-      <w:proofErr w:type="gramEnd"/>
+        <w:t xml:space="preserve">    super().__init__(name, age) OR Appliance.__init__(</w:t>
+      </w:r>
       <w:r>
         <w:rPr>
           <w:color w:val="EE0000"/>
@@ -3614,20 +2330,12 @@
           <w:lang w:val="en-US"/>
         </w:rPr>
       </w:pPr>
-      <w:proofErr w:type="gramStart"/>
       <w:r>
         <w:rPr>
           <w:lang w:val="en-US"/>
         </w:rPr>
         <w:lastRenderedPageBreak/>
-        <w:t>Means</w:t>
-      </w:r>
-      <w:proofErr w:type="gramEnd"/>
-      <w:r>
-        <w:rPr>
-          <w:lang w:val="en-US"/>
-        </w:rPr>
-        <w:t xml:space="preserve"> now you do not have to reinitialize name and age in the subclass if they were already initialized in superclass</w:t>
+        <w:t>Means now you do not have to reinitialize name and age in the subclass if they were already initialized in superclass</w:t>
       </w:r>
     </w:p>
     <w:p>
@@ -3645,21 +2353,7 @@
         <w:rPr>
           <w:lang w:val="en-US"/>
         </w:rPr>
-        <w:t xml:space="preserve">Any new variables in subclass </w:t>
-      </w:r>
-      <w:proofErr w:type="gramStart"/>
-      <w:r>
-        <w:rPr>
-          <w:lang w:val="en-US"/>
-        </w:rPr>
-        <w:t>have to</w:t>
-      </w:r>
-      <w:proofErr w:type="gramEnd"/>
-      <w:r>
-        <w:rPr>
-          <w:lang w:val="en-US"/>
-        </w:rPr>
-        <w:t xml:space="preserve"> be initialized</w:t>
+        <w:t>Any new variables in subclass have to be initialized</w:t>
       </w:r>
     </w:p>
     <w:p>
@@ -3677,35 +2371,7 @@
         <w:rPr>
           <w:lang w:val="en-US"/>
         </w:rPr>
-        <w:t>def __</w:t>
-      </w:r>
-      <w:proofErr w:type="spellStart"/>
-      <w:r>
-        <w:rPr>
-          <w:lang w:val="en-US"/>
-        </w:rPr>
-        <w:t>init</w:t>
-      </w:r>
-      <w:proofErr w:type="spellEnd"/>
-      <w:r>
-        <w:rPr>
-          <w:lang w:val="en-US"/>
-        </w:rPr>
-        <w:t>_</w:t>
-      </w:r>
-      <w:proofErr w:type="gramStart"/>
-      <w:r>
-        <w:rPr>
-          <w:lang w:val="en-US"/>
-        </w:rPr>
-        <w:t>_(</w:t>
-      </w:r>
-      <w:proofErr w:type="gramEnd"/>
-      <w:r>
-        <w:rPr>
-          <w:lang w:val="en-US"/>
-        </w:rPr>
-        <w:t>self, name, age</w:t>
+        <w:t>def __init__(self, name, age</w:t>
       </w:r>
       <w:r>
         <w:rPr>
@@ -3735,86 +2401,8 @@
         <w:rPr>
           <w:lang w:val="en-US"/>
         </w:rPr>
-        <w:t xml:space="preserve">    </w:t>
-      </w:r>
-      <w:proofErr w:type="gramStart"/>
-      <w:r>
-        <w:rPr>
-          <w:lang w:val="en-US"/>
-        </w:rPr>
-        <w:t>super()._</w:t>
-      </w:r>
-      <w:proofErr w:type="gramEnd"/>
-      <w:r>
-        <w:rPr>
-          <w:lang w:val="en-US"/>
-        </w:rPr>
-        <w:t>_</w:t>
-      </w:r>
-      <w:proofErr w:type="spellStart"/>
-      <w:r>
-        <w:rPr>
-          <w:lang w:val="en-US"/>
-        </w:rPr>
-        <w:t>init</w:t>
-      </w:r>
-      <w:proofErr w:type="spellEnd"/>
-      <w:r>
-        <w:rPr>
-          <w:lang w:val="en-US"/>
-        </w:rPr>
-        <w:t>_</w:t>
-      </w:r>
-      <w:proofErr w:type="gramStart"/>
-      <w:r>
-        <w:rPr>
-          <w:lang w:val="en-US"/>
-        </w:rPr>
-        <w:t>_(</w:t>
-      </w:r>
-      <w:proofErr w:type="gramEnd"/>
-      <w:r>
-        <w:rPr>
-          <w:lang w:val="en-US"/>
-        </w:rPr>
-        <w:t xml:space="preserve">name, age) OR </w:t>
-      </w:r>
-      <w:proofErr w:type="gramStart"/>
-      <w:r>
-        <w:rPr>
-          <w:lang w:val="en-US"/>
-        </w:rPr>
-        <w:t>Appliance._</w:t>
-      </w:r>
-      <w:proofErr w:type="gramEnd"/>
-      <w:r>
-        <w:rPr>
-          <w:lang w:val="en-US"/>
-        </w:rPr>
-        <w:t>_</w:t>
-      </w:r>
-      <w:proofErr w:type="spellStart"/>
-      <w:r>
-        <w:rPr>
-          <w:lang w:val="en-US"/>
-        </w:rPr>
-        <w:t>init</w:t>
-      </w:r>
-      <w:proofErr w:type="spellEnd"/>
-      <w:r>
-        <w:rPr>
-          <w:lang w:val="en-US"/>
-        </w:rPr>
-        <w:t>_</w:t>
-      </w:r>
-      <w:proofErr w:type="gramStart"/>
-      <w:r>
-        <w:rPr>
-          <w:lang w:val="en-US"/>
-        </w:rPr>
-        <w:t>_(</w:t>
-      </w:r>
-      <w:proofErr w:type="gramEnd"/>
+        <w:t xml:space="preserve">    super().__init__(name, age) OR Appliance.__init__(</w:t>
+      </w:r>
       <w:r>
         <w:rPr>
           <w:color w:val="EE0000"/>
@@ -3844,23 +2432,7 @@
         <w:rPr>
           <w:lang w:val="en-US"/>
         </w:rPr>
-        <w:t xml:space="preserve">    </w:t>
-      </w:r>
-      <w:proofErr w:type="spellStart"/>
-      <w:proofErr w:type="gramStart"/>
-      <w:r>
-        <w:rPr>
-          <w:lang w:val="en-US"/>
-        </w:rPr>
-        <w:t>self.height</w:t>
-      </w:r>
-      <w:proofErr w:type="spellEnd"/>
-      <w:proofErr w:type="gramEnd"/>
-      <w:r>
-        <w:rPr>
-          <w:lang w:val="en-US"/>
-        </w:rPr>
-        <w:t xml:space="preserve"> = height</w:t>
+        <w:t xml:space="preserve">    self.height = height</w:t>
       </w:r>
     </w:p>
     <w:p>
@@ -3905,19 +2477,11 @@
           <w:lang w:val="en-US"/>
         </w:rPr>
       </w:pPr>
-      <w:proofErr w:type="spellStart"/>
-      <w:r>
-        <w:rPr>
-          <w:lang w:val="en-US"/>
-        </w:rPr>
-        <w:t>ArithmethicException</w:t>
-      </w:r>
-      <w:proofErr w:type="spellEnd"/>
-      <w:r>
-        <w:rPr>
-          <w:lang w:val="en-US"/>
-        </w:rPr>
-        <w:t>: calculations are wrong</w:t>
+      <w:r>
+        <w:rPr>
+          <w:lang w:val="en-US"/>
+        </w:rPr>
+        <w:t>ArithmethicException: calculations are wrong</w:t>
       </w:r>
     </w:p>
     <w:p>
@@ -3931,19 +2495,11 @@
           <w:lang w:val="en-US"/>
         </w:rPr>
       </w:pPr>
-      <w:proofErr w:type="spellStart"/>
-      <w:r>
-        <w:rPr>
-          <w:lang w:val="en-US"/>
-        </w:rPr>
-        <w:t>ArrayIndexOutOfBoundsException</w:t>
-      </w:r>
-      <w:proofErr w:type="spellEnd"/>
-      <w:r>
-        <w:rPr>
-          <w:lang w:val="en-US"/>
-        </w:rPr>
-        <w:t>: Tried to access a value not within the length of an array</w:t>
+      <w:r>
+        <w:rPr>
+          <w:lang w:val="en-US"/>
+        </w:rPr>
+        <w:t>ArrayIndexOutOfBoundsException: Tried to access a value not within the length of an array</w:t>
       </w:r>
     </w:p>
     <w:p>
@@ -3957,33 +2513,11 @@
           <w:lang w:val="en-US"/>
         </w:rPr>
       </w:pPr>
-      <w:proofErr w:type="spellStart"/>
-      <w:r>
-        <w:rPr>
-          <w:lang w:val="en-US"/>
-        </w:rPr>
-        <w:t>FileNotFoundException</w:t>
-      </w:r>
-      <w:proofErr w:type="spellEnd"/>
-      <w:r>
-        <w:rPr>
-          <w:lang w:val="en-US"/>
-        </w:rPr>
-        <w:t xml:space="preserve">: Trying to access a file </w:t>
-      </w:r>
-      <w:proofErr w:type="gramStart"/>
-      <w:r>
-        <w:rPr>
-          <w:lang w:val="en-US"/>
-        </w:rPr>
-        <w:t>your</w:t>
-      </w:r>
-      <w:proofErr w:type="gramEnd"/>
-      <w:r>
-        <w:rPr>
-          <w:lang w:val="en-US"/>
-        </w:rPr>
-        <w:t xml:space="preserve"> not allowed to access</w:t>
+      <w:r>
+        <w:rPr>
+          <w:lang w:val="en-US"/>
+        </w:rPr>
+        <w:t>FileNotFoundException: Trying to access a file your not allowed to access</w:t>
       </w:r>
     </w:p>
     <w:p>
@@ -3997,19 +2531,11 @@
           <w:lang w:val="en-US"/>
         </w:rPr>
       </w:pPr>
-      <w:proofErr w:type="spellStart"/>
-      <w:r>
-        <w:rPr>
-          <w:lang w:val="en-US"/>
-        </w:rPr>
-        <w:t>ClassNotFoundException</w:t>
-      </w:r>
-      <w:proofErr w:type="spellEnd"/>
-      <w:r>
-        <w:rPr>
-          <w:lang w:val="en-US"/>
-        </w:rPr>
-        <w:t>: trying to access class that doesn’t exist</w:t>
+      <w:r>
+        <w:rPr>
+          <w:lang w:val="en-US"/>
+        </w:rPr>
+        <w:t>ClassNotFoundException: trying to access class that doesn’t exist</w:t>
       </w:r>
     </w:p>
     <w:p>
@@ -4023,19 +2549,11 @@
           <w:lang w:val="en-US"/>
         </w:rPr>
       </w:pPr>
-      <w:proofErr w:type="spellStart"/>
-      <w:r>
-        <w:rPr>
-          <w:lang w:val="en-US"/>
-        </w:rPr>
-        <w:t>IOException</w:t>
-      </w:r>
-      <w:proofErr w:type="spellEnd"/>
-      <w:r>
-        <w:rPr>
-          <w:lang w:val="en-US"/>
-        </w:rPr>
-        <w:t>: exceptions relating to input output</w:t>
+      <w:r>
+        <w:rPr>
+          <w:lang w:val="en-US"/>
+        </w:rPr>
+        <w:t>IOException: exceptions relating to input output</w:t>
       </w:r>
     </w:p>
     <w:p>
@@ -4049,26 +2567,11 @@
           <w:lang w:val="en-US"/>
         </w:rPr>
       </w:pPr>
-      <w:proofErr w:type="spellStart"/>
-      <w:r>
-        <w:rPr>
-          <w:lang w:val="en-US"/>
-        </w:rPr>
-        <w:t>StringIndexOutOfBoudsException</w:t>
-      </w:r>
-      <w:proofErr w:type="spellEnd"/>
-      <w:r>
-        <w:rPr>
-          <w:lang w:val="en-US"/>
-        </w:rPr>
-        <w:t xml:space="preserve">: </w:t>
-      </w:r>
-      <w:proofErr w:type="spellStart"/>
-      <w:r>
-        <w:rPr>
-          <w:lang w:val="en-US"/>
-        </w:rPr>
-        <w:t>t</w:t>
+      <w:r>
+        <w:rPr>
+          <w:lang w:val="en-US"/>
+        </w:rPr>
+        <w:t>StringIndexOutOfBoudsException: t</w:t>
       </w:r>
       <w:r>
         <w:rPr>
@@ -4082,7 +2585,6 @@
         </w:rPr>
         <w:t>ying</w:t>
       </w:r>
-      <w:proofErr w:type="spellEnd"/>
       <w:r>
         <w:rPr>
           <w:lang w:val="en-US"/>
@@ -4107,19 +2609,11 @@
           <w:lang w:val="en-US"/>
         </w:rPr>
       </w:pPr>
-      <w:proofErr w:type="spellStart"/>
-      <w:r>
-        <w:rPr>
-          <w:lang w:val="en-US"/>
-        </w:rPr>
-        <w:t>NullPointerException</w:t>
-      </w:r>
-      <w:proofErr w:type="spellEnd"/>
-      <w:r>
-        <w:rPr>
-          <w:lang w:val="en-US"/>
-        </w:rPr>
-        <w:t>: trying to access a variable that is null</w:t>
+      <w:r>
+        <w:rPr>
+          <w:lang w:val="en-US"/>
+        </w:rPr>
+        <w:t>NullPointerException: trying to access a variable that is null</w:t>
       </w:r>
     </w:p>
     <w:p>
@@ -4133,33 +2627,11 @@
           <w:lang w:val="en-US"/>
         </w:rPr>
       </w:pPr>
-      <w:proofErr w:type="spellStart"/>
-      <w:r>
-        <w:rPr>
-          <w:lang w:val="en-US"/>
-        </w:rPr>
-        <w:t>InputMismatchException</w:t>
-      </w:r>
-      <w:proofErr w:type="spellEnd"/>
-      <w:r>
-        <w:rPr>
-          <w:lang w:val="en-US"/>
-        </w:rPr>
-        <w:t xml:space="preserve">: mismatch types when entering data </w:t>
-      </w:r>
-      <w:proofErr w:type="spellStart"/>
-      <w:r>
-        <w:rPr>
-          <w:lang w:val="en-US"/>
-        </w:rPr>
-        <w:t>e.g</w:t>
-      </w:r>
-      <w:proofErr w:type="spellEnd"/>
-      <w:r>
-        <w:rPr>
-          <w:lang w:val="en-US"/>
-        </w:rPr>
-        <w:t xml:space="preserve"> string to int field</w:t>
+      <w:r>
+        <w:rPr>
+          <w:lang w:val="en-US"/>
+        </w:rPr>
+        <w:t>InputMismatchException: mismatch types when entering data e.g string to int field</w:t>
       </w:r>
     </w:p>
     <w:p>
@@ -4173,19 +2645,11 @@
           <w:lang w:val="en-US"/>
         </w:rPr>
       </w:pPr>
-      <w:proofErr w:type="spellStart"/>
-      <w:r>
-        <w:rPr>
-          <w:lang w:val="en-US"/>
-        </w:rPr>
-        <w:t>NumberFormatException</w:t>
-      </w:r>
-      <w:proofErr w:type="spellEnd"/>
-      <w:r>
-        <w:rPr>
-          <w:lang w:val="en-US"/>
-        </w:rPr>
-        <w:t xml:space="preserve">: </w:t>
+      <w:r>
+        <w:rPr>
+          <w:lang w:val="en-US"/>
+        </w:rPr>
+        <w:t xml:space="preserve">NumberFormatException: </w:t>
       </w:r>
       <w:r>
         <w:rPr>
@@ -4208,15 +2672,148 @@
     </w:p>
     <w:p>
       <w:pPr>
+        <w:rPr>
+          <w:lang w:val="en-US"/>
+        </w:rPr>
+      </w:pPr>
+      <w:r>
+        <w:rPr>
+          <w:lang w:val="en-US"/>
+        </w:rPr>
+        <w:t>Day 11</w:t>
+      </w:r>
+    </w:p>
+    <w:p>
+      <w:pPr>
         <w:pStyle w:val="ListParagraph"/>
         <w:numPr>
           <w:ilvl w:val="0"/>
-          <w:numId w:val="9"/>
-        </w:numPr>
-        <w:rPr>
-          <w:lang w:val="en-US"/>
-        </w:rPr>
-      </w:pPr>
+          <w:numId w:val="10"/>
+        </w:numPr>
+        <w:rPr>
+          <w:lang w:val="en-US"/>
+        </w:rPr>
+      </w:pPr>
+      <w:r>
+        <w:rPr>
+          <w:lang w:val="en-US"/>
+        </w:rPr>
+        <w:t xml:space="preserve">When defining a hashmap in java because String is seen as an object not a primitive type you can just do </w:t>
+      </w:r>
+    </w:p>
+    <w:p>
+      <w:pPr>
+        <w:pStyle w:val="ListParagraph"/>
+        <w:numPr>
+          <w:ilvl w:val="1"/>
+          <w:numId w:val="10"/>
+        </w:numPr>
+        <w:rPr>
+          <w:lang w:val="en-US"/>
+        </w:rPr>
+      </w:pPr>
+      <w:r>
+        <w:rPr>
+          <w:lang w:val="en-US"/>
+        </w:rPr>
+        <w:t>HashMap &lt;String, String&gt; myHashMap = new HashMap&lt;String, String&gt;();</w:t>
+      </w:r>
+    </w:p>
+    <w:p>
+      <w:pPr>
+        <w:pStyle w:val="ListParagraph"/>
+        <w:numPr>
+          <w:ilvl w:val="1"/>
+          <w:numId w:val="10"/>
+        </w:numPr>
+        <w:rPr>
+          <w:lang w:val="en-US"/>
+        </w:rPr>
+      </w:pPr>
+      <w:r>
+        <w:rPr>
+          <w:lang w:val="en-US"/>
+        </w:rPr>
+        <w:t>However for other primitive types you can’t just say int for example you have to say Integer or Boolean for bool, or Character for char</w:t>
+      </w:r>
+    </w:p>
+    <w:p>
+      <w:pPr>
+        <w:pStyle w:val="ListParagraph"/>
+        <w:numPr>
+          <w:ilvl w:val="1"/>
+          <w:numId w:val="10"/>
+        </w:numPr>
+        <w:rPr>
+          <w:lang w:val="en-US"/>
+        </w:rPr>
+      </w:pPr>
+      <w:r>
+        <w:rPr>
+          <w:lang w:val="en-US"/>
+        </w:rPr>
+        <w:t xml:space="preserve">HashMap &lt;String, </w:t>
+      </w:r>
+      <w:r>
+        <w:rPr>
+          <w:lang w:val="en-US"/>
+        </w:rPr>
+        <w:t>Integer</w:t>
+      </w:r>
+      <w:r>
+        <w:rPr>
+          <w:lang w:val="en-US"/>
+        </w:rPr>
+        <w:t xml:space="preserve">&gt; myHashMap = new HashMap&lt;String, </w:t>
+      </w:r>
+      <w:r>
+        <w:rPr>
+          <w:lang w:val="en-US"/>
+        </w:rPr>
+        <w:t>Integer</w:t>
+      </w:r>
+      <w:r>
+        <w:rPr>
+          <w:lang w:val="en-US"/>
+        </w:rPr>
+        <w:t>&gt;();</w:t>
+      </w:r>
+    </w:p>
+    <w:p>
+      <w:pPr>
+        <w:pStyle w:val="ListParagraph"/>
+        <w:numPr>
+          <w:ilvl w:val="0"/>
+          <w:numId w:val="10"/>
+        </w:numPr>
+        <w:rPr>
+          <w:lang w:val="en-US"/>
+        </w:rPr>
+      </w:pPr>
+      <w:r>
+        <w:rPr>
+          <w:lang w:val="en-US"/>
+        </w:rPr>
+        <w:t>.Append doesn’t add to a HashSet in C#</w:t>
+      </w:r>
+    </w:p>
+    <w:p>
+      <w:pPr>
+        <w:pStyle w:val="ListParagraph"/>
+        <w:numPr>
+          <w:ilvl w:val="0"/>
+          <w:numId w:val="10"/>
+        </w:numPr>
+        <w:rPr>
+          <w:lang w:val="en-US"/>
+        </w:rPr>
+      </w:pPr>
+      <w:r>
+        <w:rPr>
+          <w:lang w:val="en-US"/>
+        </w:rPr>
+        <w:t>.fromKeys method in python returns a dictionary with the same keys but all values set to None.</w:t>
+      </w:r>
     </w:p>
     <w:sectPr>
       <w:pgSz w:w="11906" w:h="16838"/>
@@ -4570,6 +3167,119 @@
     </w:lvl>
   </w:abstractNum>
   <w:abstractNum w:abstractNumId="3" w15:restartNumberingAfterBreak="0">
+    <w:nsid w:val="3F171D39"/>
+    <w:multiLevelType w:val="hybridMultilevel"/>
+    <w:tmpl w:val="B8029CA4"/>
+    <w:lvl w:ilvl="0" w:tplc="08090003">
+      <w:start w:val="1"/>
+      <w:numFmt w:val="bullet"/>
+      <w:lvlText w:val="o"/>
+      <w:lvlJc w:val="left"/>
+      <w:pPr>
+        <w:ind w:left="720" w:hanging="360"/>
+      </w:pPr>
+      <w:rPr>
+        <w:rFonts w:ascii="Courier New" w:hAnsi="Courier New" w:cs="Courier New" w:hint="default"/>
+      </w:rPr>
+    </w:lvl>
+    <w:lvl w:ilvl="1" w:tplc="08090003">
+      <w:start w:val="1"/>
+      <w:numFmt w:val="bullet"/>
+      <w:lvlText w:val="o"/>
+      <w:lvlJc w:val="left"/>
+      <w:pPr>
+        <w:ind w:left="1440" w:hanging="360"/>
+      </w:pPr>
+      <w:rPr>
+        <w:rFonts w:ascii="Courier New" w:hAnsi="Courier New" w:cs="Courier New" w:hint="default"/>
+      </w:rPr>
+    </w:lvl>
+    <w:lvl w:ilvl="2" w:tplc="08090005" w:tentative="1">
+      <w:start w:val="1"/>
+      <w:numFmt w:val="bullet"/>
+      <w:lvlText w:val=""/>
+      <w:lvlJc w:val="left"/>
+      <w:pPr>
+        <w:ind w:left="2160" w:hanging="360"/>
+      </w:pPr>
+      <w:rPr>
+        <w:rFonts w:ascii="Wingdings" w:hAnsi="Wingdings" w:hint="default"/>
+      </w:rPr>
+    </w:lvl>
+    <w:lvl w:ilvl="3" w:tplc="08090001" w:tentative="1">
+      <w:start w:val="1"/>
+      <w:numFmt w:val="bullet"/>
+      <w:lvlText w:val=""/>
+      <w:lvlJc w:val="left"/>
+      <w:pPr>
+        <w:ind w:left="2880" w:hanging="360"/>
+      </w:pPr>
+      <w:rPr>
+        <w:rFonts w:ascii="Symbol" w:hAnsi="Symbol" w:hint="default"/>
+      </w:rPr>
+    </w:lvl>
+    <w:lvl w:ilvl="4" w:tplc="08090003" w:tentative="1">
+      <w:start w:val="1"/>
+      <w:numFmt w:val="bullet"/>
+      <w:lvlText w:val="o"/>
+      <w:lvlJc w:val="left"/>
+      <w:pPr>
+        <w:ind w:left="3600" w:hanging="360"/>
+      </w:pPr>
+      <w:rPr>
+        <w:rFonts w:ascii="Courier New" w:hAnsi="Courier New" w:cs="Courier New" w:hint="default"/>
+      </w:rPr>
+    </w:lvl>
+    <w:lvl w:ilvl="5" w:tplc="08090005" w:tentative="1">
+      <w:start w:val="1"/>
+      <w:numFmt w:val="bullet"/>
+      <w:lvlText w:val=""/>
+      <w:lvlJc w:val="left"/>
+      <w:pPr>
+        <w:ind w:left="4320" w:hanging="360"/>
+      </w:pPr>
+      <w:rPr>
+        <w:rFonts w:ascii="Wingdings" w:hAnsi="Wingdings" w:hint="default"/>
+      </w:rPr>
+    </w:lvl>
+    <w:lvl w:ilvl="6" w:tplc="08090001" w:tentative="1">
+      <w:start w:val="1"/>
+      <w:numFmt w:val="bullet"/>
+      <w:lvlText w:val=""/>
+      <w:lvlJc w:val="left"/>
+      <w:pPr>
+        <w:ind w:left="5040" w:hanging="360"/>
+      </w:pPr>
+      <w:rPr>
+        <w:rFonts w:ascii="Symbol" w:hAnsi="Symbol" w:hint="default"/>
+      </w:rPr>
+    </w:lvl>
+    <w:lvl w:ilvl="7" w:tplc="08090003" w:tentative="1">
+      <w:start w:val="1"/>
+      <w:numFmt w:val="bullet"/>
+      <w:lvlText w:val="o"/>
+      <w:lvlJc w:val="left"/>
+      <w:pPr>
+        <w:ind w:left="5760" w:hanging="360"/>
+      </w:pPr>
+      <w:rPr>
+        <w:rFonts w:ascii="Courier New" w:hAnsi="Courier New" w:cs="Courier New" w:hint="default"/>
+      </w:rPr>
+    </w:lvl>
+    <w:lvl w:ilvl="8" w:tplc="08090005" w:tentative="1">
+      <w:start w:val="1"/>
+      <w:numFmt w:val="bullet"/>
+      <w:lvlText w:val=""/>
+      <w:lvlJc w:val="left"/>
+      <w:pPr>
+        <w:ind w:left="6480" w:hanging="360"/>
+      </w:pPr>
+      <w:rPr>
+        <w:rFonts w:ascii="Wingdings" w:hAnsi="Wingdings" w:hint="default"/>
+      </w:rPr>
+    </w:lvl>
+  </w:abstractNum>
+  <w:abstractNum w:abstractNumId="4" w15:restartNumberingAfterBreak="0">
     <w:nsid w:val="4E8B73F5"/>
     <w:multiLevelType w:val="hybridMultilevel"/>
     <w:tmpl w:val="B37E9D9A"/>
@@ -4682,7 +3392,7 @@
       </w:rPr>
     </w:lvl>
   </w:abstractNum>
-  <w:abstractNum w:abstractNumId="4" w15:restartNumberingAfterBreak="0">
+  <w:abstractNum w:abstractNumId="5" w15:restartNumberingAfterBreak="0">
     <w:nsid w:val="5AC44D8A"/>
     <w:multiLevelType w:val="hybridMultilevel"/>
     <w:tmpl w:val="B41412D8"/>
@@ -4795,7 +3505,7 @@
       </w:rPr>
     </w:lvl>
   </w:abstractNum>
-  <w:abstractNum w:abstractNumId="5" w15:restartNumberingAfterBreak="0">
+  <w:abstractNum w:abstractNumId="6" w15:restartNumberingAfterBreak="0">
     <w:nsid w:val="622749CF"/>
     <w:multiLevelType w:val="hybridMultilevel"/>
     <w:tmpl w:val="9A7ABF14"/>
@@ -4908,7 +3618,7 @@
       </w:rPr>
     </w:lvl>
   </w:abstractNum>
-  <w:abstractNum w:abstractNumId="6" w15:restartNumberingAfterBreak="0">
+  <w:abstractNum w:abstractNumId="7" w15:restartNumberingAfterBreak="0">
     <w:nsid w:val="660B0BC7"/>
     <w:multiLevelType w:val="hybridMultilevel"/>
     <w:tmpl w:val="7F426734"/>
@@ -5021,7 +3731,7 @@
       </w:rPr>
     </w:lvl>
   </w:abstractNum>
-  <w:abstractNum w:abstractNumId="7" w15:restartNumberingAfterBreak="0">
+  <w:abstractNum w:abstractNumId="8" w15:restartNumberingAfterBreak="0">
     <w:nsid w:val="6EAD22DE"/>
     <w:multiLevelType w:val="hybridMultilevel"/>
     <w:tmpl w:val="A722335E"/>
@@ -5134,7 +3844,7 @@
       </w:rPr>
     </w:lvl>
   </w:abstractNum>
-  <w:abstractNum w:abstractNumId="8" w15:restartNumberingAfterBreak="0">
+  <w:abstractNum w:abstractNumId="9" w15:restartNumberingAfterBreak="0">
     <w:nsid w:val="730B4BD8"/>
     <w:multiLevelType w:val="hybridMultilevel"/>
     <w:tmpl w:val="AACAA248"/>
@@ -5248,10 +3958,10 @@
     </w:lvl>
   </w:abstractNum>
   <w:num w:numId="1" w16cid:durableId="1148787128">
-    <w:abstractNumId w:val="6"/>
+    <w:abstractNumId w:val="7"/>
   </w:num>
   <w:num w:numId="2" w16cid:durableId="1274509325">
-    <w:abstractNumId w:val="3"/>
+    <w:abstractNumId w:val="4"/>
   </w:num>
   <w:num w:numId="3" w16cid:durableId="1264073781">
     <w:abstractNumId w:val="0"/>
@@ -5260,19 +3970,22 @@
     <w:abstractNumId w:val="1"/>
   </w:num>
   <w:num w:numId="5" w16cid:durableId="671567869">
-    <w:abstractNumId w:val="4"/>
+    <w:abstractNumId w:val="5"/>
   </w:num>
   <w:num w:numId="6" w16cid:durableId="1687902216">
-    <w:abstractNumId w:val="7"/>
+    <w:abstractNumId w:val="8"/>
   </w:num>
   <w:num w:numId="7" w16cid:durableId="1040131917">
-    <w:abstractNumId w:val="5"/>
+    <w:abstractNumId w:val="6"/>
   </w:num>
   <w:num w:numId="8" w16cid:durableId="807236893">
     <w:abstractNumId w:val="2"/>
   </w:num>
   <w:num w:numId="9" w16cid:durableId="52774348">
-    <w:abstractNumId w:val="8"/>
+    <w:abstractNumId w:val="9"/>
+  </w:num>
+  <w:num w:numId="10" w16cid:durableId="1828669709">
+    <w:abstractNumId w:val="3"/>
   </w:num>
 </w:numbering>
 </file>
